--- a/docs/data_model.docx
+++ b/docs/data_model.docx
@@ -4,195 +4,1546 @@
   <w:body>
     <w:p>
       <w:pPr>
+        <w:pStyle w:val="Heading1"/>
+        <w:rPr>
+          <w:rFonts w:asciiTheme="minorHAnsi" w:hAnsiTheme="minorHAnsi"/>
+        </w:rPr>
+      </w:pPr>
+      <w:r>
+        <w:rPr>
+          <w:rFonts w:asciiTheme="minorHAnsi" w:hAnsiTheme="minorHAnsi"/>
+        </w:rPr>
+        <w:t>Data Model Document</w:t>
+      </w:r>
+    </w:p>
+    <w:p>
+      <w:pPr>
+        <w:pStyle w:val="Heading2"/>
+      </w:pPr>
+      <w:r>
+        <w:t>NHS A&amp;E Analytics Engineering Platform</w:t>
+      </w:r>
+    </w:p>
+    <w:p>
+      <w:pPr>
+        <w:pStyle w:val="NormalWeb"/>
+      </w:pPr>
+      <w:r>
+        <w:rPr>
+          <w:rStyle w:val="Strong"/>
+        </w:rPr>
+        <w:t>Database:</w:t>
+      </w:r>
+      <w:r>
+        <w:t xml:space="preserve"> PostgreSQL</w:t>
+      </w:r>
+    </w:p>
+    <w:p>
+      <w:pPr>
+        <w:pStyle w:val="NormalWeb"/>
+      </w:pPr>
+      <w:r>
+        <w:rPr>
+          <w:rStyle w:val="Strong"/>
+        </w:rPr>
+        <w:t>Architecture:</w:t>
+      </w:r>
+      <w:r>
+        <w:t xml:space="preserve"> Medallion (Bronze → Silver → Gold)</w:t>
+      </w:r>
+    </w:p>
+    <w:p>
+      <w:pPr>
+        <w:pStyle w:val="NormalWeb"/>
+      </w:pPr>
+      <w:r>
+        <w:rPr>
+          <w:rStyle w:val="Strong"/>
+        </w:rPr>
+        <w:t>Modelling Approach:</w:t>
+      </w:r>
+      <w:r>
+        <w:t xml:space="preserve"> Kimball Star Schema</w:t>
+      </w:r>
+    </w:p>
+    <w:p>
+      <w:r>
+        <w:pict>
+          <v:rect id="_x0000_i1033" style="width:0;height:1.5pt" o:hralign="center" o:hrstd="t" o:hr="t" fillcolor="#a0a0a0" stroked="f"/>
+        </w:pict>
+      </w:r>
+    </w:p>
+    <w:p>
+      <w:pPr>
+        <w:pStyle w:val="Heading1"/>
+        <w:rPr>
+          <w:rFonts w:asciiTheme="minorHAnsi" w:hAnsiTheme="minorHAnsi"/>
+          <w:sz w:val="40"/>
+          <w:szCs w:val="40"/>
+        </w:rPr>
+      </w:pPr>
+      <w:r>
+        <w:rPr>
+          <w:rFonts w:asciiTheme="minorHAnsi" w:hAnsiTheme="minorHAnsi"/>
+          <w:sz w:val="40"/>
+          <w:szCs w:val="40"/>
+        </w:rPr>
+        <w:t>1. Purpose</w:t>
+      </w:r>
+    </w:p>
+    <w:p>
+      <w:pPr>
+        <w:pStyle w:val="NormalWeb"/>
+      </w:pPr>
+      <w:r>
+        <w:t>This document describes the logical and physical data model used within the NHS A&amp;E Analytics Engineering Platform.</w:t>
+      </w:r>
+    </w:p>
+    <w:p>
+      <w:pPr>
+        <w:pStyle w:val="NormalWeb"/>
+      </w:pPr>
+      <w:r>
+        <w:t>The warehouse transforms NHS England monthly Accident &amp; Emergency attendance publications into a dimensional model optimised for analytical workloads and Power BI reporting.</w:t>
+      </w:r>
+    </w:p>
+    <w:p>
+      <w:pPr>
+        <w:pStyle w:val="NormalWeb"/>
+      </w:pPr>
+      <w:r>
+        <w:t>The Gold layer is designed around a star schema consisting of one central fact table and three conformed dimensions.</w:t>
+      </w:r>
+    </w:p>
+    <w:p/>
+    <w:p>
+      <w:pPr>
+        <w:pStyle w:val="Heading1"/>
+        <w:rPr>
+          <w:rFonts w:asciiTheme="minorHAnsi" w:hAnsiTheme="minorHAnsi"/>
+          <w:sz w:val="40"/>
+          <w:szCs w:val="40"/>
+        </w:rPr>
+      </w:pPr>
+      <w:r>
+        <w:rPr>
+          <w:rFonts w:asciiTheme="minorHAnsi" w:hAnsiTheme="minorHAnsi"/>
+          <w:sz w:val="40"/>
+          <w:szCs w:val="40"/>
+        </w:rPr>
+        <w:t>2. Overall Architecture</w:t>
+      </w:r>
+    </w:p>
+    <w:p>
+      <w:pPr>
+        <w:pStyle w:val="HTMLPreformatted"/>
+      </w:pPr>
+      <w:r>
+        <w:rPr>
+          <w:rStyle w:val="HTMLCode"/>
+        </w:rPr>
+        <w:t>Raw NHS CSV Files</w:t>
+      </w:r>
+      <w:r>
+        <w:br/>
+      </w:r>
+      <w:r>
+        <w:rPr>
+          <w:rStyle w:val="HTMLCode"/>
+        </w:rPr>
+        <w:t xml:space="preserve">        │</w:t>
+      </w:r>
+      <w:r>
+        <w:br/>
+      </w:r>
+      <w:r>
+        <w:rPr>
+          <w:rStyle w:val="HTMLCode"/>
+        </w:rPr>
+        <w:t xml:space="preserve">        ▼</w:t>
+      </w:r>
+      <w:r>
+        <w:br/>
+      </w:r>
+      <w:r>
+        <w:rPr>
+          <w:rStyle w:val="HTMLCode"/>
+        </w:rPr>
+        <w:t>Bronze Schema</w:t>
+      </w:r>
+      <w:r>
+        <w:br/>
+      </w:r>
+      <w:r>
+        <w:rPr>
+          <w:rStyle w:val="HTMLCode"/>
+        </w:rPr>
+        <w:t>(Raw Ingestion)</w:t>
+      </w:r>
+      <w:r>
+        <w:br/>
+      </w:r>
+      <w:r>
+        <w:rPr>
+          <w:rStyle w:val="HTMLCode"/>
+        </w:rPr>
+        <w:t xml:space="preserve">        │</w:t>
+      </w:r>
+      <w:r>
+        <w:br/>
+      </w:r>
+      <w:r>
+        <w:rPr>
+          <w:rStyle w:val="HTMLCode"/>
+        </w:rPr>
+        <w:t xml:space="preserve">        ▼</w:t>
+      </w:r>
+      <w:r>
+        <w:br/>
+      </w:r>
+      <w:r>
+        <w:rPr>
+          <w:rStyle w:val="HTMLCode"/>
+        </w:rPr>
+        <w:t>Silver Schema</w:t>
+      </w:r>
+      <w:r>
+        <w:br/>
+      </w:r>
+      <w:r>
+        <w:rPr>
+          <w:rStyle w:val="HTMLCode"/>
+        </w:rPr>
+        <w:t>(Cleaned &amp; Enriched)</w:t>
+      </w:r>
+      <w:r>
+        <w:br/>
+      </w:r>
+      <w:r>
+        <w:rPr>
+          <w:rStyle w:val="HTMLCode"/>
+        </w:rPr>
+        <w:t xml:space="preserve">        │</w:t>
+      </w:r>
+      <w:r>
+        <w:br/>
+      </w:r>
+      <w:r>
+        <w:rPr>
+          <w:rStyle w:val="HTMLCode"/>
+        </w:rPr>
+        <w:t xml:space="preserve">        ▼</w:t>
+      </w:r>
+      <w:r>
+        <w:br/>
+      </w:r>
+      <w:r>
+        <w:rPr>
+          <w:rStyle w:val="HTMLCode"/>
+        </w:rPr>
+        <w:t>Gold Schema</w:t>
+      </w:r>
+      <w:r>
+        <w:br/>
+      </w:r>
+      <w:r>
+        <w:rPr>
+          <w:rStyle w:val="HTMLCode"/>
+        </w:rPr>
+        <w:t>(Dimensional Model)</w:t>
+      </w:r>
+      <w:r>
+        <w:br/>
+      </w:r>
+      <w:r>
+        <w:rPr>
+          <w:rStyle w:val="HTMLCode"/>
+        </w:rPr>
+        <w:t xml:space="preserve">        │</w:t>
+      </w:r>
+      <w:r>
+        <w:br/>
+      </w:r>
+      <w:r>
+        <w:rPr>
+          <w:rStyle w:val="HTMLCode"/>
+        </w:rPr>
+        <w:t xml:space="preserve">        ▼</w:t>
+      </w:r>
+      <w:r>
+        <w:br/>
+      </w:r>
+      <w:r>
+        <w:rPr>
+          <w:rStyle w:val="HTMLCode"/>
+        </w:rPr>
+        <w:t>Power BI</w:t>
+      </w:r>
+    </w:p>
+    <w:p/>
+    <w:p>
+      <w:pPr>
+        <w:pStyle w:val="Heading1"/>
+        <w:rPr>
+          <w:rFonts w:asciiTheme="minorHAnsi" w:hAnsiTheme="minorHAnsi"/>
+          <w:sz w:val="40"/>
+          <w:szCs w:val="40"/>
+        </w:rPr>
+      </w:pPr>
+    </w:p>
+    <w:p>
+      <w:pPr>
+        <w:pStyle w:val="Heading1"/>
+        <w:rPr>
+          <w:rFonts w:asciiTheme="minorHAnsi" w:hAnsiTheme="minorHAnsi"/>
+          <w:sz w:val="40"/>
+          <w:szCs w:val="40"/>
+        </w:rPr>
+      </w:pPr>
+      <w:r>
+        <w:rPr>
+          <w:rFonts w:asciiTheme="minorHAnsi" w:hAnsiTheme="minorHAnsi"/>
+          <w:sz w:val="40"/>
+          <w:szCs w:val="40"/>
+        </w:rPr>
+        <w:lastRenderedPageBreak/>
+        <w:t>3. Star Schema</w:t>
+      </w:r>
+    </w:p>
+    <w:p>
+      <w:pPr>
+        <w:pStyle w:val="HTMLPreformatted"/>
+      </w:pPr>
+      <w:r>
+        <w:rPr>
+          <w:rStyle w:val="HTMLCode"/>
+        </w:rPr>
+        <w:t xml:space="preserve">                 </w:t>
+      </w:r>
+      <w:proofErr w:type="spellStart"/>
+      <w:r>
+        <w:rPr>
+          <w:rStyle w:val="HTMLCode"/>
+        </w:rPr>
+        <w:t>dim_date</w:t>
+      </w:r>
+      <w:proofErr w:type="spellEnd"/>
+      <w:r>
+        <w:br/>
+      </w:r>
+      <w:r>
+        <w:rPr>
+          <w:rStyle w:val="HTMLCode"/>
+        </w:rPr>
+        <w:t xml:space="preserve">                     │</w:t>
+      </w:r>
+      <w:r>
+        <w:br/>
+      </w:r>
+      <w:r>
+        <w:rPr>
+          <w:rStyle w:val="HTMLCode"/>
+        </w:rPr>
+        <w:t xml:space="preserve">                     │</w:t>
+      </w:r>
+      <w:r>
+        <w:br/>
+      </w:r>
+      <w:r>
+        <w:rPr>
+          <w:rStyle w:val="HTMLCode"/>
+        </w:rPr>
+        <w:t xml:space="preserve">                     │</w:t>
+      </w:r>
+      <w:r>
+        <w:br/>
+      </w:r>
+      <w:proofErr w:type="spellStart"/>
+      <w:r>
+        <w:rPr>
+          <w:rStyle w:val="HTMLCode"/>
+        </w:rPr>
+        <w:t>dim_provider</w:t>
+      </w:r>
+      <w:proofErr w:type="spellEnd"/>
+      <w:r>
+        <w:rPr>
+          <w:rStyle w:val="HTMLCode"/>
+        </w:rPr>
+        <w:t xml:space="preserve"> ─── </w:t>
+      </w:r>
+      <w:proofErr w:type="spellStart"/>
+      <w:r>
+        <w:rPr>
+          <w:rStyle w:val="HTMLCode"/>
+        </w:rPr>
+        <w:t>fact_ae_monthly</w:t>
+      </w:r>
+      <w:proofErr w:type="spellEnd"/>
+      <w:r>
+        <w:rPr>
+          <w:rStyle w:val="HTMLCode"/>
+        </w:rPr>
+        <w:t xml:space="preserve"> ─── </w:t>
+      </w:r>
+      <w:proofErr w:type="spellStart"/>
+      <w:r>
+        <w:rPr>
+          <w:rStyle w:val="HTMLCode"/>
+        </w:rPr>
+        <w:t>dim_icb</w:t>
+      </w:r>
+      <w:proofErr w:type="spellEnd"/>
+    </w:p>
+    <w:p>
+      <w:pPr>
+        <w:pStyle w:val="NormalWeb"/>
+      </w:pPr>
+      <w:r>
+        <w:t>The warehouse follows a classic star schema.</w:t>
+      </w:r>
+    </w:p>
+    <w:p>
+      <w:pPr>
+        <w:numPr>
+          <w:ilvl w:val="0"/>
+          <w:numId w:val="3"/>
+        </w:numPr>
         <w:spacing w:before="100" w:beforeAutospacing="1" w:after="100" w:afterAutospacing="1" w:line="240" w:lineRule="auto"/>
-        <w:outlineLvl w:val="0"/>
-        <w:rPr>
-          <w:rFonts w:ascii="Times New Roman" w:eastAsia="Times New Roman" w:hAnsi="Times New Roman" w:cs="Times New Roman"/>
-          <w:b/>
-          <w:bCs/>
-          <w:kern w:val="36"/>
-          <w:lang w:eastAsia="en-GB"/>
-        </w:rPr>
-      </w:pPr>
-      <w:bookmarkStart w:id="0" w:name="_GoBack"/>
-      <w:bookmarkEnd w:id="0"/>
-    </w:p>
-    <w:p>
-      <w:pPr>
+      </w:pPr>
+      <w:r>
+        <w:t xml:space="preserve">One fact table </w:t>
+      </w:r>
+    </w:p>
+    <w:p>
+      <w:pPr>
+        <w:numPr>
+          <w:ilvl w:val="0"/>
+          <w:numId w:val="3"/>
+        </w:numPr>
         <w:spacing w:before="100" w:beforeAutospacing="1" w:after="100" w:afterAutospacing="1" w:line="240" w:lineRule="auto"/>
-        <w:outlineLvl w:val="0"/>
-        <w:rPr>
-          <w:rFonts w:ascii="Times New Roman" w:eastAsia="Times New Roman" w:hAnsi="Times New Roman" w:cs="Times New Roman"/>
-          <w:b/>
-          <w:bCs/>
-          <w:kern w:val="36"/>
-          <w:lang w:eastAsia="en-GB"/>
-        </w:rPr>
-      </w:pPr>
-      <w:r>
-        <w:rPr>
-          <w:rFonts w:ascii="Times New Roman" w:eastAsia="Times New Roman" w:hAnsi="Times New Roman" w:cs="Times New Roman"/>
-          <w:b/>
-          <w:bCs/>
-          <w:kern w:val="36"/>
-          <w:highlight w:val="yellow"/>
-          <w:lang w:eastAsia="en-GB"/>
-        </w:rPr>
-        <w:t>Link to dataset</w:t>
-      </w:r>
-    </w:p>
-    <w:p>
-      <w:pPr>
+      </w:pPr>
+      <w:r>
+        <w:t xml:space="preserve">Three dimensions </w:t>
+      </w:r>
+    </w:p>
+    <w:p>
+      <w:pPr>
+        <w:numPr>
+          <w:ilvl w:val="0"/>
+          <w:numId w:val="3"/>
+        </w:numPr>
         <w:spacing w:before="100" w:beforeAutospacing="1" w:after="100" w:afterAutospacing="1" w:line="240" w:lineRule="auto"/>
-        <w:outlineLvl w:val="0"/>
-        <w:rPr>
-          <w:rFonts w:ascii="Times New Roman" w:eastAsia="Times New Roman" w:hAnsi="Times New Roman" w:cs="Times New Roman"/>
-          <w:b/>
-          <w:bCs/>
-          <w:kern w:val="36"/>
-          <w:lang w:eastAsia="en-GB"/>
-        </w:rPr>
-      </w:pPr>
-      <w:r>
-        <w:rPr>
-          <w:rFonts w:ascii="Times New Roman" w:eastAsia="Times New Roman" w:hAnsi="Times New Roman" w:cs="Times New Roman"/>
-          <w:b/>
-          <w:bCs/>
-          <w:kern w:val="36"/>
-          <w:lang w:eastAsia="en-GB"/>
-        </w:rPr>
-        <w:t>https://www.england.nhs.uk/statistics/statistical-work-areas/ae-waiting-times-and-activity/ae-attendances-and-emergency-admissions-2025-26/</w:t>
-      </w:r>
-    </w:p>
-    <w:p>
-      <w:pPr>
+      </w:pPr>
+      <w:r>
+        <w:t xml:space="preserve">Integer surrogate keys </w:t>
+      </w:r>
+    </w:p>
+    <w:p>
+      <w:pPr>
+        <w:numPr>
+          <w:ilvl w:val="0"/>
+          <w:numId w:val="3"/>
+        </w:numPr>
         <w:spacing w:before="100" w:beforeAutospacing="1" w:after="100" w:afterAutospacing="1" w:line="240" w:lineRule="auto"/>
-        <w:outlineLvl w:val="0"/>
-        <w:rPr>
-          <w:rFonts w:ascii="Times New Roman" w:eastAsia="Times New Roman" w:hAnsi="Times New Roman" w:cs="Times New Roman"/>
-          <w:b/>
-          <w:bCs/>
-          <w:kern w:val="36"/>
-          <w:sz w:val="48"/>
-          <w:szCs w:val="48"/>
-          <w:lang w:eastAsia="en-GB"/>
-        </w:rPr>
-      </w:pPr>
-      <w:r>
-        <w:rPr>
-          <w:rFonts w:ascii="Times New Roman" w:eastAsia="Times New Roman" w:hAnsi="Times New Roman" w:cs="Times New Roman"/>
-          <w:b/>
-          <w:bCs/>
-          <w:kern w:val="36"/>
-          <w:sz w:val="48"/>
-          <w:szCs w:val="48"/>
-          <w:lang w:eastAsia="en-GB"/>
-        </w:rPr>
-        <w:t>Part 4 - Create a Data Model Document</w:t>
-      </w:r>
-    </w:p>
-    <w:p>
-      <w:pPr>
+      </w:pPr>
+      <w:r>
+        <w:t xml:space="preserve">Foreign key relationships </w:t>
+      </w:r>
+    </w:p>
+    <w:p>
+      <w:pPr>
+        <w:numPr>
+          <w:ilvl w:val="0"/>
+          <w:numId w:val="3"/>
+        </w:numPr>
         <w:spacing w:before="100" w:beforeAutospacing="1" w:after="100" w:afterAutospacing="1" w:line="240" w:lineRule="auto"/>
-        <w:rPr>
-          <w:rFonts w:ascii="Times New Roman" w:eastAsia="Times New Roman" w:hAnsi="Times New Roman" w:cs="Times New Roman"/>
-          <w:sz w:val="24"/>
-          <w:szCs w:val="24"/>
-          <w:lang w:eastAsia="en-GB"/>
-        </w:rPr>
-      </w:pPr>
-      <w:r>
-        <w:rPr>
-          <w:rFonts w:ascii="Times New Roman" w:eastAsia="Times New Roman" w:hAnsi="Times New Roman" w:cs="Times New Roman"/>
-          <w:sz w:val="24"/>
-          <w:szCs w:val="24"/>
-          <w:lang w:eastAsia="en-GB"/>
-        </w:rPr>
-        <w:t xml:space="preserve">Still inside </w:t>
-      </w:r>
-      <w:r>
-        <w:rPr>
-          <w:rFonts w:ascii="Times New Roman" w:eastAsia="Times New Roman" w:hAnsi="Times New Roman" w:cs="Times New Roman"/>
-          <w:b/>
-          <w:bCs/>
-          <w:sz w:val="24"/>
-          <w:szCs w:val="24"/>
-          <w:lang w:eastAsia="en-GB"/>
-        </w:rPr>
-        <w:t>docs</w:t>
-      </w:r>
-      <w:r>
-        <w:rPr>
-          <w:rFonts w:ascii="Times New Roman" w:eastAsia="Times New Roman" w:hAnsi="Times New Roman" w:cs="Times New Roman"/>
-          <w:sz w:val="24"/>
-          <w:szCs w:val="24"/>
-          <w:lang w:eastAsia="en-GB"/>
-        </w:rPr>
-        <w:t>, create a new Word document (or Markdown file if you're comfortable with it) called:</w:t>
-      </w:r>
-    </w:p>
-    <w:p>
-      <w:pPr>
-        <w:tabs>
-          <w:tab w:val="left" w:pos="916"/>
-          <w:tab w:val="left" w:pos="1832"/>
-          <w:tab w:val="left" w:pos="2748"/>
-          <w:tab w:val="left" w:pos="3664"/>
-          <w:tab w:val="left" w:pos="4580"/>
-          <w:tab w:val="left" w:pos="5496"/>
-          <w:tab w:val="left" w:pos="6412"/>
-          <w:tab w:val="left" w:pos="7328"/>
-          <w:tab w:val="left" w:pos="8244"/>
-          <w:tab w:val="left" w:pos="9160"/>
-          <w:tab w:val="left" w:pos="10076"/>
-          <w:tab w:val="left" w:pos="10992"/>
-          <w:tab w:val="left" w:pos="11908"/>
-          <w:tab w:val="left" w:pos="12824"/>
-          <w:tab w:val="left" w:pos="13740"/>
-          <w:tab w:val="left" w:pos="14656"/>
-        </w:tabs>
-        <w:spacing w:after="0" w:line="240" w:lineRule="auto"/>
-        <w:rPr>
-          <w:rFonts w:ascii="Courier New" w:eastAsia="Times New Roman" w:hAnsi="Courier New" w:cs="Courier New"/>
-          <w:sz w:val="20"/>
-          <w:szCs w:val="20"/>
-          <w:lang w:eastAsia="en-GB"/>
-        </w:rPr>
-      </w:pPr>
-      <w:r>
-        <w:rPr>
-          <w:rFonts w:ascii="Courier New" w:eastAsia="Times New Roman" w:hAnsi="Courier New" w:cs="Courier New"/>
-          <w:sz w:val="20"/>
-          <w:szCs w:val="20"/>
-          <w:lang w:eastAsia="en-GB"/>
-        </w:rPr>
-        <w:t>data_model.docx</w:t>
-      </w:r>
-    </w:p>
-    <w:p>
-      <w:pPr>
-        <w:spacing w:before="100" w:beforeAutospacing="1" w:after="100" w:afterAutospacing="1" w:line="240" w:lineRule="auto"/>
-        <w:rPr>
-          <w:rFonts w:ascii="Times New Roman" w:eastAsia="Times New Roman" w:hAnsi="Times New Roman" w:cs="Times New Roman"/>
-          <w:sz w:val="24"/>
-          <w:szCs w:val="24"/>
-          <w:lang w:eastAsia="en-GB"/>
-        </w:rPr>
-      </w:pPr>
-      <w:r>
-        <w:rPr>
-          <w:rFonts w:ascii="Times New Roman" w:eastAsia="Times New Roman" w:hAnsi="Times New Roman" w:cs="Times New Roman"/>
-          <w:sz w:val="24"/>
-          <w:szCs w:val="24"/>
-          <w:lang w:eastAsia="en-GB"/>
-        </w:rPr>
-        <w:t>Write the following sections:</w:t>
-      </w:r>
-    </w:p>
-    <w:p>
-      <w:pPr>
-        <w:spacing w:before="100" w:beforeAutospacing="1" w:after="100" w:afterAutospacing="1" w:line="240" w:lineRule="auto"/>
-        <w:outlineLvl w:val="2"/>
+      </w:pPr>
+      <w:r>
+        <w:t xml:space="preserve">Fully </w:t>
+      </w:r>
+      <w:proofErr w:type="spellStart"/>
+      <w:r>
+        <w:t>denormalised</w:t>
+      </w:r>
+      <w:proofErr w:type="spellEnd"/>
+      <w:r>
+        <w:t xml:space="preserve"> dimensions for reporting performance </w:t>
+      </w:r>
+    </w:p>
+    <w:p>
+      <w:pPr>
+        <w:spacing w:after="0"/>
+      </w:pPr>
+    </w:p>
+    <w:p>
+      <w:pPr>
+        <w:pStyle w:val="Heading1"/>
+        <w:rPr>
+          <w:rFonts w:asciiTheme="minorHAnsi" w:hAnsiTheme="minorHAnsi"/>
+          <w:sz w:val="40"/>
+          <w:szCs w:val="40"/>
+        </w:rPr>
+      </w:pPr>
+      <w:r>
+        <w:rPr>
+          <w:rFonts w:asciiTheme="minorHAnsi" w:hAnsiTheme="minorHAnsi"/>
+          <w:sz w:val="40"/>
+          <w:szCs w:val="40"/>
+        </w:rPr>
+        <w:t>4. Fact Table</w:t>
+      </w:r>
+    </w:p>
+    <w:p>
+      <w:pPr>
+        <w:pStyle w:val="Heading2"/>
+      </w:pPr>
+      <w:proofErr w:type="spellStart"/>
+      <w:r>
+        <w:t>fact_ae_monthly</w:t>
+      </w:r>
+      <w:proofErr w:type="spellEnd"/>
+    </w:p>
+    <w:p>
+      <w:pPr>
+        <w:pStyle w:val="NormalWeb"/>
+      </w:pPr>
+      <w:r>
+        <w:t>Granularity:</w:t>
+      </w:r>
+    </w:p>
+    <w:p>
+      <w:pPr>
+        <w:pStyle w:val="NormalWeb"/>
+      </w:pPr>
+      <w:r>
+        <w:t>One row per provider per reporting month.</w:t>
+      </w:r>
+    </w:p>
+    <w:p>
+      <w:pPr>
+        <w:pStyle w:val="Heading3"/>
+      </w:pPr>
+      <w:r>
+        <w:t>Primary Key</w:t>
+      </w:r>
+    </w:p>
+    <w:p>
+      <w:pPr>
+        <w:pStyle w:val="HTMLPreformatted"/>
+      </w:pPr>
+      <w:proofErr w:type="spellStart"/>
+      <w:r>
+        <w:rPr>
+          <w:rStyle w:val="HTMLCode"/>
+        </w:rPr>
+        <w:t>fact_id</w:t>
+      </w:r>
+      <w:proofErr w:type="spellEnd"/>
+    </w:p>
+    <w:p>
+      <w:pPr>
+        <w:pStyle w:val="Heading3"/>
+      </w:pPr>
+      <w:r>
+        <w:t>Foreign Keys</w:t>
+      </w:r>
+    </w:p>
+    <w:p>
+      <w:pPr>
+        <w:pStyle w:val="HTMLPreformatted"/>
+      </w:pPr>
+      <w:proofErr w:type="spellStart"/>
+      <w:r>
+        <w:rPr>
+          <w:rStyle w:val="HTMLCode"/>
+        </w:rPr>
+        <w:t>provider_key</w:t>
+      </w:r>
+      <w:proofErr w:type="spellEnd"/>
+      <w:r>
+        <w:br/>
+      </w:r>
+      <w:proofErr w:type="spellStart"/>
+      <w:r>
+        <w:rPr>
+          <w:rStyle w:val="HTMLCode"/>
+        </w:rPr>
+        <w:t>date_key</w:t>
+      </w:r>
+      <w:proofErr w:type="spellEnd"/>
+      <w:r>
+        <w:br/>
+      </w:r>
+      <w:proofErr w:type="spellStart"/>
+      <w:r>
+        <w:rPr>
+          <w:rStyle w:val="HTMLCode"/>
+        </w:rPr>
+        <w:t>icb_key</w:t>
+      </w:r>
+      <w:proofErr w:type="spellEnd"/>
+    </w:p>
+    <w:p>
+      <w:pPr>
+        <w:pStyle w:val="Heading3"/>
+      </w:pPr>
+      <w:r>
+        <w:t>Measures</w:t>
+      </w:r>
+    </w:p>
+    <w:tbl>
+      <w:tblPr>
+        <w:tblW w:w="0" w:type="auto"/>
+        <w:tblCellSpacing w:w="15" w:type="dxa"/>
+        <w:tblCellMar>
+          <w:top w:w="15" w:type="dxa"/>
+          <w:left w:w="15" w:type="dxa"/>
+          <w:bottom w:w="15" w:type="dxa"/>
+          <w:right w:w="15" w:type="dxa"/>
+        </w:tblCellMar>
+        <w:tblLook w:val="04A0" w:firstRow="1" w:lastRow="0" w:firstColumn="1" w:lastColumn="0" w:noHBand="0" w:noVBand="1"/>
+      </w:tblPr>
+      <w:tblGrid>
+        <w:gridCol w:w="5501"/>
+        <w:gridCol w:w="81"/>
+      </w:tblGrid>
+      <w:tr>
+        <w:trPr>
+          <w:tblHeader/>
+          <w:tblCellSpacing w:w="15" w:type="dxa"/>
+        </w:trPr>
+        <w:tc>
+          <w:tcPr>
+            <w:tcW w:w="0" w:type="auto"/>
+            <w:vAlign w:val="center"/>
+          </w:tcPr>
+          <w:tbl>
+            <w:tblPr>
+              <w:tblW w:w="4760" w:type="dxa"/>
+              <w:tblLook w:val="04A0" w:firstRow="1" w:lastRow="0" w:firstColumn="1" w:lastColumn="0" w:noHBand="0" w:noVBand="1"/>
+            </w:tblPr>
+            <w:tblGrid>
+              <w:gridCol w:w="2306"/>
+              <w:gridCol w:w="3100"/>
+            </w:tblGrid>
+            <w:tr>
+              <w:trPr>
+                <w:trHeight w:val="315"/>
+              </w:trPr>
+              <w:tc>
+                <w:tcPr>
+                  <w:tcW w:w="1660" w:type="dxa"/>
+                  <w:tcBorders>
+                    <w:top w:val="single" w:sz="8" w:space="0" w:color="auto"/>
+                    <w:left w:val="single" w:sz="8" w:space="0" w:color="auto"/>
+                    <w:bottom w:val="single" w:sz="8" w:space="0" w:color="auto"/>
+                    <w:right w:val="single" w:sz="8" w:space="0" w:color="auto"/>
+                  </w:tcBorders>
+                  <w:shd w:val="clear" w:color="auto" w:fill="auto"/>
+                  <w:noWrap/>
+                  <w:vAlign w:val="center"/>
+                  <w:hideMark/>
+                </w:tcPr>
+                <w:p>
+                  <w:pPr>
+                    <w:spacing w:after="0" w:line="240" w:lineRule="auto"/>
+                    <w:rPr>
+                      <w:rFonts w:ascii="Calibri" w:eastAsia="Times New Roman" w:hAnsi="Calibri" w:cs="Times New Roman"/>
+                      <w:color w:val="000000"/>
+                      <w:lang w:eastAsia="en-GB"/>
+                    </w:rPr>
+                  </w:pPr>
+                  <w:r>
+                    <w:rPr>
+                      <w:rFonts w:ascii="Calibri" w:eastAsia="Times New Roman" w:hAnsi="Calibri" w:cs="Times New Roman"/>
+                      <w:color w:val="000000"/>
+                      <w:lang w:eastAsia="en-GB"/>
+                    </w:rPr>
+                    <w:t>Column</w:t>
+                  </w:r>
+                </w:p>
+              </w:tc>
+              <w:tc>
+                <w:tcPr>
+                  <w:tcW w:w="3100" w:type="dxa"/>
+                  <w:tcBorders>
+                    <w:top w:val="single" w:sz="8" w:space="0" w:color="auto"/>
+                    <w:left w:val="nil"/>
+                    <w:bottom w:val="single" w:sz="8" w:space="0" w:color="auto"/>
+                    <w:right w:val="single" w:sz="8" w:space="0" w:color="auto"/>
+                  </w:tcBorders>
+                  <w:shd w:val="clear" w:color="auto" w:fill="auto"/>
+                  <w:noWrap/>
+                  <w:vAlign w:val="center"/>
+                  <w:hideMark/>
+                </w:tcPr>
+                <w:p>
+                  <w:pPr>
+                    <w:spacing w:after="0" w:line="240" w:lineRule="auto"/>
+                    <w:rPr>
+                      <w:rFonts w:ascii="Calibri" w:eastAsia="Times New Roman" w:hAnsi="Calibri" w:cs="Times New Roman"/>
+                      <w:color w:val="000000"/>
+                      <w:lang w:eastAsia="en-GB"/>
+                    </w:rPr>
+                  </w:pPr>
+                  <w:r>
+                    <w:rPr>
+                      <w:rFonts w:ascii="Calibri" w:eastAsia="Times New Roman" w:hAnsi="Calibri" w:cs="Times New Roman"/>
+                      <w:color w:val="000000"/>
+                      <w:lang w:eastAsia="en-GB"/>
+                    </w:rPr>
+                    <w:t>Description</w:t>
+                  </w:r>
+                </w:p>
+              </w:tc>
+            </w:tr>
+            <w:tr>
+              <w:trPr>
+                <w:trHeight w:val="300"/>
+              </w:trPr>
+              <w:tc>
+                <w:tcPr>
+                  <w:tcW w:w="1660" w:type="dxa"/>
+                  <w:tcBorders>
+                    <w:top w:val="nil"/>
+                    <w:left w:val="single" w:sz="4" w:space="0" w:color="auto"/>
+                    <w:bottom w:val="single" w:sz="4" w:space="0" w:color="auto"/>
+                    <w:right w:val="single" w:sz="4" w:space="0" w:color="auto"/>
+                  </w:tcBorders>
+                  <w:shd w:val="clear" w:color="auto" w:fill="auto"/>
+                  <w:noWrap/>
+                  <w:vAlign w:val="center"/>
+                  <w:hideMark/>
+                </w:tcPr>
+                <w:p>
+                  <w:pPr>
+                    <w:spacing w:after="0" w:line="240" w:lineRule="auto"/>
+                    <w:rPr>
+                      <w:rFonts w:ascii="Calibri" w:eastAsia="Times New Roman" w:hAnsi="Calibri" w:cs="Times New Roman"/>
+                      <w:color w:val="000000"/>
+                      <w:lang w:eastAsia="en-GB"/>
+                    </w:rPr>
+                  </w:pPr>
+                  <w:r>
+                    <w:rPr>
+                      <w:rFonts w:ascii="Calibri" w:eastAsia="Times New Roman" w:hAnsi="Calibri" w:cs="Times New Roman"/>
+                      <w:color w:val="000000"/>
+                      <w:lang w:eastAsia="en-GB"/>
+                    </w:rPr>
+                    <w:t>attendances</w:t>
+                  </w:r>
+                </w:p>
+              </w:tc>
+              <w:tc>
+                <w:tcPr>
+                  <w:tcW w:w="3100" w:type="dxa"/>
+                  <w:tcBorders>
+                    <w:top w:val="nil"/>
+                    <w:left w:val="nil"/>
+                    <w:bottom w:val="single" w:sz="4" w:space="0" w:color="auto"/>
+                    <w:right w:val="single" w:sz="4" w:space="0" w:color="auto"/>
+                  </w:tcBorders>
+                  <w:shd w:val="clear" w:color="auto" w:fill="auto"/>
+                  <w:noWrap/>
+                  <w:vAlign w:val="center"/>
+                  <w:hideMark/>
+                </w:tcPr>
+                <w:p>
+                  <w:pPr>
+                    <w:spacing w:after="0" w:line="240" w:lineRule="auto"/>
+                    <w:rPr>
+                      <w:rFonts w:ascii="Calibri" w:eastAsia="Times New Roman" w:hAnsi="Calibri" w:cs="Times New Roman"/>
+                      <w:color w:val="000000"/>
+                      <w:lang w:eastAsia="en-GB"/>
+                    </w:rPr>
+                  </w:pPr>
+                  <w:r>
+                    <w:rPr>
+                      <w:rFonts w:ascii="Calibri" w:eastAsia="Times New Roman" w:hAnsi="Calibri" w:cs="Times New Roman"/>
+                      <w:color w:val="000000"/>
+                      <w:lang w:eastAsia="en-GB"/>
+                    </w:rPr>
+                    <w:t>Total A&amp;E attendances</w:t>
+                  </w:r>
+                </w:p>
+              </w:tc>
+            </w:tr>
+            <w:tr>
+              <w:trPr>
+                <w:trHeight w:val="300"/>
+              </w:trPr>
+              <w:tc>
+                <w:tcPr>
+                  <w:tcW w:w="1660" w:type="dxa"/>
+                  <w:tcBorders>
+                    <w:top w:val="nil"/>
+                    <w:left w:val="single" w:sz="4" w:space="0" w:color="auto"/>
+                    <w:bottom w:val="single" w:sz="4" w:space="0" w:color="auto"/>
+                    <w:right w:val="single" w:sz="4" w:space="0" w:color="auto"/>
+                  </w:tcBorders>
+                  <w:shd w:val="clear" w:color="auto" w:fill="auto"/>
+                  <w:noWrap/>
+                  <w:vAlign w:val="center"/>
+                  <w:hideMark/>
+                </w:tcPr>
+                <w:p>
+                  <w:pPr>
+                    <w:spacing w:after="0" w:line="240" w:lineRule="auto"/>
+                    <w:rPr>
+                      <w:rFonts w:ascii="Calibri" w:eastAsia="Times New Roman" w:hAnsi="Calibri" w:cs="Times New Roman"/>
+                      <w:color w:val="000000"/>
+                      <w:lang w:eastAsia="en-GB"/>
+                    </w:rPr>
+                  </w:pPr>
+                  <w:proofErr w:type="spellStart"/>
+                  <w:r>
+                    <w:rPr>
+                      <w:rFonts w:ascii="Calibri" w:eastAsia="Times New Roman" w:hAnsi="Calibri" w:cs="Times New Roman"/>
+                      <w:color w:val="000000"/>
+                      <w:lang w:eastAsia="en-GB"/>
+                    </w:rPr>
+                    <w:t>emergency_admissions</w:t>
+                  </w:r>
+                  <w:proofErr w:type="spellEnd"/>
+                </w:p>
+              </w:tc>
+              <w:tc>
+                <w:tcPr>
+                  <w:tcW w:w="3100" w:type="dxa"/>
+                  <w:tcBorders>
+                    <w:top w:val="nil"/>
+                    <w:left w:val="nil"/>
+                    <w:bottom w:val="single" w:sz="4" w:space="0" w:color="auto"/>
+                    <w:right w:val="single" w:sz="4" w:space="0" w:color="auto"/>
+                  </w:tcBorders>
+                  <w:shd w:val="clear" w:color="auto" w:fill="auto"/>
+                  <w:noWrap/>
+                  <w:vAlign w:val="center"/>
+                  <w:hideMark/>
+                </w:tcPr>
+                <w:p>
+                  <w:pPr>
+                    <w:spacing w:after="0" w:line="240" w:lineRule="auto"/>
+                    <w:rPr>
+                      <w:rFonts w:ascii="Calibri" w:eastAsia="Times New Roman" w:hAnsi="Calibri" w:cs="Times New Roman"/>
+                      <w:color w:val="000000"/>
+                      <w:lang w:eastAsia="en-GB"/>
+                    </w:rPr>
+                  </w:pPr>
+                  <w:r>
+                    <w:rPr>
+                      <w:rFonts w:ascii="Calibri" w:eastAsia="Times New Roman" w:hAnsi="Calibri" w:cs="Times New Roman"/>
+                      <w:color w:val="000000"/>
+                      <w:lang w:eastAsia="en-GB"/>
+                    </w:rPr>
+                    <w:t>Admissions via A&amp;E</w:t>
+                  </w:r>
+                </w:p>
+              </w:tc>
+            </w:tr>
+            <w:tr>
+              <w:trPr>
+                <w:trHeight w:val="300"/>
+              </w:trPr>
+              <w:tc>
+                <w:tcPr>
+                  <w:tcW w:w="1660" w:type="dxa"/>
+                  <w:tcBorders>
+                    <w:top w:val="nil"/>
+                    <w:left w:val="single" w:sz="4" w:space="0" w:color="auto"/>
+                    <w:bottom w:val="single" w:sz="4" w:space="0" w:color="auto"/>
+                    <w:right w:val="single" w:sz="4" w:space="0" w:color="auto"/>
+                  </w:tcBorders>
+                  <w:shd w:val="clear" w:color="auto" w:fill="auto"/>
+                  <w:noWrap/>
+                  <w:vAlign w:val="center"/>
+                  <w:hideMark/>
+                </w:tcPr>
+                <w:p>
+                  <w:pPr>
+                    <w:spacing w:after="0" w:line="240" w:lineRule="auto"/>
+                    <w:rPr>
+                      <w:rFonts w:ascii="Calibri" w:eastAsia="Times New Roman" w:hAnsi="Calibri" w:cs="Times New Roman"/>
+                      <w:color w:val="000000"/>
+                      <w:lang w:eastAsia="en-GB"/>
+                    </w:rPr>
+                  </w:pPr>
+                  <w:r>
+                    <w:rPr>
+                      <w:rFonts w:ascii="Calibri" w:eastAsia="Times New Roman" w:hAnsi="Calibri" w:cs="Times New Roman"/>
+                      <w:color w:val="000000"/>
+                      <w:lang w:eastAsia="en-GB"/>
+                    </w:rPr>
+                    <w:t>seen_within_4hrs</w:t>
+                  </w:r>
+                </w:p>
+              </w:tc>
+              <w:tc>
+                <w:tcPr>
+                  <w:tcW w:w="3100" w:type="dxa"/>
+                  <w:tcBorders>
+                    <w:top w:val="nil"/>
+                    <w:left w:val="nil"/>
+                    <w:bottom w:val="single" w:sz="4" w:space="0" w:color="auto"/>
+                    <w:right w:val="single" w:sz="4" w:space="0" w:color="auto"/>
+                  </w:tcBorders>
+                  <w:shd w:val="clear" w:color="auto" w:fill="auto"/>
+                  <w:noWrap/>
+                  <w:vAlign w:val="center"/>
+                  <w:hideMark/>
+                </w:tcPr>
+                <w:p>
+                  <w:pPr>
+                    <w:spacing w:after="0" w:line="240" w:lineRule="auto"/>
+                    <w:rPr>
+                      <w:rFonts w:ascii="Calibri" w:eastAsia="Times New Roman" w:hAnsi="Calibri" w:cs="Times New Roman"/>
+                      <w:color w:val="000000"/>
+                      <w:lang w:eastAsia="en-GB"/>
+                    </w:rPr>
+                  </w:pPr>
+                  <w:r>
+                    <w:rPr>
+                      <w:rFonts w:ascii="Calibri" w:eastAsia="Times New Roman" w:hAnsi="Calibri" w:cs="Times New Roman"/>
+                      <w:color w:val="000000"/>
+                      <w:lang w:eastAsia="en-GB"/>
+                    </w:rPr>
+                    <w:t>Patients seen within four hours</w:t>
+                  </w:r>
+                </w:p>
+              </w:tc>
+            </w:tr>
+            <w:tr>
+              <w:trPr>
+                <w:trHeight w:val="300"/>
+              </w:trPr>
+              <w:tc>
+                <w:tcPr>
+                  <w:tcW w:w="1660" w:type="dxa"/>
+                  <w:tcBorders>
+                    <w:top w:val="nil"/>
+                    <w:left w:val="single" w:sz="4" w:space="0" w:color="auto"/>
+                    <w:bottom w:val="single" w:sz="4" w:space="0" w:color="auto"/>
+                    <w:right w:val="single" w:sz="4" w:space="0" w:color="auto"/>
+                  </w:tcBorders>
+                  <w:shd w:val="clear" w:color="auto" w:fill="auto"/>
+                  <w:noWrap/>
+                  <w:vAlign w:val="center"/>
+                  <w:hideMark/>
+                </w:tcPr>
+                <w:p>
+                  <w:pPr>
+                    <w:spacing w:after="0" w:line="240" w:lineRule="auto"/>
+                    <w:rPr>
+                      <w:rFonts w:ascii="Calibri" w:eastAsia="Times New Roman" w:hAnsi="Calibri" w:cs="Times New Roman"/>
+                      <w:color w:val="000000"/>
+                      <w:lang w:eastAsia="en-GB"/>
+                    </w:rPr>
+                  </w:pPr>
+                  <w:r>
+                    <w:rPr>
+                      <w:rFonts w:ascii="Calibri" w:eastAsia="Times New Roman" w:hAnsi="Calibri" w:cs="Times New Roman"/>
+                      <w:color w:val="000000"/>
+                      <w:lang w:eastAsia="en-GB"/>
+                    </w:rPr>
+                    <w:t>pct_seen_within_4hrs</w:t>
+                  </w:r>
+                </w:p>
+              </w:tc>
+              <w:tc>
+                <w:tcPr>
+                  <w:tcW w:w="3100" w:type="dxa"/>
+                  <w:tcBorders>
+                    <w:top w:val="nil"/>
+                    <w:left w:val="nil"/>
+                    <w:bottom w:val="single" w:sz="4" w:space="0" w:color="auto"/>
+                    <w:right w:val="single" w:sz="4" w:space="0" w:color="auto"/>
+                  </w:tcBorders>
+                  <w:shd w:val="clear" w:color="auto" w:fill="auto"/>
+                  <w:noWrap/>
+                  <w:vAlign w:val="center"/>
+                  <w:hideMark/>
+                </w:tcPr>
+                <w:p>
+                  <w:pPr>
+                    <w:spacing w:after="0" w:line="240" w:lineRule="auto"/>
+                    <w:rPr>
+                      <w:rFonts w:ascii="Calibri" w:eastAsia="Times New Roman" w:hAnsi="Calibri" w:cs="Times New Roman"/>
+                      <w:color w:val="000000"/>
+                      <w:lang w:eastAsia="en-GB"/>
+                    </w:rPr>
+                  </w:pPr>
+                  <w:r>
+                    <w:rPr>
+                      <w:rFonts w:ascii="Calibri" w:eastAsia="Times New Roman" w:hAnsi="Calibri" w:cs="Times New Roman"/>
+                      <w:color w:val="000000"/>
+                      <w:lang w:eastAsia="en-GB"/>
+                    </w:rPr>
+                    <w:t>Percentage seen within four hours</w:t>
+                  </w:r>
+                </w:p>
+              </w:tc>
+            </w:tr>
+            <w:tr>
+              <w:trPr>
+                <w:trHeight w:val="300"/>
+              </w:trPr>
+              <w:tc>
+                <w:tcPr>
+                  <w:tcW w:w="1660" w:type="dxa"/>
+                  <w:tcBorders>
+                    <w:top w:val="nil"/>
+                    <w:left w:val="single" w:sz="4" w:space="0" w:color="auto"/>
+                    <w:bottom w:val="single" w:sz="4" w:space="0" w:color="auto"/>
+                    <w:right w:val="single" w:sz="4" w:space="0" w:color="auto"/>
+                  </w:tcBorders>
+                  <w:shd w:val="clear" w:color="auto" w:fill="auto"/>
+                  <w:noWrap/>
+                  <w:vAlign w:val="center"/>
+                  <w:hideMark/>
+                </w:tcPr>
+                <w:p>
+                  <w:pPr>
+                    <w:spacing w:after="0" w:line="240" w:lineRule="auto"/>
+                    <w:rPr>
+                      <w:rFonts w:ascii="Calibri" w:eastAsia="Times New Roman" w:hAnsi="Calibri" w:cs="Times New Roman"/>
+                      <w:color w:val="000000"/>
+                      <w:lang w:eastAsia="en-GB"/>
+                    </w:rPr>
+                  </w:pPr>
+                  <w:r>
+                    <w:rPr>
+                      <w:rFonts w:ascii="Calibri" w:eastAsia="Times New Roman" w:hAnsi="Calibri" w:cs="Times New Roman"/>
+                      <w:color w:val="000000"/>
+                      <w:lang w:eastAsia="en-GB"/>
+                    </w:rPr>
+                    <w:t>waits_over_12hrs</w:t>
+                  </w:r>
+                </w:p>
+              </w:tc>
+              <w:tc>
+                <w:tcPr>
+                  <w:tcW w:w="3100" w:type="dxa"/>
+                  <w:tcBorders>
+                    <w:top w:val="nil"/>
+                    <w:left w:val="nil"/>
+                    <w:bottom w:val="single" w:sz="4" w:space="0" w:color="auto"/>
+                    <w:right w:val="single" w:sz="4" w:space="0" w:color="auto"/>
+                  </w:tcBorders>
+                  <w:shd w:val="clear" w:color="auto" w:fill="auto"/>
+                  <w:noWrap/>
+                  <w:vAlign w:val="center"/>
+                  <w:hideMark/>
+                </w:tcPr>
+                <w:p>
+                  <w:pPr>
+                    <w:spacing w:after="0" w:line="240" w:lineRule="auto"/>
+                    <w:rPr>
+                      <w:rFonts w:ascii="Calibri" w:eastAsia="Times New Roman" w:hAnsi="Calibri" w:cs="Times New Roman"/>
+                      <w:color w:val="000000"/>
+                      <w:lang w:eastAsia="en-GB"/>
+                    </w:rPr>
+                  </w:pPr>
+                  <w:r>
+                    <w:rPr>
+                      <w:rFonts w:ascii="Calibri" w:eastAsia="Times New Roman" w:hAnsi="Calibri" w:cs="Times New Roman"/>
+                      <w:color w:val="000000"/>
+                      <w:lang w:eastAsia="en-GB"/>
+                    </w:rPr>
+                    <w:t>12-hour waits</w:t>
+                  </w:r>
+                </w:p>
+              </w:tc>
+            </w:tr>
+          </w:tbl>
+          <w:p>
+            <w:pPr>
+              <w:rPr>
+                <w:b/>
+                <w:bCs/>
+              </w:rPr>
+            </w:pPr>
+          </w:p>
+        </w:tc>
+        <w:tc>
+          <w:tcPr>
+            <w:tcW w:w="0" w:type="auto"/>
+            <w:vAlign w:val="center"/>
+          </w:tcPr>
+          <w:p>
+            <w:pPr>
+              <w:jc w:val="center"/>
+              <w:rPr>
+                <w:b/>
+                <w:bCs/>
+              </w:rPr>
+            </w:pPr>
+          </w:p>
+        </w:tc>
+      </w:tr>
+    </w:tbl>
+    <w:p/>
+    <w:p>
+      <w:pPr>
+        <w:pStyle w:val="Heading1"/>
+        <w:rPr>
+          <w:rFonts w:asciiTheme="minorHAnsi" w:hAnsiTheme="minorHAnsi"/>
+          <w:sz w:val="40"/>
+          <w:szCs w:val="40"/>
+        </w:rPr>
+      </w:pPr>
+      <w:r>
+        <w:rPr>
+          <w:rFonts w:asciiTheme="minorHAnsi" w:hAnsiTheme="minorHAnsi"/>
+          <w:sz w:val="40"/>
+          <w:szCs w:val="40"/>
+        </w:rPr>
+        <w:lastRenderedPageBreak/>
+        <w:t>5. Provider Dimension</w:t>
+      </w:r>
+    </w:p>
+    <w:p>
+      <w:pPr>
+        <w:pStyle w:val="Heading2"/>
+      </w:pPr>
+      <w:proofErr w:type="spellStart"/>
+      <w:r>
+        <w:t>dim_provider</w:t>
+      </w:r>
+      <w:proofErr w:type="spellEnd"/>
+    </w:p>
+    <w:p>
+      <w:pPr>
+        <w:pStyle w:val="NormalWeb"/>
+      </w:pPr>
+      <w:r>
+        <w:t>Contains one record for every provider appearing across the full twelve-month dataset.</w:t>
+      </w:r>
+    </w:p>
+    <w:p>
+      <w:pPr>
+        <w:pStyle w:val="Heading3"/>
+      </w:pPr>
+      <w:r>
+        <w:t>Primary Key</w:t>
+      </w:r>
+    </w:p>
+    <w:p>
+      <w:pPr>
+        <w:pStyle w:val="HTMLPreformatted"/>
+      </w:pPr>
+      <w:proofErr w:type="spellStart"/>
+      <w:r>
+        <w:rPr>
+          <w:rStyle w:val="HTMLCode"/>
+        </w:rPr>
+        <w:t>provider_key</w:t>
+      </w:r>
+      <w:proofErr w:type="spellEnd"/>
+    </w:p>
+    <w:p>
+      <w:pPr>
+        <w:pStyle w:val="Heading3"/>
+      </w:pPr>
+      <w:r>
+        <w:t>Natural Key</w:t>
+      </w:r>
+    </w:p>
+    <w:p>
+      <w:pPr>
+        <w:pStyle w:val="HTMLPreformatted"/>
+      </w:pPr>
+      <w:proofErr w:type="spellStart"/>
+      <w:r>
+        <w:rPr>
+          <w:rStyle w:val="HTMLCode"/>
+        </w:rPr>
+        <w:t>provider_code</w:t>
+      </w:r>
+      <w:proofErr w:type="spellEnd"/>
+    </w:p>
+    <w:p>
+      <w:pPr>
+        <w:pStyle w:val="Heading3"/>
+      </w:pPr>
+      <w:r>
+        <w:t>Attributes</w:t>
+      </w:r>
+    </w:p>
+    <w:tbl>
+      <w:tblPr>
+        <w:tblW w:w="4820" w:type="dxa"/>
+        <w:tblInd w:w="-5" w:type="dxa"/>
+        <w:tblLook w:val="04A0" w:firstRow="1" w:lastRow="0" w:firstColumn="1" w:lastColumn="0" w:noHBand="0" w:noVBand="1"/>
+      </w:tblPr>
+      <w:tblGrid>
+        <w:gridCol w:w="1780"/>
+        <w:gridCol w:w="3040"/>
+      </w:tblGrid>
+      <w:tr>
+        <w:trPr>
+          <w:trHeight w:val="300"/>
+        </w:trPr>
+        <w:tc>
+          <w:tcPr>
+            <w:tcW w:w="1780" w:type="dxa"/>
+            <w:tcBorders>
+              <w:top w:val="single" w:sz="4" w:space="0" w:color="auto"/>
+              <w:left w:val="single" w:sz="4" w:space="0" w:color="auto"/>
+              <w:bottom w:val="single" w:sz="4" w:space="0" w:color="auto"/>
+              <w:right w:val="single" w:sz="4" w:space="0" w:color="auto"/>
+            </w:tcBorders>
+            <w:shd w:val="clear" w:color="auto" w:fill="auto"/>
+            <w:vAlign w:val="center"/>
+            <w:hideMark/>
+          </w:tcPr>
+          <w:p>
+            <w:pPr>
+              <w:spacing w:after="0" w:line="240" w:lineRule="auto"/>
+              <w:rPr>
+                <w:rFonts w:ascii="Calibri" w:eastAsia="Times New Roman" w:hAnsi="Calibri" w:cs="Times New Roman"/>
+                <w:b/>
+                <w:bCs/>
+                <w:color w:val="000000"/>
+                <w:lang w:eastAsia="en-GB"/>
+              </w:rPr>
+            </w:pPr>
+            <w:r>
+              <w:rPr>
+                <w:rFonts w:ascii="Calibri" w:eastAsia="Times New Roman" w:hAnsi="Calibri" w:cs="Times New Roman"/>
+                <w:b/>
+                <w:bCs/>
+                <w:color w:val="000000"/>
+                <w:lang w:eastAsia="en-GB"/>
+              </w:rPr>
+              <w:t>Column</w:t>
+            </w:r>
+          </w:p>
+        </w:tc>
+        <w:tc>
+          <w:tcPr>
+            <w:tcW w:w="3040" w:type="dxa"/>
+            <w:tcBorders>
+              <w:top w:val="single" w:sz="4" w:space="0" w:color="auto"/>
+              <w:left w:val="nil"/>
+              <w:bottom w:val="single" w:sz="4" w:space="0" w:color="auto"/>
+              <w:right w:val="single" w:sz="4" w:space="0" w:color="auto"/>
+            </w:tcBorders>
+            <w:shd w:val="clear" w:color="auto" w:fill="auto"/>
+            <w:vAlign w:val="center"/>
+            <w:hideMark/>
+          </w:tcPr>
+          <w:p>
+            <w:pPr>
+              <w:spacing w:after="0" w:line="240" w:lineRule="auto"/>
+              <w:rPr>
+                <w:rFonts w:ascii="Calibri" w:eastAsia="Times New Roman" w:hAnsi="Calibri" w:cs="Times New Roman"/>
+                <w:b/>
+                <w:bCs/>
+                <w:color w:val="000000"/>
+                <w:lang w:eastAsia="en-GB"/>
+              </w:rPr>
+            </w:pPr>
+            <w:r>
+              <w:rPr>
+                <w:rFonts w:ascii="Calibri" w:eastAsia="Times New Roman" w:hAnsi="Calibri" w:cs="Times New Roman"/>
+                <w:b/>
+                <w:bCs/>
+                <w:color w:val="000000"/>
+                <w:lang w:eastAsia="en-GB"/>
+              </w:rPr>
+              <w:t>Description</w:t>
+            </w:r>
+          </w:p>
+        </w:tc>
+      </w:tr>
+      <w:tr>
+        <w:trPr>
+          <w:trHeight w:val="300"/>
+        </w:trPr>
+        <w:tc>
+          <w:tcPr>
+            <w:tcW w:w="1780" w:type="dxa"/>
+            <w:tcBorders>
+              <w:top w:val="nil"/>
+              <w:left w:val="single" w:sz="4" w:space="0" w:color="auto"/>
+              <w:bottom w:val="single" w:sz="4" w:space="0" w:color="auto"/>
+              <w:right w:val="single" w:sz="4" w:space="0" w:color="auto"/>
+            </w:tcBorders>
+            <w:shd w:val="clear" w:color="auto" w:fill="auto"/>
+            <w:vAlign w:val="center"/>
+            <w:hideMark/>
+          </w:tcPr>
+          <w:p>
+            <w:pPr>
+              <w:spacing w:after="0" w:line="240" w:lineRule="auto"/>
+              <w:rPr>
+                <w:rFonts w:ascii="Calibri" w:eastAsia="Times New Roman" w:hAnsi="Calibri" w:cs="Times New Roman"/>
+                <w:color w:val="000000"/>
+                <w:lang w:eastAsia="en-GB"/>
+              </w:rPr>
+            </w:pPr>
+            <w:proofErr w:type="spellStart"/>
+            <w:r>
+              <w:rPr>
+                <w:rFonts w:ascii="Calibri" w:eastAsia="Times New Roman" w:hAnsi="Calibri" w:cs="Times New Roman"/>
+                <w:color w:val="000000"/>
+                <w:lang w:eastAsia="en-GB"/>
+              </w:rPr>
+              <w:t>provider_code</w:t>
+            </w:r>
+            <w:proofErr w:type="spellEnd"/>
+          </w:p>
+        </w:tc>
+        <w:tc>
+          <w:tcPr>
+            <w:tcW w:w="3040" w:type="dxa"/>
+            <w:tcBorders>
+              <w:top w:val="nil"/>
+              <w:left w:val="nil"/>
+              <w:bottom w:val="single" w:sz="4" w:space="0" w:color="auto"/>
+              <w:right w:val="single" w:sz="4" w:space="0" w:color="auto"/>
+            </w:tcBorders>
+            <w:shd w:val="clear" w:color="auto" w:fill="auto"/>
+            <w:vAlign w:val="center"/>
+            <w:hideMark/>
+          </w:tcPr>
+          <w:p>
+            <w:pPr>
+              <w:spacing w:after="0" w:line="240" w:lineRule="auto"/>
+              <w:rPr>
+                <w:rFonts w:ascii="Calibri" w:eastAsia="Times New Roman" w:hAnsi="Calibri" w:cs="Times New Roman"/>
+                <w:color w:val="000000"/>
+                <w:lang w:eastAsia="en-GB"/>
+              </w:rPr>
+            </w:pPr>
+            <w:r>
+              <w:rPr>
+                <w:rFonts w:ascii="Calibri" w:eastAsia="Times New Roman" w:hAnsi="Calibri" w:cs="Times New Roman"/>
+                <w:color w:val="000000"/>
+                <w:lang w:eastAsia="en-GB"/>
+              </w:rPr>
+              <w:t>NHS provider code</w:t>
+            </w:r>
+          </w:p>
+        </w:tc>
+      </w:tr>
+      <w:tr>
+        <w:trPr>
+          <w:trHeight w:val="300"/>
+        </w:trPr>
+        <w:tc>
+          <w:tcPr>
+            <w:tcW w:w="1780" w:type="dxa"/>
+            <w:tcBorders>
+              <w:top w:val="nil"/>
+              <w:left w:val="single" w:sz="4" w:space="0" w:color="auto"/>
+              <w:bottom w:val="single" w:sz="4" w:space="0" w:color="auto"/>
+              <w:right w:val="single" w:sz="4" w:space="0" w:color="auto"/>
+            </w:tcBorders>
+            <w:shd w:val="clear" w:color="auto" w:fill="auto"/>
+            <w:vAlign w:val="center"/>
+            <w:hideMark/>
+          </w:tcPr>
+          <w:p>
+            <w:pPr>
+              <w:spacing w:after="0" w:line="240" w:lineRule="auto"/>
+              <w:rPr>
+                <w:rFonts w:ascii="Calibri" w:eastAsia="Times New Roman" w:hAnsi="Calibri" w:cs="Times New Roman"/>
+                <w:color w:val="000000"/>
+                <w:lang w:eastAsia="en-GB"/>
+              </w:rPr>
+            </w:pPr>
+            <w:proofErr w:type="spellStart"/>
+            <w:r>
+              <w:rPr>
+                <w:rFonts w:ascii="Calibri" w:eastAsia="Times New Roman" w:hAnsi="Calibri" w:cs="Times New Roman"/>
+                <w:color w:val="000000"/>
+                <w:lang w:eastAsia="en-GB"/>
+              </w:rPr>
+              <w:t>provider_name</w:t>
+            </w:r>
+            <w:proofErr w:type="spellEnd"/>
+          </w:p>
+        </w:tc>
+        <w:tc>
+          <w:tcPr>
+            <w:tcW w:w="3040" w:type="dxa"/>
+            <w:tcBorders>
+              <w:top w:val="nil"/>
+              <w:left w:val="nil"/>
+              <w:bottom w:val="single" w:sz="4" w:space="0" w:color="auto"/>
+              <w:right w:val="single" w:sz="4" w:space="0" w:color="auto"/>
+            </w:tcBorders>
+            <w:shd w:val="clear" w:color="auto" w:fill="auto"/>
+            <w:vAlign w:val="center"/>
+            <w:hideMark/>
+          </w:tcPr>
+          <w:p>
+            <w:pPr>
+              <w:spacing w:after="0" w:line="240" w:lineRule="auto"/>
+              <w:rPr>
+                <w:rFonts w:ascii="Calibri" w:eastAsia="Times New Roman" w:hAnsi="Calibri" w:cs="Times New Roman"/>
+                <w:color w:val="000000"/>
+                <w:lang w:eastAsia="en-GB"/>
+              </w:rPr>
+            </w:pPr>
+            <w:r>
+              <w:rPr>
+                <w:rFonts w:ascii="Calibri" w:eastAsia="Times New Roman" w:hAnsi="Calibri" w:cs="Times New Roman"/>
+                <w:color w:val="000000"/>
+                <w:lang w:eastAsia="en-GB"/>
+              </w:rPr>
+              <w:t>NHS organisation name</w:t>
+            </w:r>
+          </w:p>
+        </w:tc>
+      </w:tr>
+      <w:tr>
+        <w:trPr>
+          <w:trHeight w:val="300"/>
+        </w:trPr>
+        <w:tc>
+          <w:tcPr>
+            <w:tcW w:w="1780" w:type="dxa"/>
+            <w:tcBorders>
+              <w:top w:val="nil"/>
+              <w:left w:val="single" w:sz="4" w:space="0" w:color="auto"/>
+              <w:bottom w:val="single" w:sz="4" w:space="0" w:color="auto"/>
+              <w:right w:val="single" w:sz="4" w:space="0" w:color="auto"/>
+            </w:tcBorders>
+            <w:shd w:val="clear" w:color="auto" w:fill="auto"/>
+            <w:vAlign w:val="center"/>
+            <w:hideMark/>
+          </w:tcPr>
+          <w:p>
+            <w:pPr>
+              <w:spacing w:after="0" w:line="240" w:lineRule="auto"/>
+              <w:rPr>
+                <w:rFonts w:ascii="Calibri" w:eastAsia="Times New Roman" w:hAnsi="Calibri" w:cs="Times New Roman"/>
+                <w:color w:val="000000"/>
+                <w:lang w:eastAsia="en-GB"/>
+              </w:rPr>
+            </w:pPr>
+            <w:proofErr w:type="spellStart"/>
+            <w:r>
+              <w:rPr>
+                <w:rFonts w:ascii="Calibri" w:eastAsia="Times New Roman" w:hAnsi="Calibri" w:cs="Times New Roman"/>
+                <w:color w:val="000000"/>
+                <w:lang w:eastAsia="en-GB"/>
+              </w:rPr>
+              <w:t>provider_type</w:t>
+            </w:r>
+            <w:proofErr w:type="spellEnd"/>
+          </w:p>
+        </w:tc>
+        <w:tc>
+          <w:tcPr>
+            <w:tcW w:w="3040" w:type="dxa"/>
+            <w:tcBorders>
+              <w:top w:val="nil"/>
+              <w:left w:val="nil"/>
+              <w:bottom w:val="single" w:sz="4" w:space="0" w:color="auto"/>
+              <w:right w:val="single" w:sz="4" w:space="0" w:color="auto"/>
+            </w:tcBorders>
+            <w:shd w:val="clear" w:color="auto" w:fill="auto"/>
+            <w:vAlign w:val="center"/>
+            <w:hideMark/>
+          </w:tcPr>
+          <w:p>
+            <w:pPr>
+              <w:spacing w:after="0" w:line="240" w:lineRule="auto"/>
+              <w:rPr>
+                <w:rFonts w:ascii="Calibri" w:eastAsia="Times New Roman" w:hAnsi="Calibri" w:cs="Times New Roman"/>
+                <w:color w:val="000000"/>
+                <w:lang w:eastAsia="en-GB"/>
+              </w:rPr>
+            </w:pPr>
+            <w:r>
+              <w:rPr>
+                <w:rFonts w:ascii="Calibri" w:eastAsia="Times New Roman" w:hAnsi="Calibri" w:cs="Times New Roman"/>
+                <w:color w:val="000000"/>
+                <w:lang w:eastAsia="en-GB"/>
+              </w:rPr>
+              <w:t>Derived provider classification</w:t>
+            </w:r>
+          </w:p>
+        </w:tc>
+      </w:tr>
+      <w:tr>
+        <w:trPr>
+          <w:trHeight w:val="600"/>
+        </w:trPr>
+        <w:tc>
+          <w:tcPr>
+            <w:tcW w:w="1780" w:type="dxa"/>
+            <w:tcBorders>
+              <w:top w:val="nil"/>
+              <w:left w:val="single" w:sz="4" w:space="0" w:color="auto"/>
+              <w:bottom w:val="single" w:sz="4" w:space="0" w:color="auto"/>
+              <w:right w:val="single" w:sz="4" w:space="0" w:color="auto"/>
+            </w:tcBorders>
+            <w:shd w:val="clear" w:color="auto" w:fill="auto"/>
+            <w:vAlign w:val="center"/>
+            <w:hideMark/>
+          </w:tcPr>
+          <w:p>
+            <w:pPr>
+              <w:spacing w:after="0" w:line="240" w:lineRule="auto"/>
+              <w:rPr>
+                <w:rFonts w:ascii="Calibri" w:eastAsia="Times New Roman" w:hAnsi="Calibri" w:cs="Times New Roman"/>
+                <w:color w:val="000000"/>
+                <w:lang w:eastAsia="en-GB"/>
+              </w:rPr>
+            </w:pPr>
+            <w:proofErr w:type="spellStart"/>
+            <w:r>
+              <w:rPr>
+                <w:rFonts w:ascii="Calibri" w:eastAsia="Times New Roman" w:hAnsi="Calibri" w:cs="Times New Roman"/>
+                <w:color w:val="000000"/>
+                <w:lang w:eastAsia="en-GB"/>
+              </w:rPr>
+              <w:t>active_flag</w:t>
+            </w:r>
+            <w:proofErr w:type="spellEnd"/>
+          </w:p>
+        </w:tc>
+        <w:tc>
+          <w:tcPr>
+            <w:tcW w:w="3040" w:type="dxa"/>
+            <w:tcBorders>
+              <w:top w:val="nil"/>
+              <w:left w:val="nil"/>
+              <w:bottom w:val="single" w:sz="4" w:space="0" w:color="auto"/>
+              <w:right w:val="single" w:sz="4" w:space="0" w:color="auto"/>
+            </w:tcBorders>
+            <w:shd w:val="clear" w:color="auto" w:fill="auto"/>
+            <w:vAlign w:val="center"/>
+            <w:hideMark/>
+          </w:tcPr>
+          <w:p>
+            <w:pPr>
+              <w:spacing w:after="0" w:line="240" w:lineRule="auto"/>
+              <w:rPr>
+                <w:rFonts w:ascii="Calibri" w:eastAsia="Times New Roman" w:hAnsi="Calibri" w:cs="Times New Roman"/>
+                <w:color w:val="000000"/>
+                <w:lang w:eastAsia="en-GB"/>
+              </w:rPr>
+            </w:pPr>
+            <w:r>
+              <w:rPr>
+                <w:rFonts w:ascii="Calibri" w:eastAsia="Times New Roman" w:hAnsi="Calibri" w:cs="Times New Roman"/>
+                <w:color w:val="000000"/>
+                <w:lang w:eastAsia="en-GB"/>
+              </w:rPr>
+              <w:t>Indicates provider appears in reporting period</w:t>
+            </w:r>
+          </w:p>
+        </w:tc>
+      </w:tr>
+    </w:tbl>
+    <w:p>
+      <w:pPr>
         <w:rPr>
           <w:rFonts w:ascii="Times New Roman" w:eastAsia="Times New Roman" w:hAnsi="Times New Roman" w:cs="Times New Roman"/>
           <w:b/>
@@ -202,482 +1553,2532 @@
           <w:lang w:eastAsia="en-GB"/>
         </w:rPr>
       </w:pPr>
-      <w:r>
-        <w:rPr>
-          <w:rFonts w:ascii="Times New Roman" w:eastAsia="Times New Roman" w:hAnsi="Times New Roman" w:cs="Times New Roman"/>
-          <w:b/>
-          <w:bCs/>
-          <w:sz w:val="27"/>
-          <w:szCs w:val="27"/>
-          <w:lang w:eastAsia="en-GB"/>
-        </w:rPr>
-        <w:t>Project Objective</w:t>
-      </w:r>
-    </w:p>
-    <w:p>
-      <w:pPr>
-        <w:spacing w:beforeAutospacing="1" w:after="100" w:afterAutospacing="1" w:line="240" w:lineRule="auto"/>
-        <w:rPr>
-          <w:rFonts w:ascii="Times New Roman" w:eastAsia="Times New Roman" w:hAnsi="Times New Roman" w:cs="Times New Roman"/>
-          <w:sz w:val="24"/>
-          <w:szCs w:val="24"/>
-          <w:lang w:eastAsia="en-GB"/>
-        </w:rPr>
-      </w:pPr>
-      <w:r>
-        <w:rPr>
-          <w:rFonts w:ascii="Times New Roman" w:eastAsia="Times New Roman" w:hAnsi="Times New Roman" w:cs="Times New Roman"/>
-          <w:sz w:val="24"/>
-          <w:szCs w:val="24"/>
-          <w:lang w:eastAsia="en-GB"/>
-        </w:rPr>
-        <w:t>Investigate the factors influencing A&amp;E performance across NHS Trusts in England by building a SQL data warehouse and Power BI dashboard.</w:t>
-      </w:r>
-    </w:p>
-    <w:p>
-      <w:pPr>
-        <w:spacing w:after="0" w:line="240" w:lineRule="auto"/>
-        <w:rPr>
-          <w:rFonts w:ascii="Times New Roman" w:eastAsia="Times New Roman" w:hAnsi="Times New Roman" w:cs="Times New Roman"/>
-          <w:sz w:val="24"/>
-          <w:szCs w:val="24"/>
-          <w:lang w:eastAsia="en-GB"/>
-        </w:rPr>
-      </w:pPr>
-      <w:r>
-        <w:rPr>
-          <w:rFonts w:ascii="Times New Roman" w:eastAsia="Times New Roman" w:hAnsi="Times New Roman" w:cs="Times New Roman"/>
-          <w:sz w:val="24"/>
-          <w:szCs w:val="24"/>
-          <w:lang w:eastAsia="en-GB"/>
-        </w:rPr>
-        <w:pict>
-          <v:rect id="_x0000_i1025" style="width:0;height:1.5pt" o:hralign="center" o:hrstd="t" o:hr="t" fillcolor="#a0a0a0" stroked="f"/>
-        </w:pict>
-      </w:r>
-    </w:p>
-    <w:p>
-      <w:pPr>
-        <w:spacing w:before="100" w:beforeAutospacing="1" w:after="100" w:afterAutospacing="1" w:line="240" w:lineRule="auto"/>
-        <w:outlineLvl w:val="2"/>
-        <w:rPr>
-          <w:rFonts w:ascii="Times New Roman" w:eastAsia="Times New Roman" w:hAnsi="Times New Roman" w:cs="Times New Roman"/>
-          <w:b/>
-          <w:bCs/>
-          <w:sz w:val="27"/>
-          <w:szCs w:val="27"/>
-          <w:lang w:eastAsia="en-GB"/>
-        </w:rPr>
-      </w:pPr>
-      <w:r>
-        <w:rPr>
-          <w:rFonts w:ascii="Times New Roman" w:eastAsia="Times New Roman" w:hAnsi="Times New Roman" w:cs="Times New Roman"/>
-          <w:b/>
-          <w:bCs/>
-          <w:sz w:val="27"/>
-          <w:szCs w:val="27"/>
-          <w:lang w:eastAsia="en-GB"/>
-        </w:rPr>
-        <w:t>Primary Dataset</w:t>
-      </w:r>
-    </w:p>
-    <w:p>
-      <w:pPr>
-        <w:tabs>
-          <w:tab w:val="left" w:pos="916"/>
-          <w:tab w:val="left" w:pos="1832"/>
-          <w:tab w:val="left" w:pos="2748"/>
-          <w:tab w:val="left" w:pos="3664"/>
-          <w:tab w:val="left" w:pos="4580"/>
-          <w:tab w:val="left" w:pos="5496"/>
-          <w:tab w:val="left" w:pos="6412"/>
-          <w:tab w:val="left" w:pos="7328"/>
-          <w:tab w:val="left" w:pos="8244"/>
-          <w:tab w:val="left" w:pos="9160"/>
-          <w:tab w:val="left" w:pos="10076"/>
-          <w:tab w:val="left" w:pos="10992"/>
-          <w:tab w:val="left" w:pos="11908"/>
-          <w:tab w:val="left" w:pos="12824"/>
-          <w:tab w:val="left" w:pos="13740"/>
-          <w:tab w:val="left" w:pos="14656"/>
-        </w:tabs>
-        <w:spacing w:after="0" w:line="240" w:lineRule="auto"/>
-        <w:rPr>
-          <w:rFonts w:ascii="Courier New" w:eastAsia="Times New Roman" w:hAnsi="Courier New" w:cs="Courier New"/>
-          <w:sz w:val="20"/>
-          <w:szCs w:val="20"/>
-          <w:lang w:eastAsia="en-GB"/>
-        </w:rPr>
-      </w:pPr>
-      <w:r>
-        <w:rPr>
-          <w:rFonts w:ascii="Courier New" w:eastAsia="Times New Roman" w:hAnsi="Courier New" w:cs="Courier New"/>
-          <w:sz w:val="20"/>
-          <w:szCs w:val="20"/>
-          <w:lang w:eastAsia="en-GB"/>
-        </w:rPr>
-        <w:t>Monthly A&amp;E Attendances and Emergency Admissions</w:t>
-      </w:r>
-    </w:p>
-    <w:p>
-      <w:pPr>
-        <w:spacing w:after="0" w:line="240" w:lineRule="auto"/>
-        <w:rPr>
-          <w:rFonts w:ascii="Times New Roman" w:eastAsia="Times New Roman" w:hAnsi="Times New Roman" w:cs="Times New Roman"/>
-          <w:sz w:val="24"/>
-          <w:szCs w:val="24"/>
-          <w:lang w:eastAsia="en-GB"/>
-        </w:rPr>
-      </w:pPr>
-      <w:r>
-        <w:rPr>
-          <w:rFonts w:ascii="Times New Roman" w:eastAsia="Times New Roman" w:hAnsi="Times New Roman" w:cs="Times New Roman"/>
-          <w:sz w:val="24"/>
-          <w:szCs w:val="24"/>
-          <w:lang w:eastAsia="en-GB"/>
-        </w:rPr>
-        <w:pict>
-          <v:rect id="_x0000_i1026" style="width:0;height:1.5pt" o:hralign="center" o:hrstd="t" o:hr="t" fillcolor="#a0a0a0" stroked="f"/>
-        </w:pict>
-      </w:r>
-    </w:p>
-    <w:p>
-      <w:pPr>
-        <w:spacing w:before="100" w:beforeAutospacing="1" w:after="100" w:afterAutospacing="1" w:line="240" w:lineRule="auto"/>
-        <w:outlineLvl w:val="2"/>
-        <w:rPr>
-          <w:rFonts w:ascii="Times New Roman" w:eastAsia="Times New Roman" w:hAnsi="Times New Roman" w:cs="Times New Roman"/>
-          <w:b/>
-          <w:bCs/>
-          <w:sz w:val="27"/>
-          <w:szCs w:val="27"/>
-          <w:lang w:eastAsia="en-GB"/>
-        </w:rPr>
-      </w:pPr>
-      <w:r>
-        <w:rPr>
-          <w:rFonts w:ascii="Times New Roman" w:eastAsia="Times New Roman" w:hAnsi="Times New Roman" w:cs="Times New Roman"/>
-          <w:b/>
-          <w:bCs/>
-          <w:sz w:val="27"/>
-          <w:szCs w:val="27"/>
-          <w:lang w:eastAsia="en-GB"/>
-        </w:rPr>
-        <w:t>Grain</w:t>
-      </w:r>
-    </w:p>
-    <w:p>
-      <w:pPr>
-        <w:spacing w:before="100" w:beforeAutospacing="1" w:after="100" w:afterAutospacing="1" w:line="240" w:lineRule="auto"/>
-        <w:rPr>
-          <w:rFonts w:ascii="Times New Roman" w:eastAsia="Times New Roman" w:hAnsi="Times New Roman" w:cs="Times New Roman"/>
-          <w:sz w:val="24"/>
-          <w:szCs w:val="24"/>
-          <w:lang w:eastAsia="en-GB"/>
-        </w:rPr>
-      </w:pPr>
-      <w:r>
-        <w:rPr>
-          <w:rFonts w:ascii="Times New Roman" w:eastAsia="Times New Roman" w:hAnsi="Times New Roman" w:cs="Times New Roman"/>
-          <w:sz w:val="24"/>
-          <w:szCs w:val="24"/>
-          <w:lang w:eastAsia="en-GB"/>
-        </w:rPr>
-        <w:t>Write:</w:t>
-      </w:r>
-    </w:p>
-    <w:p>
-      <w:pPr>
-        <w:spacing w:beforeAutospacing="1" w:after="100" w:afterAutospacing="1" w:line="240" w:lineRule="auto"/>
-        <w:rPr>
-          <w:rFonts w:ascii="Times New Roman" w:eastAsia="Times New Roman" w:hAnsi="Times New Roman" w:cs="Times New Roman"/>
-          <w:sz w:val="24"/>
-          <w:szCs w:val="24"/>
-          <w:lang w:eastAsia="en-GB"/>
-        </w:rPr>
-      </w:pPr>
-      <w:r>
-        <w:rPr>
-          <w:rFonts w:ascii="Times New Roman" w:eastAsia="Times New Roman" w:hAnsi="Times New Roman" w:cs="Times New Roman"/>
-          <w:sz w:val="24"/>
-          <w:szCs w:val="24"/>
-          <w:lang w:eastAsia="en-GB"/>
-        </w:rPr>
-        <w:t>One record represents one NHS Trust for one reporting month.</w:t>
-      </w:r>
-    </w:p>
-    <w:p>
-      <w:pPr>
-        <w:spacing w:before="100" w:beforeAutospacing="1" w:after="100" w:afterAutospacing="1" w:line="240" w:lineRule="auto"/>
-        <w:rPr>
-          <w:rFonts w:ascii="Times New Roman" w:eastAsia="Times New Roman" w:hAnsi="Times New Roman" w:cs="Times New Roman"/>
-          <w:sz w:val="24"/>
-          <w:szCs w:val="24"/>
-          <w:lang w:eastAsia="en-GB"/>
-        </w:rPr>
-      </w:pPr>
-      <w:r>
-        <w:rPr>
-          <w:rFonts w:ascii="Times New Roman" w:eastAsia="Times New Roman" w:hAnsi="Times New Roman" w:cs="Times New Roman"/>
-          <w:sz w:val="24"/>
-          <w:szCs w:val="24"/>
-          <w:lang w:eastAsia="en-GB"/>
-        </w:rPr>
-        <w:t>This is an important concept that you'll refer back to when designing your tables.</w:t>
-      </w:r>
-    </w:p>
-    <w:p>
-      <w:pPr>
-        <w:spacing w:after="0" w:line="240" w:lineRule="auto"/>
-        <w:rPr>
-          <w:rFonts w:ascii="Times New Roman" w:eastAsia="Times New Roman" w:hAnsi="Times New Roman" w:cs="Times New Roman"/>
-          <w:sz w:val="24"/>
-          <w:szCs w:val="24"/>
-          <w:lang w:eastAsia="en-GB"/>
-        </w:rPr>
-      </w:pPr>
-      <w:r>
-        <w:rPr>
-          <w:rFonts w:ascii="Times New Roman" w:eastAsia="Times New Roman" w:hAnsi="Times New Roman" w:cs="Times New Roman"/>
-          <w:sz w:val="24"/>
-          <w:szCs w:val="24"/>
-          <w:lang w:eastAsia="en-GB"/>
-        </w:rPr>
-        <w:pict>
-          <v:rect id="_x0000_i1027" style="width:0;height:1.5pt" o:hralign="center" o:hrstd="t" o:hr="t" fillcolor="#a0a0a0" stroked="f"/>
-        </w:pict>
-      </w:r>
-    </w:p>
-    <w:p>
-      <w:pPr>
-        <w:spacing w:before="100" w:beforeAutospacing="1" w:after="100" w:afterAutospacing="1" w:line="240" w:lineRule="auto"/>
-        <w:outlineLvl w:val="2"/>
-        <w:rPr>
-          <w:rFonts w:ascii="Times New Roman" w:eastAsia="Times New Roman" w:hAnsi="Times New Roman" w:cs="Times New Roman"/>
-          <w:b/>
-          <w:bCs/>
-          <w:sz w:val="27"/>
-          <w:szCs w:val="27"/>
-          <w:lang w:eastAsia="en-GB"/>
-        </w:rPr>
-      </w:pPr>
-      <w:r>
-        <w:rPr>
-          <w:rFonts w:ascii="Times New Roman" w:eastAsia="Times New Roman" w:hAnsi="Times New Roman" w:cs="Times New Roman"/>
-          <w:b/>
-          <w:bCs/>
-          <w:sz w:val="27"/>
-          <w:szCs w:val="27"/>
-          <w:lang w:eastAsia="en-GB"/>
-        </w:rPr>
-        <w:t>Planned Dimensions</w:t>
-      </w:r>
-    </w:p>
-    <w:p>
-      <w:pPr>
-        <w:spacing w:before="100" w:beforeAutospacing="1" w:after="100" w:afterAutospacing="1" w:line="240" w:lineRule="auto"/>
-        <w:rPr>
-          <w:rFonts w:ascii="Times New Roman" w:eastAsia="Times New Roman" w:hAnsi="Times New Roman" w:cs="Times New Roman"/>
-          <w:sz w:val="24"/>
-          <w:szCs w:val="24"/>
-          <w:lang w:eastAsia="en-GB"/>
-        </w:rPr>
-      </w:pPr>
-      <w:r>
-        <w:rPr>
-          <w:rFonts w:ascii="Times New Roman" w:eastAsia="Times New Roman" w:hAnsi="Times New Roman" w:cs="Times New Roman"/>
-          <w:sz w:val="24"/>
-          <w:szCs w:val="24"/>
-          <w:lang w:eastAsia="en-GB"/>
-        </w:rPr>
-        <w:t>List:</w:t>
+    </w:p>
+    <w:p/>
+    <w:p>
+      <w:pPr>
+        <w:pStyle w:val="Heading2"/>
+      </w:pPr>
+      <w:r>
+        <w:t>Provider Type</w:t>
+      </w:r>
+    </w:p>
+    <w:p>
+      <w:pPr>
+        <w:pStyle w:val="NormalWeb"/>
+      </w:pPr>
+      <w:r>
+        <w:t>Unlike the source data, this warehouse introduces a derived attribute:</w:t>
+      </w:r>
+    </w:p>
+    <w:p>
+      <w:pPr>
+        <w:pStyle w:val="HTMLPreformatted"/>
+      </w:pPr>
+      <w:proofErr w:type="spellStart"/>
+      <w:r>
+        <w:rPr>
+          <w:rStyle w:val="HTMLCode"/>
+        </w:rPr>
+        <w:t>provider_type</w:t>
+      </w:r>
+      <w:proofErr w:type="spellEnd"/>
+    </w:p>
+    <w:p>
+      <w:pPr>
+        <w:pStyle w:val="NormalWeb"/>
+      </w:pPr>
+      <w:r>
+        <w:t>Possible values:</w:t>
       </w:r>
     </w:p>
     <w:p>
       <w:pPr>
         <w:numPr>
           <w:ilvl w:val="0"/>
-          <w:numId w:val="1"/>
+          <w:numId w:val="4"/>
         </w:numPr>
         <w:spacing w:before="100" w:beforeAutospacing="1" w:after="100" w:afterAutospacing="1" w:line="240" w:lineRule="auto"/>
-        <w:rPr>
-          <w:rFonts w:ascii="Times New Roman" w:eastAsia="Times New Roman" w:hAnsi="Times New Roman" w:cs="Times New Roman"/>
-          <w:sz w:val="24"/>
-          <w:szCs w:val="24"/>
-          <w:lang w:eastAsia="en-GB"/>
-        </w:rPr>
-      </w:pPr>
-      <w:r>
-        <w:rPr>
-          <w:rFonts w:ascii="Times New Roman" w:eastAsia="Times New Roman" w:hAnsi="Times New Roman" w:cs="Times New Roman"/>
-          <w:sz w:val="24"/>
-          <w:szCs w:val="24"/>
-          <w:lang w:eastAsia="en-GB"/>
-        </w:rPr>
-        <w:t xml:space="preserve">Date </w:t>
+      </w:pPr>
+      <w:r>
+        <w:t xml:space="preserve">Major Emergency Department </w:t>
       </w:r>
     </w:p>
     <w:p>
       <w:pPr>
         <w:numPr>
           <w:ilvl w:val="0"/>
-          <w:numId w:val="1"/>
+          <w:numId w:val="4"/>
         </w:numPr>
         <w:spacing w:before="100" w:beforeAutospacing="1" w:after="100" w:afterAutospacing="1" w:line="240" w:lineRule="auto"/>
-        <w:rPr>
-          <w:rFonts w:ascii="Times New Roman" w:eastAsia="Times New Roman" w:hAnsi="Times New Roman" w:cs="Times New Roman"/>
-          <w:sz w:val="24"/>
-          <w:szCs w:val="24"/>
-          <w:lang w:eastAsia="en-GB"/>
-        </w:rPr>
-      </w:pPr>
-      <w:r>
-        <w:rPr>
-          <w:rFonts w:ascii="Times New Roman" w:eastAsia="Times New Roman" w:hAnsi="Times New Roman" w:cs="Times New Roman"/>
-          <w:sz w:val="24"/>
-          <w:szCs w:val="24"/>
-          <w:lang w:eastAsia="en-GB"/>
-        </w:rPr>
-        <w:t xml:space="preserve">Trust </w:t>
+      </w:pPr>
+      <w:r>
+        <w:t xml:space="preserve">Single Specialty A&amp;E </w:t>
       </w:r>
     </w:p>
     <w:p>
       <w:pPr>
         <w:numPr>
           <w:ilvl w:val="0"/>
-          <w:numId w:val="1"/>
+          <w:numId w:val="4"/>
         </w:numPr>
         <w:spacing w:before="100" w:beforeAutospacing="1" w:after="100" w:afterAutospacing="1" w:line="240" w:lineRule="auto"/>
-        <w:rPr>
-          <w:rFonts w:ascii="Times New Roman" w:eastAsia="Times New Roman" w:hAnsi="Times New Roman" w:cs="Times New Roman"/>
-          <w:sz w:val="24"/>
-          <w:szCs w:val="24"/>
-          <w:lang w:eastAsia="en-GB"/>
-        </w:rPr>
-      </w:pPr>
-      <w:r>
-        <w:rPr>
-          <w:rFonts w:ascii="Times New Roman" w:eastAsia="Times New Roman" w:hAnsi="Times New Roman" w:cs="Times New Roman"/>
-          <w:sz w:val="24"/>
-          <w:szCs w:val="24"/>
-          <w:lang w:eastAsia="en-GB"/>
-        </w:rPr>
-        <w:t xml:space="preserve">ICB </w:t>
-      </w:r>
-    </w:p>
-    <w:p>
-      <w:pPr>
-        <w:spacing w:after="0" w:line="240" w:lineRule="auto"/>
-        <w:rPr>
-          <w:rFonts w:ascii="Times New Roman" w:eastAsia="Times New Roman" w:hAnsi="Times New Roman" w:cs="Times New Roman"/>
-          <w:sz w:val="24"/>
-          <w:szCs w:val="24"/>
-          <w:lang w:eastAsia="en-GB"/>
-        </w:rPr>
-      </w:pPr>
-      <w:r>
-        <w:rPr>
-          <w:rFonts w:ascii="Times New Roman" w:eastAsia="Times New Roman" w:hAnsi="Times New Roman" w:cs="Times New Roman"/>
-          <w:sz w:val="24"/>
-          <w:szCs w:val="24"/>
-          <w:lang w:eastAsia="en-GB"/>
-        </w:rPr>
-        <w:pict>
-          <v:rect id="_x0000_i1028" style="width:0;height:1.5pt" o:hralign="center" o:hrstd="t" o:hr="t" fillcolor="#a0a0a0" stroked="f"/>
-        </w:pict>
-      </w:r>
-    </w:p>
-    <w:p>
-      <w:pPr>
-        <w:spacing w:before="100" w:beforeAutospacing="1" w:after="100" w:afterAutospacing="1" w:line="240" w:lineRule="auto"/>
-        <w:outlineLvl w:val="2"/>
-        <w:rPr>
-          <w:rFonts w:ascii="Times New Roman" w:eastAsia="Times New Roman" w:hAnsi="Times New Roman" w:cs="Times New Roman"/>
-          <w:b/>
-          <w:bCs/>
-          <w:sz w:val="27"/>
-          <w:szCs w:val="27"/>
-          <w:lang w:eastAsia="en-GB"/>
-        </w:rPr>
-      </w:pPr>
-      <w:r>
-        <w:rPr>
-          <w:rFonts w:ascii="Times New Roman" w:eastAsia="Times New Roman" w:hAnsi="Times New Roman" w:cs="Times New Roman"/>
-          <w:b/>
-          <w:bCs/>
-          <w:sz w:val="27"/>
-          <w:szCs w:val="27"/>
-          <w:lang w:eastAsia="en-GB"/>
-        </w:rPr>
-        <w:t>Planned Fact Tables</w:t>
-      </w:r>
-    </w:p>
-    <w:p>
-      <w:pPr>
-        <w:spacing w:before="100" w:beforeAutospacing="1" w:after="100" w:afterAutospacing="1" w:line="240" w:lineRule="auto"/>
-        <w:rPr>
-          <w:rFonts w:ascii="Times New Roman" w:eastAsia="Times New Roman" w:hAnsi="Times New Roman" w:cs="Times New Roman"/>
-          <w:sz w:val="24"/>
-          <w:szCs w:val="24"/>
-          <w:lang w:eastAsia="en-GB"/>
-        </w:rPr>
-      </w:pPr>
-      <w:r>
-        <w:rPr>
-          <w:rFonts w:ascii="Times New Roman" w:eastAsia="Times New Roman" w:hAnsi="Times New Roman" w:cs="Times New Roman"/>
-          <w:sz w:val="24"/>
-          <w:szCs w:val="24"/>
-          <w:lang w:eastAsia="en-GB"/>
-        </w:rPr>
-        <w:lastRenderedPageBreak/>
-        <w:t>List:</w:t>
+      </w:pPr>
+      <w:r>
+        <w:t xml:space="preserve">Minor Injury Unit / UTC </w:t>
       </w:r>
     </w:p>
     <w:p>
       <w:pPr>
         <w:numPr>
           <w:ilvl w:val="0"/>
-          <w:numId w:val="2"/>
+          <w:numId w:val="4"/>
         </w:numPr>
         <w:spacing w:before="100" w:beforeAutospacing="1" w:after="100" w:afterAutospacing="1" w:line="240" w:lineRule="auto"/>
-        <w:rPr>
-          <w:rFonts w:ascii="Times New Roman" w:eastAsia="Times New Roman" w:hAnsi="Times New Roman" w:cs="Times New Roman"/>
-          <w:sz w:val="24"/>
-          <w:szCs w:val="24"/>
-          <w:lang w:eastAsia="en-GB"/>
-        </w:rPr>
-      </w:pPr>
-      <w:r>
-        <w:rPr>
-          <w:rFonts w:ascii="Times New Roman" w:eastAsia="Times New Roman" w:hAnsi="Times New Roman" w:cs="Times New Roman"/>
-          <w:sz w:val="24"/>
-          <w:szCs w:val="24"/>
-          <w:lang w:eastAsia="en-GB"/>
-        </w:rPr>
-        <w:t xml:space="preserve">A&amp;E Monthly Performance </w:t>
-      </w:r>
-    </w:p>
-    <w:p>
-      <w:pPr>
+      </w:pPr>
+      <w:r>
+        <w:t xml:space="preserve">Specialist Provider </w:t>
+      </w:r>
+    </w:p>
+    <w:p>
+      <w:pPr>
+        <w:pStyle w:val="NormalWeb"/>
+      </w:pPr>
+      <w:r>
+        <w:t>This classification enables like-for-like performance comparisons and prevents misleading benchmarking between fundamentally different provider types.</w:t>
+      </w:r>
+    </w:p>
+    <w:p/>
+    <w:p>
+      <w:pPr>
+        <w:pStyle w:val="Heading1"/>
+      </w:pPr>
+    </w:p>
+    <w:p>
+      <w:pPr>
+        <w:pStyle w:val="Heading1"/>
+        <w:rPr>
+          <w:rFonts w:asciiTheme="minorHAnsi" w:hAnsiTheme="minorHAnsi"/>
+          <w:sz w:val="40"/>
+          <w:szCs w:val="40"/>
+        </w:rPr>
+      </w:pPr>
+    </w:p>
+    <w:p>
+      <w:pPr>
+        <w:pStyle w:val="Heading1"/>
+        <w:rPr>
+          <w:rFonts w:asciiTheme="minorHAnsi" w:hAnsiTheme="minorHAnsi"/>
+          <w:sz w:val="40"/>
+          <w:szCs w:val="40"/>
+        </w:rPr>
+      </w:pPr>
+      <w:r>
+        <w:rPr>
+          <w:rFonts w:asciiTheme="minorHAnsi" w:hAnsiTheme="minorHAnsi"/>
+          <w:sz w:val="40"/>
+          <w:szCs w:val="40"/>
+        </w:rPr>
+        <w:lastRenderedPageBreak/>
+        <w:t>6. Date Dimension</w:t>
+      </w:r>
+    </w:p>
+    <w:p>
+      <w:pPr>
+        <w:pStyle w:val="Heading2"/>
+      </w:pPr>
+      <w:proofErr w:type="spellStart"/>
+      <w:r>
+        <w:t>dim_date</w:t>
+      </w:r>
+      <w:proofErr w:type="spellEnd"/>
+    </w:p>
+    <w:p>
+      <w:pPr>
+        <w:pStyle w:val="NormalWeb"/>
+      </w:pPr>
+      <w:r>
+        <w:t>Contains one record per reporting month.</w:t>
+      </w:r>
+    </w:p>
+    <w:p>
+      <w:pPr>
+        <w:pStyle w:val="Heading3"/>
+      </w:pPr>
+      <w:r>
+        <w:t>Primary Key</w:t>
+      </w:r>
+    </w:p>
+    <w:p>
+      <w:pPr>
+        <w:pStyle w:val="HTMLPreformatted"/>
+      </w:pPr>
+      <w:proofErr w:type="spellStart"/>
+      <w:r>
+        <w:rPr>
+          <w:rStyle w:val="HTMLCode"/>
+        </w:rPr>
+        <w:t>date_key</w:t>
+      </w:r>
+      <w:proofErr w:type="spellEnd"/>
+    </w:p>
+    <w:p>
+      <w:pPr>
+        <w:pStyle w:val="Heading3"/>
+      </w:pPr>
+      <w:r>
+        <w:t>Attributes</w:t>
+      </w:r>
+    </w:p>
+    <w:tbl>
+      <w:tblPr>
+        <w:tblW w:w="0" w:type="auto"/>
+        <w:tblCellSpacing w:w="15" w:type="dxa"/>
+        <w:tblCellMar>
+          <w:top w:w="15" w:type="dxa"/>
+          <w:left w:w="15" w:type="dxa"/>
+          <w:bottom w:w="15" w:type="dxa"/>
+          <w:right w:w="15" w:type="dxa"/>
+        </w:tblCellMar>
+        <w:tblLook w:val="04A0" w:firstRow="1" w:lastRow="0" w:firstColumn="1" w:lastColumn="0" w:noHBand="0" w:noVBand="1"/>
+      </w:tblPr>
+      <w:tblGrid>
+        <w:gridCol w:w="81"/>
+        <w:gridCol w:w="66"/>
+        <w:gridCol w:w="66"/>
+        <w:gridCol w:w="4840"/>
+        <w:gridCol w:w="2120"/>
+      </w:tblGrid>
+      <w:tr>
+        <w:trPr>
+          <w:tblHeader/>
+          <w:tblCellSpacing w:w="15" w:type="dxa"/>
+        </w:trPr>
+        <w:tc>
+          <w:tcPr>
+            <w:tcW w:w="0" w:type="auto"/>
+            <w:vAlign w:val="center"/>
+          </w:tcPr>
+          <w:p>
+            <w:pPr>
+              <w:jc w:val="center"/>
+              <w:rPr>
+                <w:b/>
+                <w:bCs/>
+              </w:rPr>
+            </w:pPr>
+          </w:p>
+        </w:tc>
+        <w:tc>
+          <w:tcPr>
+            <w:tcW w:w="0" w:type="auto"/>
+            <w:vAlign w:val="center"/>
+          </w:tcPr>
+          <w:p>
+            <w:pPr>
+              <w:jc w:val="center"/>
+              <w:rPr>
+                <w:b/>
+                <w:bCs/>
+              </w:rPr>
+            </w:pPr>
+          </w:p>
+        </w:tc>
+        <w:tc>
+          <w:tcPr>
+            <w:tcW w:w="0" w:type="auto"/>
+          </w:tcPr>
+          <w:p>
+            <w:pPr>
+              <w:jc w:val="center"/>
+              <w:rPr>
+                <w:b/>
+                <w:bCs/>
+              </w:rPr>
+            </w:pPr>
+          </w:p>
+        </w:tc>
+        <w:tc>
+          <w:tcPr>
+            <w:tcW w:w="3950" w:type="dxa"/>
+            <w:vAlign w:val="center"/>
+          </w:tcPr>
+          <w:tbl>
+            <w:tblPr>
+              <w:tblW w:w="4760" w:type="dxa"/>
+              <w:tblLook w:val="04A0" w:firstRow="1" w:lastRow="0" w:firstColumn="1" w:lastColumn="0" w:noHBand="0" w:noVBand="1"/>
+            </w:tblPr>
+            <w:tblGrid>
+              <w:gridCol w:w="1760"/>
+              <w:gridCol w:w="3000"/>
+            </w:tblGrid>
+            <w:tr>
+              <w:trPr>
+                <w:trHeight w:val="315"/>
+              </w:trPr>
+              <w:tc>
+                <w:tcPr>
+                  <w:tcW w:w="1660" w:type="dxa"/>
+                  <w:tcBorders>
+                    <w:top w:val="single" w:sz="8" w:space="0" w:color="auto"/>
+                    <w:left w:val="single" w:sz="8" w:space="0" w:color="auto"/>
+                    <w:bottom w:val="single" w:sz="8" w:space="0" w:color="auto"/>
+                    <w:right w:val="single" w:sz="8" w:space="0" w:color="auto"/>
+                  </w:tcBorders>
+                  <w:shd w:val="clear" w:color="auto" w:fill="auto"/>
+                  <w:vAlign w:val="center"/>
+                  <w:hideMark/>
+                </w:tcPr>
+                <w:p>
+                  <w:pPr>
+                    <w:spacing w:after="0" w:line="240" w:lineRule="auto"/>
+                    <w:rPr>
+                      <w:rFonts w:ascii="Calibri" w:eastAsia="Times New Roman" w:hAnsi="Calibri" w:cs="Times New Roman"/>
+                      <w:b/>
+                      <w:bCs/>
+                      <w:color w:val="000000"/>
+                      <w:lang w:eastAsia="en-GB"/>
+                    </w:rPr>
+                  </w:pPr>
+                  <w:r>
+                    <w:rPr>
+                      <w:rFonts w:ascii="Calibri" w:eastAsia="Times New Roman" w:hAnsi="Calibri" w:cs="Times New Roman"/>
+                      <w:b/>
+                      <w:bCs/>
+                      <w:color w:val="000000"/>
+                      <w:lang w:eastAsia="en-GB"/>
+                    </w:rPr>
+                    <w:t>Column</w:t>
+                  </w:r>
+                </w:p>
+              </w:tc>
+              <w:tc>
+                <w:tcPr>
+                  <w:tcW w:w="3100" w:type="dxa"/>
+                  <w:tcBorders>
+                    <w:top w:val="single" w:sz="8" w:space="0" w:color="auto"/>
+                    <w:left w:val="nil"/>
+                    <w:bottom w:val="single" w:sz="8" w:space="0" w:color="auto"/>
+                    <w:right w:val="single" w:sz="8" w:space="0" w:color="auto"/>
+                  </w:tcBorders>
+                  <w:shd w:val="clear" w:color="auto" w:fill="auto"/>
+                  <w:vAlign w:val="center"/>
+                  <w:hideMark/>
+                </w:tcPr>
+                <w:p>
+                  <w:pPr>
+                    <w:spacing w:after="0" w:line="240" w:lineRule="auto"/>
+                    <w:rPr>
+                      <w:rFonts w:ascii="Calibri" w:eastAsia="Times New Roman" w:hAnsi="Calibri" w:cs="Times New Roman"/>
+                      <w:b/>
+                      <w:bCs/>
+                      <w:color w:val="000000"/>
+                      <w:lang w:eastAsia="en-GB"/>
+                    </w:rPr>
+                  </w:pPr>
+                  <w:r>
+                    <w:rPr>
+                      <w:rFonts w:ascii="Calibri" w:eastAsia="Times New Roman" w:hAnsi="Calibri" w:cs="Times New Roman"/>
+                      <w:b/>
+                      <w:bCs/>
+                      <w:color w:val="000000"/>
+                      <w:lang w:eastAsia="en-GB"/>
+                    </w:rPr>
+                    <w:t>Description</w:t>
+                  </w:r>
+                </w:p>
+              </w:tc>
+            </w:tr>
+            <w:tr>
+              <w:trPr>
+                <w:trHeight w:val="300"/>
+              </w:trPr>
+              <w:tc>
+                <w:tcPr>
+                  <w:tcW w:w="1660" w:type="dxa"/>
+                  <w:tcBorders>
+                    <w:top w:val="nil"/>
+                    <w:left w:val="single" w:sz="4" w:space="0" w:color="auto"/>
+                    <w:bottom w:val="single" w:sz="4" w:space="0" w:color="auto"/>
+                    <w:right w:val="single" w:sz="4" w:space="0" w:color="auto"/>
+                  </w:tcBorders>
+                  <w:shd w:val="clear" w:color="auto" w:fill="auto"/>
+                  <w:vAlign w:val="center"/>
+                  <w:hideMark/>
+                </w:tcPr>
+                <w:p>
+                  <w:pPr>
+                    <w:spacing w:after="0" w:line="240" w:lineRule="auto"/>
+                    <w:rPr>
+                      <w:rFonts w:ascii="Calibri" w:eastAsia="Times New Roman" w:hAnsi="Calibri" w:cs="Times New Roman"/>
+                      <w:color w:val="000000"/>
+                      <w:lang w:eastAsia="en-GB"/>
+                    </w:rPr>
+                  </w:pPr>
+                  <w:proofErr w:type="spellStart"/>
+                  <w:r>
+                    <w:rPr>
+                      <w:rFonts w:ascii="Calibri" w:eastAsia="Times New Roman" w:hAnsi="Calibri" w:cs="Times New Roman"/>
+                      <w:color w:val="000000"/>
+                      <w:lang w:eastAsia="en-GB"/>
+                    </w:rPr>
+                    <w:t>reporting_month</w:t>
+                  </w:r>
+                  <w:proofErr w:type="spellEnd"/>
+                </w:p>
+              </w:tc>
+              <w:tc>
+                <w:tcPr>
+                  <w:tcW w:w="3100" w:type="dxa"/>
+                  <w:tcBorders>
+                    <w:top w:val="nil"/>
+                    <w:left w:val="nil"/>
+                    <w:bottom w:val="single" w:sz="4" w:space="0" w:color="auto"/>
+                    <w:right w:val="single" w:sz="4" w:space="0" w:color="auto"/>
+                  </w:tcBorders>
+                  <w:shd w:val="clear" w:color="auto" w:fill="auto"/>
+                  <w:vAlign w:val="center"/>
+                  <w:hideMark/>
+                </w:tcPr>
+                <w:p>
+                  <w:pPr>
+                    <w:spacing w:after="0" w:line="240" w:lineRule="auto"/>
+                    <w:rPr>
+                      <w:rFonts w:ascii="Calibri" w:eastAsia="Times New Roman" w:hAnsi="Calibri" w:cs="Times New Roman"/>
+                      <w:color w:val="000000"/>
+                      <w:lang w:eastAsia="en-GB"/>
+                    </w:rPr>
+                  </w:pPr>
+                  <w:r>
+                    <w:rPr>
+                      <w:rFonts w:ascii="Calibri" w:eastAsia="Times New Roman" w:hAnsi="Calibri" w:cs="Times New Roman"/>
+                      <w:color w:val="000000"/>
+                      <w:lang w:eastAsia="en-GB"/>
+                    </w:rPr>
+                    <w:t>Month name</w:t>
+                  </w:r>
+                </w:p>
+              </w:tc>
+            </w:tr>
+            <w:tr>
+              <w:trPr>
+                <w:trHeight w:val="300"/>
+              </w:trPr>
+              <w:tc>
+                <w:tcPr>
+                  <w:tcW w:w="1660" w:type="dxa"/>
+                  <w:tcBorders>
+                    <w:top w:val="nil"/>
+                    <w:left w:val="single" w:sz="4" w:space="0" w:color="auto"/>
+                    <w:bottom w:val="single" w:sz="4" w:space="0" w:color="auto"/>
+                    <w:right w:val="single" w:sz="4" w:space="0" w:color="auto"/>
+                  </w:tcBorders>
+                  <w:shd w:val="clear" w:color="auto" w:fill="auto"/>
+                  <w:vAlign w:val="center"/>
+                  <w:hideMark/>
+                </w:tcPr>
+                <w:p>
+                  <w:pPr>
+                    <w:spacing w:after="0" w:line="240" w:lineRule="auto"/>
+                    <w:rPr>
+                      <w:rFonts w:ascii="Calibri" w:eastAsia="Times New Roman" w:hAnsi="Calibri" w:cs="Times New Roman"/>
+                      <w:color w:val="000000"/>
+                      <w:lang w:eastAsia="en-GB"/>
+                    </w:rPr>
+                  </w:pPr>
+                  <w:proofErr w:type="spellStart"/>
+                  <w:r>
+                    <w:rPr>
+                      <w:rFonts w:ascii="Calibri" w:eastAsia="Times New Roman" w:hAnsi="Calibri" w:cs="Times New Roman"/>
+                      <w:color w:val="000000"/>
+                      <w:lang w:eastAsia="en-GB"/>
+                    </w:rPr>
+                    <w:t>month_number</w:t>
+                  </w:r>
+                  <w:proofErr w:type="spellEnd"/>
+                </w:p>
+              </w:tc>
+              <w:tc>
+                <w:tcPr>
+                  <w:tcW w:w="3100" w:type="dxa"/>
+                  <w:tcBorders>
+                    <w:top w:val="nil"/>
+                    <w:left w:val="nil"/>
+                    <w:bottom w:val="single" w:sz="4" w:space="0" w:color="auto"/>
+                    <w:right w:val="single" w:sz="4" w:space="0" w:color="auto"/>
+                  </w:tcBorders>
+                  <w:shd w:val="clear" w:color="auto" w:fill="auto"/>
+                  <w:vAlign w:val="center"/>
+                  <w:hideMark/>
+                </w:tcPr>
+                <w:p>
+                  <w:pPr>
+                    <w:spacing w:after="0" w:line="240" w:lineRule="auto"/>
+                    <w:rPr>
+                      <w:rFonts w:ascii="Calibri" w:eastAsia="Times New Roman" w:hAnsi="Calibri" w:cs="Times New Roman"/>
+                      <w:color w:val="000000"/>
+                      <w:lang w:eastAsia="en-GB"/>
+                    </w:rPr>
+                  </w:pPr>
+                  <w:r>
+                    <w:rPr>
+                      <w:rFonts w:ascii="Calibri" w:eastAsia="Times New Roman" w:hAnsi="Calibri" w:cs="Times New Roman"/>
+                      <w:color w:val="000000"/>
+                      <w:lang w:eastAsia="en-GB"/>
+                    </w:rPr>
+                    <w:t>Numeric month</w:t>
+                  </w:r>
+                </w:p>
+              </w:tc>
+            </w:tr>
+            <w:tr>
+              <w:trPr>
+                <w:trHeight w:val="600"/>
+              </w:trPr>
+              <w:tc>
+                <w:tcPr>
+                  <w:tcW w:w="1660" w:type="dxa"/>
+                  <w:tcBorders>
+                    <w:top w:val="nil"/>
+                    <w:left w:val="single" w:sz="4" w:space="0" w:color="auto"/>
+                    <w:bottom w:val="single" w:sz="4" w:space="0" w:color="auto"/>
+                    <w:right w:val="single" w:sz="4" w:space="0" w:color="auto"/>
+                  </w:tcBorders>
+                  <w:shd w:val="clear" w:color="auto" w:fill="auto"/>
+                  <w:vAlign w:val="center"/>
+                  <w:hideMark/>
+                </w:tcPr>
+                <w:p>
+                  <w:pPr>
+                    <w:spacing w:after="0" w:line="240" w:lineRule="auto"/>
+                    <w:rPr>
+                      <w:rFonts w:ascii="Calibri" w:eastAsia="Times New Roman" w:hAnsi="Calibri" w:cs="Times New Roman"/>
+                      <w:color w:val="000000"/>
+                      <w:lang w:eastAsia="en-GB"/>
+                    </w:rPr>
+                  </w:pPr>
+                  <w:r>
+                    <w:rPr>
+                      <w:rFonts w:ascii="Calibri" w:eastAsia="Times New Roman" w:hAnsi="Calibri" w:cs="Times New Roman"/>
+                      <w:color w:val="000000"/>
+                      <w:lang w:eastAsia="en-GB"/>
+                    </w:rPr>
+                    <w:t>year</w:t>
+                  </w:r>
+                </w:p>
+              </w:tc>
+              <w:tc>
+                <w:tcPr>
+                  <w:tcW w:w="3100" w:type="dxa"/>
+                  <w:tcBorders>
+                    <w:top w:val="nil"/>
+                    <w:left w:val="nil"/>
+                    <w:bottom w:val="single" w:sz="4" w:space="0" w:color="auto"/>
+                    <w:right w:val="single" w:sz="4" w:space="0" w:color="auto"/>
+                  </w:tcBorders>
+                  <w:shd w:val="clear" w:color="auto" w:fill="auto"/>
+                  <w:vAlign w:val="center"/>
+                  <w:hideMark/>
+                </w:tcPr>
+                <w:p>
+                  <w:pPr>
+                    <w:spacing w:after="0" w:line="240" w:lineRule="auto"/>
+                    <w:rPr>
+                      <w:rFonts w:ascii="Calibri" w:eastAsia="Times New Roman" w:hAnsi="Calibri" w:cs="Times New Roman"/>
+                      <w:color w:val="000000"/>
+                      <w:lang w:eastAsia="en-GB"/>
+                    </w:rPr>
+                  </w:pPr>
+                  <w:r>
+                    <w:rPr>
+                      <w:rFonts w:ascii="Calibri" w:eastAsia="Times New Roman" w:hAnsi="Calibri" w:cs="Times New Roman"/>
+                      <w:color w:val="000000"/>
+                      <w:lang w:eastAsia="en-GB"/>
+                    </w:rPr>
+                    <w:t>Calendar year</w:t>
+                  </w:r>
+                </w:p>
+              </w:tc>
+            </w:tr>
+            <w:tr>
+              <w:trPr>
+                <w:trHeight w:val="315"/>
+              </w:trPr>
+              <w:tc>
+                <w:tcPr>
+                  <w:tcW w:w="1660" w:type="dxa"/>
+                  <w:tcBorders>
+                    <w:top w:val="nil"/>
+                    <w:left w:val="single" w:sz="4" w:space="0" w:color="auto"/>
+                    <w:bottom w:val="single" w:sz="4" w:space="0" w:color="auto"/>
+                    <w:right w:val="single" w:sz="4" w:space="0" w:color="auto"/>
+                  </w:tcBorders>
+                  <w:shd w:val="clear" w:color="auto" w:fill="auto"/>
+                  <w:vAlign w:val="center"/>
+                  <w:hideMark/>
+                </w:tcPr>
+                <w:p>
+                  <w:pPr>
+                    <w:spacing w:after="0" w:line="240" w:lineRule="auto"/>
+                    <w:rPr>
+                      <w:rFonts w:ascii="Calibri" w:eastAsia="Times New Roman" w:hAnsi="Calibri" w:cs="Times New Roman"/>
+                      <w:color w:val="000000"/>
+                      <w:lang w:eastAsia="en-GB"/>
+                    </w:rPr>
+                  </w:pPr>
+                  <w:r>
+                    <w:rPr>
+                      <w:rFonts w:ascii="Calibri" w:eastAsia="Times New Roman" w:hAnsi="Calibri" w:cs="Times New Roman"/>
+                      <w:color w:val="000000"/>
+                      <w:lang w:eastAsia="en-GB"/>
+                    </w:rPr>
+                    <w:t>quarter</w:t>
+                  </w:r>
+                </w:p>
+              </w:tc>
+              <w:tc>
+                <w:tcPr>
+                  <w:tcW w:w="3100" w:type="dxa"/>
+                  <w:tcBorders>
+                    <w:top w:val="nil"/>
+                    <w:left w:val="nil"/>
+                    <w:bottom w:val="single" w:sz="4" w:space="0" w:color="auto"/>
+                    <w:right w:val="single" w:sz="4" w:space="0" w:color="auto"/>
+                  </w:tcBorders>
+                  <w:shd w:val="clear" w:color="auto" w:fill="auto"/>
+                  <w:vAlign w:val="center"/>
+                  <w:hideMark/>
+                </w:tcPr>
+                <w:p>
+                  <w:pPr>
+                    <w:spacing w:after="0" w:line="240" w:lineRule="auto"/>
+                    <w:rPr>
+                      <w:rFonts w:ascii="Calibri" w:eastAsia="Times New Roman" w:hAnsi="Calibri" w:cs="Times New Roman"/>
+                      <w:color w:val="000000"/>
+                      <w:lang w:eastAsia="en-GB"/>
+                    </w:rPr>
+                  </w:pPr>
+                  <w:r>
+                    <w:rPr>
+                      <w:rFonts w:ascii="Calibri" w:eastAsia="Times New Roman" w:hAnsi="Calibri" w:cs="Times New Roman"/>
+                      <w:color w:val="000000"/>
+                      <w:lang w:eastAsia="en-GB"/>
+                    </w:rPr>
+                    <w:t>Financial quarter</w:t>
+                  </w:r>
+                </w:p>
+              </w:tc>
+            </w:tr>
+            <w:tr>
+              <w:trPr>
+                <w:trHeight w:val="315"/>
+              </w:trPr>
+              <w:tc>
+                <w:tcPr>
+                  <w:tcW w:w="1660" w:type="dxa"/>
+                  <w:tcBorders>
+                    <w:top w:val="nil"/>
+                    <w:left w:val="single" w:sz="4" w:space="0" w:color="auto"/>
+                    <w:bottom w:val="single" w:sz="4" w:space="0" w:color="auto"/>
+                    <w:right w:val="single" w:sz="4" w:space="0" w:color="auto"/>
+                  </w:tcBorders>
+                  <w:shd w:val="clear" w:color="auto" w:fill="auto"/>
+                  <w:vAlign w:val="center"/>
+                  <w:hideMark/>
+                </w:tcPr>
+                <w:p>
+                  <w:pPr>
+                    <w:spacing w:after="0" w:line="240" w:lineRule="auto"/>
+                    <w:rPr>
+                      <w:rFonts w:ascii="Calibri" w:eastAsia="Times New Roman" w:hAnsi="Calibri" w:cs="Times New Roman"/>
+                      <w:color w:val="000000"/>
+                      <w:lang w:eastAsia="en-GB"/>
+                    </w:rPr>
+                  </w:pPr>
+                  <w:proofErr w:type="spellStart"/>
+                  <w:r>
+                    <w:rPr>
+                      <w:rFonts w:ascii="Calibri" w:eastAsia="Times New Roman" w:hAnsi="Calibri" w:cs="Times New Roman"/>
+                      <w:color w:val="000000"/>
+                      <w:lang w:eastAsia="en-GB"/>
+                    </w:rPr>
+                    <w:t>financial_year</w:t>
+                  </w:r>
+                  <w:proofErr w:type="spellEnd"/>
+                </w:p>
+              </w:tc>
+              <w:tc>
+                <w:tcPr>
+                  <w:tcW w:w="3100" w:type="dxa"/>
+                  <w:tcBorders>
+                    <w:top w:val="nil"/>
+                    <w:left w:val="nil"/>
+                    <w:bottom w:val="single" w:sz="4" w:space="0" w:color="auto"/>
+                    <w:right w:val="single" w:sz="4" w:space="0" w:color="auto"/>
+                  </w:tcBorders>
+                  <w:shd w:val="clear" w:color="auto" w:fill="auto"/>
+                  <w:vAlign w:val="center"/>
+                  <w:hideMark/>
+                </w:tcPr>
+                <w:p>
+                  <w:pPr>
+                    <w:spacing w:after="0" w:line="240" w:lineRule="auto"/>
+                    <w:rPr>
+                      <w:rFonts w:ascii="Calibri" w:eastAsia="Times New Roman" w:hAnsi="Calibri" w:cs="Times New Roman"/>
+                      <w:color w:val="000000"/>
+                      <w:lang w:eastAsia="en-GB"/>
+                    </w:rPr>
+                  </w:pPr>
+                  <w:r>
+                    <w:rPr>
+                      <w:rFonts w:ascii="Calibri" w:eastAsia="Times New Roman" w:hAnsi="Calibri" w:cs="Times New Roman"/>
+                      <w:color w:val="000000"/>
+                      <w:lang w:eastAsia="en-GB"/>
+                    </w:rPr>
+                    <w:t>NHS financial year</w:t>
+                  </w:r>
+                </w:p>
+              </w:tc>
+            </w:tr>
+          </w:tbl>
+          <w:p>
+            <w:pPr>
+              <w:rPr>
+                <w:rFonts w:ascii="Calibri" w:hAnsi="Calibri"/>
+                <w:b/>
+                <w:bCs/>
+                <w:color w:val="000000"/>
+              </w:rPr>
+            </w:pPr>
+          </w:p>
+        </w:tc>
+        <w:tc>
+          <w:tcPr>
+            <w:tcW w:w="2075" w:type="dxa"/>
+            <w:vAlign w:val="center"/>
+          </w:tcPr>
+          <w:p>
+            <w:pPr>
+              <w:rPr>
+                <w:rFonts w:ascii="Calibri" w:hAnsi="Calibri"/>
+                <w:b/>
+                <w:bCs/>
+                <w:color w:val="000000"/>
+              </w:rPr>
+            </w:pPr>
+          </w:p>
+        </w:tc>
+      </w:tr>
+    </w:tbl>
+    <w:p/>
+    <w:p>
+      <w:pPr>
+        <w:pStyle w:val="Heading1"/>
+        <w:rPr>
+          <w:rFonts w:asciiTheme="minorHAnsi" w:hAnsiTheme="minorHAnsi"/>
+          <w:sz w:val="40"/>
+          <w:szCs w:val="40"/>
+        </w:rPr>
+      </w:pPr>
+      <w:r>
+        <w:rPr>
+          <w:rFonts w:asciiTheme="minorHAnsi" w:hAnsiTheme="minorHAnsi"/>
+          <w:sz w:val="40"/>
+          <w:szCs w:val="40"/>
+        </w:rPr>
+        <w:t>7. ICB Dimension</w:t>
+      </w:r>
+    </w:p>
+    <w:p>
+      <w:pPr>
+        <w:pStyle w:val="Heading2"/>
+      </w:pPr>
+      <w:proofErr w:type="spellStart"/>
+      <w:r>
+        <w:t>dim_icb</w:t>
+      </w:r>
+      <w:proofErr w:type="spellEnd"/>
+    </w:p>
+    <w:p>
+      <w:pPr>
+        <w:pStyle w:val="NormalWeb"/>
+      </w:pPr>
+      <w:r>
+        <w:t>Stores Integrated Care Board metadata.</w:t>
+      </w:r>
+    </w:p>
+    <w:p>
+      <w:pPr>
+        <w:pStyle w:val="Heading3"/>
+      </w:pPr>
+      <w:r>
+        <w:t>Primary Key</w:t>
+      </w:r>
+    </w:p>
+    <w:p>
+      <w:pPr>
+        <w:pStyle w:val="HTMLPreformatted"/>
+      </w:pPr>
+      <w:proofErr w:type="spellStart"/>
+      <w:r>
+        <w:rPr>
+          <w:rStyle w:val="HTMLCode"/>
+        </w:rPr>
+        <w:t>icb_key</w:t>
+      </w:r>
+      <w:proofErr w:type="spellEnd"/>
+    </w:p>
+    <w:p>
+      <w:pPr>
+        <w:pStyle w:val="Heading3"/>
+      </w:pPr>
+      <w:r>
+        <w:t>Attributes</w:t>
+      </w:r>
+    </w:p>
+    <w:tbl>
+      <w:tblPr>
+        <w:tblW w:w="0" w:type="auto"/>
+        <w:tblCellSpacing w:w="15" w:type="dxa"/>
+        <w:tblCellMar>
+          <w:top w:w="15" w:type="dxa"/>
+          <w:left w:w="15" w:type="dxa"/>
+          <w:bottom w:w="15" w:type="dxa"/>
+          <w:right w:w="15" w:type="dxa"/>
+        </w:tblCellMar>
+        <w:tblLook w:val="04A0" w:firstRow="1" w:lastRow="0" w:firstColumn="1" w:lastColumn="0" w:noHBand="0" w:noVBand="1"/>
+      </w:tblPr>
+      <w:tblGrid>
+        <w:gridCol w:w="3675"/>
+        <w:gridCol w:w="81"/>
+      </w:tblGrid>
+      <w:tr>
+        <w:trPr>
+          <w:tblHeader/>
+          <w:tblCellSpacing w:w="15" w:type="dxa"/>
+        </w:trPr>
+        <w:tc>
+          <w:tcPr>
+            <w:tcW w:w="0" w:type="auto"/>
+            <w:vAlign w:val="center"/>
+          </w:tcPr>
+          <w:tbl>
+            <w:tblPr>
+              <w:tblW w:w="3580" w:type="dxa"/>
+              <w:tblLook w:val="04A0" w:firstRow="1" w:lastRow="0" w:firstColumn="1" w:lastColumn="0" w:noHBand="0" w:noVBand="1"/>
+            </w:tblPr>
+            <w:tblGrid>
+              <w:gridCol w:w="1740"/>
+              <w:gridCol w:w="1840"/>
+            </w:tblGrid>
+            <w:tr>
+              <w:trPr>
+                <w:trHeight w:val="315"/>
+              </w:trPr>
+              <w:tc>
+                <w:tcPr>
+                  <w:tcW w:w="1740" w:type="dxa"/>
+                  <w:tcBorders>
+                    <w:top w:val="single" w:sz="8" w:space="0" w:color="auto"/>
+                    <w:left w:val="single" w:sz="8" w:space="0" w:color="auto"/>
+                    <w:bottom w:val="single" w:sz="8" w:space="0" w:color="auto"/>
+                    <w:right w:val="single" w:sz="8" w:space="0" w:color="auto"/>
+                  </w:tcBorders>
+                  <w:shd w:val="clear" w:color="auto" w:fill="auto"/>
+                  <w:vAlign w:val="center"/>
+                  <w:hideMark/>
+                </w:tcPr>
+                <w:p>
+                  <w:pPr>
+                    <w:spacing w:after="0" w:line="240" w:lineRule="auto"/>
+                    <w:jc w:val="center"/>
+                    <w:rPr>
+                      <w:rFonts w:ascii="Calibri" w:eastAsia="Times New Roman" w:hAnsi="Calibri" w:cs="Times New Roman"/>
+                      <w:b/>
+                      <w:bCs/>
+                      <w:color w:val="000000"/>
+                      <w:lang w:eastAsia="en-GB"/>
+                    </w:rPr>
+                  </w:pPr>
+                  <w:r>
+                    <w:rPr>
+                      <w:rFonts w:ascii="Calibri" w:eastAsia="Times New Roman" w:hAnsi="Calibri" w:cs="Times New Roman"/>
+                      <w:b/>
+                      <w:bCs/>
+                      <w:color w:val="000000"/>
+                      <w:lang w:eastAsia="en-GB"/>
+                    </w:rPr>
+                    <w:t>Column</w:t>
+                  </w:r>
+                </w:p>
+              </w:tc>
+              <w:tc>
+                <w:tcPr>
+                  <w:tcW w:w="1840" w:type="dxa"/>
+                  <w:tcBorders>
+                    <w:top w:val="single" w:sz="8" w:space="0" w:color="auto"/>
+                    <w:left w:val="nil"/>
+                    <w:bottom w:val="single" w:sz="8" w:space="0" w:color="auto"/>
+                    <w:right w:val="single" w:sz="8" w:space="0" w:color="auto"/>
+                  </w:tcBorders>
+                  <w:shd w:val="clear" w:color="auto" w:fill="auto"/>
+                  <w:vAlign w:val="center"/>
+                  <w:hideMark/>
+                </w:tcPr>
+                <w:p>
+                  <w:pPr>
+                    <w:spacing w:after="0" w:line="240" w:lineRule="auto"/>
+                    <w:rPr>
+                      <w:rFonts w:ascii="Calibri" w:eastAsia="Times New Roman" w:hAnsi="Calibri" w:cs="Times New Roman"/>
+                      <w:b/>
+                      <w:bCs/>
+                      <w:color w:val="000000"/>
+                      <w:lang w:eastAsia="en-GB"/>
+                    </w:rPr>
+                  </w:pPr>
+                  <w:r>
+                    <w:rPr>
+                      <w:rFonts w:ascii="Calibri" w:eastAsia="Times New Roman" w:hAnsi="Calibri" w:cs="Times New Roman"/>
+                      <w:b/>
+                      <w:bCs/>
+                      <w:color w:val="000000"/>
+                      <w:lang w:eastAsia="en-GB"/>
+                    </w:rPr>
+                    <w:t>Description</w:t>
+                  </w:r>
+                </w:p>
+              </w:tc>
+            </w:tr>
+            <w:tr>
+              <w:trPr>
+                <w:trHeight w:val="300"/>
+              </w:trPr>
+              <w:tc>
+                <w:tcPr>
+                  <w:tcW w:w="1740" w:type="dxa"/>
+                  <w:tcBorders>
+                    <w:top w:val="nil"/>
+                    <w:left w:val="single" w:sz="4" w:space="0" w:color="auto"/>
+                    <w:bottom w:val="single" w:sz="4" w:space="0" w:color="auto"/>
+                    <w:right w:val="single" w:sz="4" w:space="0" w:color="auto"/>
+                  </w:tcBorders>
+                  <w:shd w:val="clear" w:color="auto" w:fill="auto"/>
+                  <w:vAlign w:val="center"/>
+                  <w:hideMark/>
+                </w:tcPr>
+                <w:p>
+                  <w:pPr>
+                    <w:spacing w:after="0" w:line="240" w:lineRule="auto"/>
+                    <w:rPr>
+                      <w:rFonts w:ascii="Calibri" w:eastAsia="Times New Roman" w:hAnsi="Calibri" w:cs="Times New Roman"/>
+                      <w:color w:val="000000"/>
+                      <w:lang w:eastAsia="en-GB"/>
+                    </w:rPr>
+                  </w:pPr>
+                  <w:proofErr w:type="spellStart"/>
+                  <w:r>
+                    <w:rPr>
+                      <w:rFonts w:ascii="Calibri" w:eastAsia="Times New Roman" w:hAnsi="Calibri" w:cs="Times New Roman"/>
+                      <w:color w:val="000000"/>
+                      <w:lang w:eastAsia="en-GB"/>
+                    </w:rPr>
+                    <w:t>icb_code</w:t>
+                  </w:r>
+                  <w:proofErr w:type="spellEnd"/>
+                </w:p>
+              </w:tc>
+              <w:tc>
+                <w:tcPr>
+                  <w:tcW w:w="1840" w:type="dxa"/>
+                  <w:tcBorders>
+                    <w:top w:val="nil"/>
+                    <w:left w:val="nil"/>
+                    <w:bottom w:val="single" w:sz="4" w:space="0" w:color="auto"/>
+                    <w:right w:val="single" w:sz="4" w:space="0" w:color="auto"/>
+                  </w:tcBorders>
+                  <w:shd w:val="clear" w:color="auto" w:fill="auto"/>
+                  <w:vAlign w:val="center"/>
+                  <w:hideMark/>
+                </w:tcPr>
+                <w:p>
+                  <w:pPr>
+                    <w:spacing w:after="0" w:line="240" w:lineRule="auto"/>
+                    <w:rPr>
+                      <w:rFonts w:ascii="Calibri" w:eastAsia="Times New Roman" w:hAnsi="Calibri" w:cs="Times New Roman"/>
+                      <w:color w:val="000000"/>
+                      <w:lang w:eastAsia="en-GB"/>
+                    </w:rPr>
+                  </w:pPr>
+                  <w:r>
+                    <w:rPr>
+                      <w:rFonts w:ascii="Calibri" w:eastAsia="Times New Roman" w:hAnsi="Calibri" w:cs="Times New Roman"/>
+                      <w:color w:val="000000"/>
+                      <w:lang w:eastAsia="en-GB"/>
+                    </w:rPr>
+                    <w:t>NHS ICB code</w:t>
+                  </w:r>
+                </w:p>
+              </w:tc>
+            </w:tr>
+            <w:tr>
+              <w:trPr>
+                <w:trHeight w:val="300"/>
+              </w:trPr>
+              <w:tc>
+                <w:tcPr>
+                  <w:tcW w:w="1740" w:type="dxa"/>
+                  <w:tcBorders>
+                    <w:top w:val="nil"/>
+                    <w:left w:val="single" w:sz="4" w:space="0" w:color="auto"/>
+                    <w:bottom w:val="single" w:sz="4" w:space="0" w:color="auto"/>
+                    <w:right w:val="single" w:sz="4" w:space="0" w:color="auto"/>
+                  </w:tcBorders>
+                  <w:shd w:val="clear" w:color="auto" w:fill="auto"/>
+                  <w:vAlign w:val="center"/>
+                  <w:hideMark/>
+                </w:tcPr>
+                <w:p>
+                  <w:pPr>
+                    <w:spacing w:after="0" w:line="240" w:lineRule="auto"/>
+                    <w:rPr>
+                      <w:rFonts w:ascii="Calibri" w:eastAsia="Times New Roman" w:hAnsi="Calibri" w:cs="Times New Roman"/>
+                      <w:color w:val="000000"/>
+                      <w:lang w:eastAsia="en-GB"/>
+                    </w:rPr>
+                  </w:pPr>
+                  <w:proofErr w:type="spellStart"/>
+                  <w:r>
+                    <w:rPr>
+                      <w:rFonts w:ascii="Calibri" w:eastAsia="Times New Roman" w:hAnsi="Calibri" w:cs="Times New Roman"/>
+                      <w:color w:val="000000"/>
+                      <w:lang w:eastAsia="en-GB"/>
+                    </w:rPr>
+                    <w:t>icb_name</w:t>
+                  </w:r>
+                  <w:proofErr w:type="spellEnd"/>
+                </w:p>
+              </w:tc>
+              <w:tc>
+                <w:tcPr>
+                  <w:tcW w:w="1840" w:type="dxa"/>
+                  <w:tcBorders>
+                    <w:top w:val="nil"/>
+                    <w:left w:val="nil"/>
+                    <w:bottom w:val="single" w:sz="4" w:space="0" w:color="auto"/>
+                    <w:right w:val="single" w:sz="4" w:space="0" w:color="auto"/>
+                  </w:tcBorders>
+                  <w:shd w:val="clear" w:color="auto" w:fill="auto"/>
+                  <w:vAlign w:val="center"/>
+                  <w:hideMark/>
+                </w:tcPr>
+                <w:p>
+                  <w:pPr>
+                    <w:spacing w:after="0" w:line="240" w:lineRule="auto"/>
+                    <w:rPr>
+                      <w:rFonts w:ascii="Calibri" w:eastAsia="Times New Roman" w:hAnsi="Calibri" w:cs="Times New Roman"/>
+                      <w:color w:val="000000"/>
+                      <w:lang w:eastAsia="en-GB"/>
+                    </w:rPr>
+                  </w:pPr>
+                  <w:r>
+                    <w:rPr>
+                      <w:rFonts w:ascii="Calibri" w:eastAsia="Times New Roman" w:hAnsi="Calibri" w:cs="Times New Roman"/>
+                      <w:color w:val="000000"/>
+                      <w:lang w:eastAsia="en-GB"/>
+                    </w:rPr>
+                    <w:t>ICB name</w:t>
+                  </w:r>
+                </w:p>
+              </w:tc>
+            </w:tr>
+            <w:tr>
+              <w:trPr>
+                <w:trHeight w:val="600"/>
+              </w:trPr>
+              <w:tc>
+                <w:tcPr>
+                  <w:tcW w:w="1740" w:type="dxa"/>
+                  <w:tcBorders>
+                    <w:top w:val="nil"/>
+                    <w:left w:val="single" w:sz="4" w:space="0" w:color="auto"/>
+                    <w:bottom w:val="single" w:sz="4" w:space="0" w:color="auto"/>
+                    <w:right w:val="single" w:sz="4" w:space="0" w:color="auto"/>
+                  </w:tcBorders>
+                  <w:shd w:val="clear" w:color="auto" w:fill="auto"/>
+                  <w:vAlign w:val="center"/>
+                  <w:hideMark/>
+                </w:tcPr>
+                <w:p>
+                  <w:pPr>
+                    <w:spacing w:after="0" w:line="240" w:lineRule="auto"/>
+                    <w:rPr>
+                      <w:rFonts w:ascii="Calibri" w:eastAsia="Times New Roman" w:hAnsi="Calibri" w:cs="Times New Roman"/>
+                      <w:color w:val="000000"/>
+                      <w:lang w:eastAsia="en-GB"/>
+                    </w:rPr>
+                  </w:pPr>
+                  <w:proofErr w:type="spellStart"/>
+                  <w:r>
+                    <w:rPr>
+                      <w:rFonts w:ascii="Calibri" w:eastAsia="Times New Roman" w:hAnsi="Calibri" w:cs="Times New Roman"/>
+                      <w:color w:val="000000"/>
+                      <w:lang w:eastAsia="en-GB"/>
+                    </w:rPr>
+                    <w:t>nhs_region</w:t>
+                  </w:r>
+                  <w:proofErr w:type="spellEnd"/>
+                </w:p>
+              </w:tc>
+              <w:tc>
+                <w:tcPr>
+                  <w:tcW w:w="1840" w:type="dxa"/>
+                  <w:tcBorders>
+                    <w:top w:val="nil"/>
+                    <w:left w:val="nil"/>
+                    <w:bottom w:val="single" w:sz="4" w:space="0" w:color="auto"/>
+                    <w:right w:val="single" w:sz="4" w:space="0" w:color="auto"/>
+                  </w:tcBorders>
+                  <w:shd w:val="clear" w:color="auto" w:fill="auto"/>
+                  <w:vAlign w:val="center"/>
+                  <w:hideMark/>
+                </w:tcPr>
+                <w:p>
+                  <w:pPr>
+                    <w:spacing w:after="0" w:line="240" w:lineRule="auto"/>
+                    <w:rPr>
+                      <w:rFonts w:ascii="Calibri" w:eastAsia="Times New Roman" w:hAnsi="Calibri" w:cs="Times New Roman"/>
+                      <w:color w:val="000000"/>
+                      <w:lang w:eastAsia="en-GB"/>
+                    </w:rPr>
+                  </w:pPr>
+                  <w:r>
+                    <w:rPr>
+                      <w:rFonts w:ascii="Calibri" w:eastAsia="Times New Roman" w:hAnsi="Calibri" w:cs="Times New Roman"/>
+                      <w:color w:val="000000"/>
+                      <w:lang w:eastAsia="en-GB"/>
+                    </w:rPr>
+                    <w:t>NHS England region</w:t>
+                  </w:r>
+                </w:p>
+              </w:tc>
+            </w:tr>
+          </w:tbl>
+          <w:p>
+            <w:pPr>
+              <w:jc w:val="center"/>
+              <w:rPr>
+                <w:b/>
+                <w:bCs/>
+              </w:rPr>
+            </w:pPr>
+          </w:p>
+        </w:tc>
+        <w:tc>
+          <w:tcPr>
+            <w:tcW w:w="0" w:type="auto"/>
+            <w:vAlign w:val="center"/>
+          </w:tcPr>
+          <w:p>
+            <w:pPr>
+              <w:jc w:val="center"/>
+              <w:rPr>
+                <w:b/>
+                <w:bCs/>
+              </w:rPr>
+            </w:pPr>
+          </w:p>
+        </w:tc>
+      </w:tr>
+    </w:tbl>
+    <w:p/>
+    <w:p>
+      <w:pPr>
+        <w:pStyle w:val="Heading1"/>
+        <w:rPr>
+          <w:rFonts w:asciiTheme="minorHAnsi" w:hAnsiTheme="minorHAnsi"/>
+          <w:sz w:val="40"/>
+          <w:szCs w:val="40"/>
+        </w:rPr>
+      </w:pPr>
+    </w:p>
+    <w:p>
+      <w:pPr>
+        <w:pStyle w:val="Heading1"/>
+        <w:rPr>
+          <w:rFonts w:asciiTheme="minorHAnsi" w:hAnsiTheme="minorHAnsi"/>
+          <w:sz w:val="40"/>
+          <w:szCs w:val="40"/>
+        </w:rPr>
+      </w:pPr>
+    </w:p>
+    <w:p>
+      <w:pPr>
+        <w:pStyle w:val="Heading1"/>
+        <w:rPr>
+          <w:rFonts w:asciiTheme="minorHAnsi" w:hAnsiTheme="minorHAnsi"/>
+          <w:sz w:val="40"/>
+          <w:szCs w:val="40"/>
+        </w:rPr>
+      </w:pPr>
+      <w:r>
+        <w:rPr>
+          <w:rFonts w:asciiTheme="minorHAnsi" w:hAnsiTheme="minorHAnsi"/>
+          <w:sz w:val="40"/>
+          <w:szCs w:val="40"/>
+        </w:rPr>
+        <w:lastRenderedPageBreak/>
+        <w:t>8. Relationships</w:t>
+      </w:r>
+    </w:p>
+    <w:tbl>
+      <w:tblPr>
+        <w:tblW w:w="6900" w:type="dxa"/>
+        <w:tblInd w:w="-10" w:type="dxa"/>
+        <w:tblLook w:val="04A0" w:firstRow="1" w:lastRow="0" w:firstColumn="1" w:lastColumn="0" w:noHBand="0" w:noVBand="1"/>
+      </w:tblPr>
+      <w:tblGrid>
+        <w:gridCol w:w="1660"/>
+        <w:gridCol w:w="3100"/>
+        <w:gridCol w:w="2140"/>
+      </w:tblGrid>
+      <w:tr>
+        <w:trPr>
+          <w:trHeight w:val="315"/>
+        </w:trPr>
+        <w:tc>
+          <w:tcPr>
+            <w:tcW w:w="1660" w:type="dxa"/>
+            <w:tcBorders>
+              <w:top w:val="single" w:sz="8" w:space="0" w:color="auto"/>
+              <w:left w:val="single" w:sz="8" w:space="0" w:color="auto"/>
+              <w:bottom w:val="single" w:sz="8" w:space="0" w:color="auto"/>
+              <w:right w:val="single" w:sz="8" w:space="0" w:color="auto"/>
+            </w:tcBorders>
+            <w:shd w:val="clear" w:color="auto" w:fill="auto"/>
+            <w:vAlign w:val="center"/>
+            <w:hideMark/>
+          </w:tcPr>
+          <w:p>
+            <w:pPr>
+              <w:spacing w:after="0" w:line="240" w:lineRule="auto"/>
+              <w:jc w:val="center"/>
+              <w:rPr>
+                <w:rFonts w:ascii="Calibri" w:eastAsia="Times New Roman" w:hAnsi="Calibri" w:cs="Times New Roman"/>
+                <w:b/>
+                <w:bCs/>
+                <w:color w:val="000000"/>
+                <w:lang w:eastAsia="en-GB"/>
+              </w:rPr>
+            </w:pPr>
+            <w:r>
+              <w:rPr>
+                <w:rFonts w:ascii="Calibri" w:eastAsia="Times New Roman" w:hAnsi="Calibri" w:cs="Times New Roman"/>
+                <w:b/>
+                <w:bCs/>
+                <w:color w:val="000000"/>
+                <w:lang w:eastAsia="en-GB"/>
+              </w:rPr>
+              <w:t>Parent</w:t>
+            </w:r>
+          </w:p>
+        </w:tc>
+        <w:tc>
+          <w:tcPr>
+            <w:tcW w:w="3100" w:type="dxa"/>
+            <w:tcBorders>
+              <w:top w:val="single" w:sz="8" w:space="0" w:color="auto"/>
+              <w:left w:val="nil"/>
+              <w:bottom w:val="single" w:sz="8" w:space="0" w:color="auto"/>
+              <w:right w:val="single" w:sz="8" w:space="0" w:color="auto"/>
+            </w:tcBorders>
+            <w:shd w:val="clear" w:color="auto" w:fill="auto"/>
+            <w:vAlign w:val="center"/>
+            <w:hideMark/>
+          </w:tcPr>
+          <w:p>
+            <w:pPr>
+              <w:spacing w:after="0" w:line="240" w:lineRule="auto"/>
+              <w:jc w:val="center"/>
+              <w:rPr>
+                <w:rFonts w:ascii="Calibri" w:eastAsia="Times New Roman" w:hAnsi="Calibri" w:cs="Times New Roman"/>
+                <w:b/>
+                <w:bCs/>
+                <w:color w:val="000000"/>
+                <w:lang w:eastAsia="en-GB"/>
+              </w:rPr>
+            </w:pPr>
+            <w:r>
+              <w:rPr>
+                <w:rFonts w:ascii="Calibri" w:eastAsia="Times New Roman" w:hAnsi="Calibri" w:cs="Times New Roman"/>
+                <w:b/>
+                <w:bCs/>
+                <w:color w:val="000000"/>
+                <w:lang w:eastAsia="en-GB"/>
+              </w:rPr>
+              <w:t>Child</w:t>
+            </w:r>
+          </w:p>
+        </w:tc>
+        <w:tc>
+          <w:tcPr>
+            <w:tcW w:w="2140" w:type="dxa"/>
+            <w:tcBorders>
+              <w:top w:val="single" w:sz="8" w:space="0" w:color="auto"/>
+              <w:left w:val="nil"/>
+              <w:bottom w:val="single" w:sz="8" w:space="0" w:color="auto"/>
+              <w:right w:val="single" w:sz="8" w:space="0" w:color="auto"/>
+            </w:tcBorders>
+            <w:shd w:val="clear" w:color="auto" w:fill="auto"/>
+            <w:vAlign w:val="center"/>
+            <w:hideMark/>
+          </w:tcPr>
+          <w:p>
+            <w:pPr>
+              <w:spacing w:after="0" w:line="240" w:lineRule="auto"/>
+              <w:jc w:val="center"/>
+              <w:rPr>
+                <w:rFonts w:ascii="Calibri" w:eastAsia="Times New Roman" w:hAnsi="Calibri" w:cs="Times New Roman"/>
+                <w:b/>
+                <w:bCs/>
+                <w:color w:val="000000"/>
+                <w:lang w:eastAsia="en-GB"/>
+              </w:rPr>
+            </w:pPr>
+            <w:r>
+              <w:rPr>
+                <w:rFonts w:ascii="Calibri" w:eastAsia="Times New Roman" w:hAnsi="Calibri" w:cs="Times New Roman"/>
+                <w:b/>
+                <w:bCs/>
+                <w:color w:val="000000"/>
+                <w:lang w:eastAsia="en-GB"/>
+              </w:rPr>
+              <w:t>Relationship</w:t>
+            </w:r>
+          </w:p>
+        </w:tc>
+      </w:tr>
+      <w:tr>
+        <w:trPr>
+          <w:trHeight w:val="300"/>
+        </w:trPr>
+        <w:tc>
+          <w:tcPr>
+            <w:tcW w:w="1660" w:type="dxa"/>
+            <w:tcBorders>
+              <w:top w:val="nil"/>
+              <w:left w:val="single" w:sz="4" w:space="0" w:color="auto"/>
+              <w:bottom w:val="single" w:sz="4" w:space="0" w:color="auto"/>
+              <w:right w:val="single" w:sz="4" w:space="0" w:color="auto"/>
+            </w:tcBorders>
+            <w:shd w:val="clear" w:color="auto" w:fill="auto"/>
+            <w:vAlign w:val="center"/>
+            <w:hideMark/>
+          </w:tcPr>
+          <w:p>
+            <w:pPr>
+              <w:spacing w:after="0" w:line="240" w:lineRule="auto"/>
+              <w:rPr>
+                <w:rFonts w:ascii="Calibri" w:eastAsia="Times New Roman" w:hAnsi="Calibri" w:cs="Times New Roman"/>
+                <w:color w:val="000000"/>
+                <w:lang w:eastAsia="en-GB"/>
+              </w:rPr>
+            </w:pPr>
+            <w:proofErr w:type="spellStart"/>
+            <w:r>
+              <w:rPr>
+                <w:rFonts w:ascii="Calibri" w:eastAsia="Times New Roman" w:hAnsi="Calibri" w:cs="Times New Roman"/>
+                <w:color w:val="000000"/>
+                <w:lang w:eastAsia="en-GB"/>
+              </w:rPr>
+              <w:t>dim_provider</w:t>
+            </w:r>
+            <w:proofErr w:type="spellEnd"/>
+          </w:p>
+        </w:tc>
+        <w:tc>
+          <w:tcPr>
+            <w:tcW w:w="3100" w:type="dxa"/>
+            <w:tcBorders>
+              <w:top w:val="nil"/>
+              <w:left w:val="nil"/>
+              <w:bottom w:val="single" w:sz="4" w:space="0" w:color="auto"/>
+              <w:right w:val="single" w:sz="4" w:space="0" w:color="auto"/>
+            </w:tcBorders>
+            <w:shd w:val="clear" w:color="auto" w:fill="auto"/>
+            <w:vAlign w:val="center"/>
+            <w:hideMark/>
+          </w:tcPr>
+          <w:p>
+            <w:pPr>
+              <w:spacing w:after="0" w:line="240" w:lineRule="auto"/>
+              <w:rPr>
+                <w:rFonts w:ascii="Calibri" w:eastAsia="Times New Roman" w:hAnsi="Calibri" w:cs="Times New Roman"/>
+                <w:color w:val="000000"/>
+                <w:lang w:eastAsia="en-GB"/>
+              </w:rPr>
+            </w:pPr>
+            <w:proofErr w:type="spellStart"/>
+            <w:r>
+              <w:rPr>
+                <w:rFonts w:ascii="Calibri" w:eastAsia="Times New Roman" w:hAnsi="Calibri" w:cs="Times New Roman"/>
+                <w:color w:val="000000"/>
+                <w:lang w:eastAsia="en-GB"/>
+              </w:rPr>
+              <w:t>fact_ae_monthly</w:t>
+            </w:r>
+            <w:proofErr w:type="spellEnd"/>
+          </w:p>
+        </w:tc>
+        <w:tc>
+          <w:tcPr>
+            <w:tcW w:w="2140" w:type="dxa"/>
+            <w:tcBorders>
+              <w:top w:val="nil"/>
+              <w:left w:val="nil"/>
+              <w:bottom w:val="single" w:sz="4" w:space="0" w:color="auto"/>
+              <w:right w:val="single" w:sz="4" w:space="0" w:color="auto"/>
+            </w:tcBorders>
+            <w:shd w:val="clear" w:color="auto" w:fill="auto"/>
+            <w:vAlign w:val="center"/>
+            <w:hideMark/>
+          </w:tcPr>
+          <w:p>
+            <w:pPr>
+              <w:spacing w:after="0" w:line="240" w:lineRule="auto"/>
+              <w:rPr>
+                <w:rFonts w:ascii="Calibri" w:eastAsia="Times New Roman" w:hAnsi="Calibri" w:cs="Times New Roman"/>
+                <w:color w:val="000000"/>
+                <w:lang w:eastAsia="en-GB"/>
+              </w:rPr>
+            </w:pPr>
+            <w:r>
+              <w:rPr>
+                <w:rFonts w:ascii="Calibri" w:eastAsia="Times New Roman" w:hAnsi="Calibri" w:cs="Times New Roman"/>
+                <w:color w:val="000000"/>
+                <w:lang w:eastAsia="en-GB"/>
+              </w:rPr>
+              <w:t>1 : Many</w:t>
+            </w:r>
+          </w:p>
+        </w:tc>
+      </w:tr>
+      <w:tr>
+        <w:trPr>
+          <w:trHeight w:val="300"/>
+        </w:trPr>
+        <w:tc>
+          <w:tcPr>
+            <w:tcW w:w="1660" w:type="dxa"/>
+            <w:tcBorders>
+              <w:top w:val="nil"/>
+              <w:left w:val="single" w:sz="4" w:space="0" w:color="auto"/>
+              <w:bottom w:val="single" w:sz="4" w:space="0" w:color="auto"/>
+              <w:right w:val="single" w:sz="4" w:space="0" w:color="auto"/>
+            </w:tcBorders>
+            <w:shd w:val="clear" w:color="auto" w:fill="auto"/>
+            <w:vAlign w:val="center"/>
+            <w:hideMark/>
+          </w:tcPr>
+          <w:p>
+            <w:pPr>
+              <w:spacing w:after="0" w:line="240" w:lineRule="auto"/>
+              <w:rPr>
+                <w:rFonts w:ascii="Calibri" w:eastAsia="Times New Roman" w:hAnsi="Calibri" w:cs="Times New Roman"/>
+                <w:color w:val="000000"/>
+                <w:lang w:eastAsia="en-GB"/>
+              </w:rPr>
+            </w:pPr>
+            <w:proofErr w:type="spellStart"/>
+            <w:r>
+              <w:rPr>
+                <w:rFonts w:ascii="Calibri" w:eastAsia="Times New Roman" w:hAnsi="Calibri" w:cs="Times New Roman"/>
+                <w:color w:val="000000"/>
+                <w:lang w:eastAsia="en-GB"/>
+              </w:rPr>
+              <w:t>dim_date</w:t>
+            </w:r>
+            <w:proofErr w:type="spellEnd"/>
+          </w:p>
+        </w:tc>
+        <w:tc>
+          <w:tcPr>
+            <w:tcW w:w="3100" w:type="dxa"/>
+            <w:tcBorders>
+              <w:top w:val="nil"/>
+              <w:left w:val="nil"/>
+              <w:bottom w:val="single" w:sz="4" w:space="0" w:color="auto"/>
+              <w:right w:val="single" w:sz="4" w:space="0" w:color="auto"/>
+            </w:tcBorders>
+            <w:shd w:val="clear" w:color="auto" w:fill="auto"/>
+            <w:vAlign w:val="center"/>
+            <w:hideMark/>
+          </w:tcPr>
+          <w:p>
+            <w:pPr>
+              <w:spacing w:after="0" w:line="240" w:lineRule="auto"/>
+              <w:rPr>
+                <w:rFonts w:ascii="Calibri" w:eastAsia="Times New Roman" w:hAnsi="Calibri" w:cs="Times New Roman"/>
+                <w:color w:val="000000"/>
+                <w:lang w:eastAsia="en-GB"/>
+              </w:rPr>
+            </w:pPr>
+            <w:proofErr w:type="spellStart"/>
+            <w:r>
+              <w:rPr>
+                <w:rFonts w:ascii="Calibri" w:eastAsia="Times New Roman" w:hAnsi="Calibri" w:cs="Times New Roman"/>
+                <w:color w:val="000000"/>
+                <w:lang w:eastAsia="en-GB"/>
+              </w:rPr>
+              <w:t>fact_ae_monthly</w:t>
+            </w:r>
+            <w:proofErr w:type="spellEnd"/>
+          </w:p>
+        </w:tc>
+        <w:tc>
+          <w:tcPr>
+            <w:tcW w:w="2140" w:type="dxa"/>
+            <w:tcBorders>
+              <w:top w:val="nil"/>
+              <w:left w:val="nil"/>
+              <w:bottom w:val="single" w:sz="4" w:space="0" w:color="auto"/>
+              <w:right w:val="single" w:sz="4" w:space="0" w:color="auto"/>
+            </w:tcBorders>
+            <w:shd w:val="clear" w:color="auto" w:fill="auto"/>
+            <w:vAlign w:val="center"/>
+            <w:hideMark/>
+          </w:tcPr>
+          <w:p>
+            <w:pPr>
+              <w:spacing w:after="0" w:line="240" w:lineRule="auto"/>
+              <w:rPr>
+                <w:rFonts w:ascii="Calibri" w:eastAsia="Times New Roman" w:hAnsi="Calibri" w:cs="Times New Roman"/>
+                <w:color w:val="000000"/>
+                <w:lang w:eastAsia="en-GB"/>
+              </w:rPr>
+            </w:pPr>
+            <w:r>
+              <w:rPr>
+                <w:rFonts w:ascii="Calibri" w:eastAsia="Times New Roman" w:hAnsi="Calibri" w:cs="Times New Roman"/>
+                <w:color w:val="000000"/>
+                <w:lang w:eastAsia="en-GB"/>
+              </w:rPr>
+              <w:t>1 : Many</w:t>
+            </w:r>
+          </w:p>
+        </w:tc>
+      </w:tr>
+      <w:tr>
+        <w:trPr>
+          <w:trHeight w:val="300"/>
+        </w:trPr>
+        <w:tc>
+          <w:tcPr>
+            <w:tcW w:w="1660" w:type="dxa"/>
+            <w:tcBorders>
+              <w:top w:val="nil"/>
+              <w:left w:val="single" w:sz="4" w:space="0" w:color="auto"/>
+              <w:bottom w:val="single" w:sz="4" w:space="0" w:color="auto"/>
+              <w:right w:val="single" w:sz="4" w:space="0" w:color="auto"/>
+            </w:tcBorders>
+            <w:shd w:val="clear" w:color="auto" w:fill="auto"/>
+            <w:vAlign w:val="center"/>
+            <w:hideMark/>
+          </w:tcPr>
+          <w:p>
+            <w:pPr>
+              <w:spacing w:after="0" w:line="240" w:lineRule="auto"/>
+              <w:rPr>
+                <w:rFonts w:ascii="Calibri" w:eastAsia="Times New Roman" w:hAnsi="Calibri" w:cs="Times New Roman"/>
+                <w:color w:val="000000"/>
+                <w:lang w:eastAsia="en-GB"/>
+              </w:rPr>
+            </w:pPr>
+            <w:proofErr w:type="spellStart"/>
+            <w:r>
+              <w:rPr>
+                <w:rFonts w:ascii="Calibri" w:eastAsia="Times New Roman" w:hAnsi="Calibri" w:cs="Times New Roman"/>
+                <w:color w:val="000000"/>
+                <w:lang w:eastAsia="en-GB"/>
+              </w:rPr>
+              <w:t>dim_icb</w:t>
+            </w:r>
+            <w:proofErr w:type="spellEnd"/>
+          </w:p>
+        </w:tc>
+        <w:tc>
+          <w:tcPr>
+            <w:tcW w:w="3100" w:type="dxa"/>
+            <w:tcBorders>
+              <w:top w:val="nil"/>
+              <w:left w:val="nil"/>
+              <w:bottom w:val="single" w:sz="4" w:space="0" w:color="auto"/>
+              <w:right w:val="single" w:sz="4" w:space="0" w:color="auto"/>
+            </w:tcBorders>
+            <w:shd w:val="clear" w:color="auto" w:fill="auto"/>
+            <w:vAlign w:val="center"/>
+            <w:hideMark/>
+          </w:tcPr>
+          <w:p>
+            <w:pPr>
+              <w:spacing w:after="0" w:line="240" w:lineRule="auto"/>
+              <w:rPr>
+                <w:rFonts w:ascii="Calibri" w:eastAsia="Times New Roman" w:hAnsi="Calibri" w:cs="Times New Roman"/>
+                <w:color w:val="000000"/>
+                <w:lang w:eastAsia="en-GB"/>
+              </w:rPr>
+            </w:pPr>
+            <w:proofErr w:type="spellStart"/>
+            <w:r>
+              <w:rPr>
+                <w:rFonts w:ascii="Calibri" w:eastAsia="Times New Roman" w:hAnsi="Calibri" w:cs="Times New Roman"/>
+                <w:color w:val="000000"/>
+                <w:lang w:eastAsia="en-GB"/>
+              </w:rPr>
+              <w:t>fact_ae_monthly</w:t>
+            </w:r>
+            <w:proofErr w:type="spellEnd"/>
+          </w:p>
+        </w:tc>
+        <w:tc>
+          <w:tcPr>
+            <w:tcW w:w="2140" w:type="dxa"/>
+            <w:tcBorders>
+              <w:top w:val="nil"/>
+              <w:left w:val="nil"/>
+              <w:bottom w:val="single" w:sz="4" w:space="0" w:color="auto"/>
+              <w:right w:val="single" w:sz="4" w:space="0" w:color="auto"/>
+            </w:tcBorders>
+            <w:shd w:val="clear" w:color="auto" w:fill="auto"/>
+            <w:vAlign w:val="center"/>
+            <w:hideMark/>
+          </w:tcPr>
+          <w:p>
+            <w:pPr>
+              <w:spacing w:after="0" w:line="240" w:lineRule="auto"/>
+              <w:rPr>
+                <w:rFonts w:ascii="Calibri" w:eastAsia="Times New Roman" w:hAnsi="Calibri" w:cs="Times New Roman"/>
+                <w:color w:val="000000"/>
+                <w:lang w:eastAsia="en-GB"/>
+              </w:rPr>
+            </w:pPr>
+            <w:r>
+              <w:rPr>
+                <w:rFonts w:ascii="Calibri" w:eastAsia="Times New Roman" w:hAnsi="Calibri" w:cs="Times New Roman"/>
+                <w:color w:val="000000"/>
+                <w:lang w:eastAsia="en-GB"/>
+              </w:rPr>
+              <w:t>1 : Many</w:t>
+            </w:r>
+          </w:p>
+        </w:tc>
+      </w:tr>
+    </w:tbl>
+    <w:p>
+      <w:pPr>
+        <w:pStyle w:val="NormalWeb"/>
+      </w:pPr>
+      <w:r>
+        <w:t>All foreign key constraints are enforced within PostgreSQL.</w:t>
+      </w:r>
+    </w:p>
+    <w:p/>
+    <w:p>
+      <w:pPr>
+        <w:pStyle w:val="Heading1"/>
+        <w:rPr>
+          <w:rFonts w:asciiTheme="minorHAnsi" w:hAnsiTheme="minorHAnsi"/>
+          <w:sz w:val="40"/>
+          <w:szCs w:val="40"/>
+        </w:rPr>
+      </w:pPr>
+      <w:r>
+        <w:rPr>
+          <w:rFonts w:asciiTheme="minorHAnsi" w:hAnsiTheme="minorHAnsi"/>
+          <w:sz w:val="40"/>
+          <w:szCs w:val="40"/>
+        </w:rPr>
+        <w:t>9. Surrogate Keys</w:t>
+      </w:r>
+    </w:p>
+    <w:p>
+      <w:pPr>
+        <w:pStyle w:val="NormalWeb"/>
+      </w:pPr>
+      <w:r>
+        <w:t>The Gold layer uses integer surrogate keys instead of natural keys.</w:t>
+      </w:r>
+    </w:p>
+    <w:p>
+      <w:pPr>
+        <w:pStyle w:val="NormalWeb"/>
+      </w:pPr>
+      <w:r>
+        <w:t>Benefits include:</w:t>
+      </w:r>
+    </w:p>
+    <w:p>
+      <w:pPr>
+        <w:numPr>
+          <w:ilvl w:val="0"/>
+          <w:numId w:val="5"/>
+        </w:numPr>
         <w:spacing w:before="100" w:beforeAutospacing="1" w:after="100" w:afterAutospacing="1" w:line="240" w:lineRule="auto"/>
-        <w:rPr>
-          <w:rFonts w:ascii="Times New Roman" w:eastAsia="Times New Roman" w:hAnsi="Times New Roman" w:cs="Times New Roman"/>
-          <w:sz w:val="24"/>
-          <w:szCs w:val="24"/>
-          <w:lang w:eastAsia="en-GB"/>
-        </w:rPr>
-      </w:pPr>
-      <w:r>
-        <w:rPr>
-          <w:rFonts w:ascii="Times New Roman" w:eastAsia="Times New Roman" w:hAnsi="Times New Roman" w:cs="Times New Roman"/>
-          <w:sz w:val="24"/>
-          <w:szCs w:val="24"/>
-          <w:lang w:eastAsia="en-GB"/>
-        </w:rPr>
-        <w:t>Don't worry about ECDS yet. We'll add it later if we decide it's necessary.</w:t>
+      </w:pPr>
+      <w:r>
+        <w:t xml:space="preserve">Faster joins </w:t>
+      </w:r>
+    </w:p>
+    <w:p>
+      <w:pPr>
+        <w:numPr>
+          <w:ilvl w:val="0"/>
+          <w:numId w:val="5"/>
+        </w:numPr>
+        <w:spacing w:before="100" w:beforeAutospacing="1" w:after="100" w:afterAutospacing="1" w:line="240" w:lineRule="auto"/>
+      </w:pPr>
+      <w:r>
+        <w:t xml:space="preserve">Stable relationships </w:t>
+      </w:r>
+    </w:p>
+    <w:p>
+      <w:pPr>
+        <w:numPr>
+          <w:ilvl w:val="0"/>
+          <w:numId w:val="5"/>
+        </w:numPr>
+        <w:spacing w:before="100" w:beforeAutospacing="1" w:after="100" w:afterAutospacing="1" w:line="240" w:lineRule="auto"/>
+      </w:pPr>
+      <w:r>
+        <w:t xml:space="preserve">Simplified Power BI modelling </w:t>
+      </w:r>
+    </w:p>
+    <w:p>
+      <w:pPr>
+        <w:numPr>
+          <w:ilvl w:val="0"/>
+          <w:numId w:val="5"/>
+        </w:numPr>
+        <w:spacing w:before="100" w:beforeAutospacing="1" w:after="100" w:afterAutospacing="1" w:line="240" w:lineRule="auto"/>
+      </w:pPr>
+      <w:r>
+        <w:t xml:space="preserve">Isolation from changes in NHS provider codes </w:t>
+      </w:r>
+    </w:p>
+    <w:p>
+      <w:pPr>
+        <w:pStyle w:val="NormalWeb"/>
+      </w:pPr>
+      <w:r>
+        <w:t>Natural identifiers remain available as descriptive attributes.</w:t>
       </w:r>
     </w:p>
     <w:p/>
+    <w:p>
+      <w:pPr>
+        <w:pStyle w:val="Heading1"/>
+        <w:rPr>
+          <w:rFonts w:asciiTheme="minorHAnsi" w:hAnsiTheme="minorHAnsi"/>
+          <w:sz w:val="40"/>
+          <w:szCs w:val="40"/>
+        </w:rPr>
+      </w:pPr>
+      <w:r>
+        <w:rPr>
+          <w:rFonts w:asciiTheme="minorHAnsi" w:hAnsiTheme="minorHAnsi"/>
+          <w:sz w:val="40"/>
+          <w:szCs w:val="40"/>
+        </w:rPr>
+        <w:t>10. Data Lineage</w:t>
+      </w:r>
+    </w:p>
+    <w:p>
+      <w:pPr>
+        <w:pStyle w:val="HTMLPreformatted"/>
+      </w:pPr>
+      <w:r>
+        <w:rPr>
+          <w:rStyle w:val="HTMLCode"/>
+        </w:rPr>
+        <w:t>NHS England CSV</w:t>
+      </w:r>
+      <w:r>
+        <w:br/>
+      </w:r>
+      <w:r>
+        <w:rPr>
+          <w:rStyle w:val="HTMLCode"/>
+        </w:rPr>
+        <w:t xml:space="preserve">        │</w:t>
+      </w:r>
+      <w:r>
+        <w:br/>
+      </w:r>
+      <w:r>
+        <w:rPr>
+          <w:rStyle w:val="HTMLCode"/>
+        </w:rPr>
+        <w:t>Python ETL</w:t>
+      </w:r>
+      <w:r>
+        <w:br/>
+      </w:r>
+      <w:r>
+        <w:rPr>
+          <w:rStyle w:val="HTMLCode"/>
+        </w:rPr>
+        <w:t xml:space="preserve">        │</w:t>
+      </w:r>
+      <w:r>
+        <w:br/>
+      </w:r>
+      <w:r>
+        <w:rPr>
+          <w:rStyle w:val="HTMLCode"/>
+        </w:rPr>
+        <w:t>Bronze Tables</w:t>
+      </w:r>
+      <w:r>
+        <w:br/>
+      </w:r>
+      <w:r>
+        <w:rPr>
+          <w:rStyle w:val="HTMLCode"/>
+        </w:rPr>
+        <w:t xml:space="preserve">        │</w:t>
+      </w:r>
+      <w:r>
+        <w:br/>
+      </w:r>
+      <w:r>
+        <w:rPr>
+          <w:rStyle w:val="HTMLCode"/>
+        </w:rPr>
+        <w:t>SQL Transformations</w:t>
+      </w:r>
+      <w:r>
+        <w:br/>
+      </w:r>
+      <w:r>
+        <w:rPr>
+          <w:rStyle w:val="HTMLCode"/>
+        </w:rPr>
+        <w:t xml:space="preserve">        │</w:t>
+      </w:r>
+      <w:r>
+        <w:br/>
+      </w:r>
+      <w:r>
+        <w:rPr>
+          <w:rStyle w:val="HTMLCode"/>
+        </w:rPr>
+        <w:t>Silver Tables</w:t>
+      </w:r>
+      <w:r>
+        <w:br/>
+      </w:r>
+      <w:r>
+        <w:rPr>
+          <w:rStyle w:val="HTMLCode"/>
+        </w:rPr>
+        <w:t xml:space="preserve">        │</w:t>
+      </w:r>
+      <w:r>
+        <w:br/>
+      </w:r>
+      <w:r>
+        <w:rPr>
+          <w:rStyle w:val="HTMLCode"/>
+        </w:rPr>
+        <w:t>Star Schema</w:t>
+      </w:r>
+      <w:r>
+        <w:br/>
+      </w:r>
+      <w:r>
+        <w:rPr>
+          <w:rStyle w:val="HTMLCode"/>
+        </w:rPr>
+        <w:t xml:space="preserve">        │</w:t>
+      </w:r>
+      <w:r>
+        <w:br/>
+      </w:r>
+      <w:r>
+        <w:rPr>
+          <w:rStyle w:val="HTMLCode"/>
+        </w:rPr>
+        <w:t>Power BI</w:t>
+      </w:r>
+    </w:p>
+    <w:p/>
+    <w:p>
+      <w:pPr>
+        <w:pStyle w:val="Heading1"/>
+        <w:rPr>
+          <w:rFonts w:asciiTheme="minorHAnsi" w:hAnsiTheme="minorHAnsi"/>
+          <w:sz w:val="40"/>
+          <w:szCs w:val="40"/>
+        </w:rPr>
+      </w:pPr>
+    </w:p>
+    <w:p>
+      <w:pPr>
+        <w:pStyle w:val="Heading1"/>
+        <w:rPr>
+          <w:rFonts w:asciiTheme="minorHAnsi" w:hAnsiTheme="minorHAnsi"/>
+          <w:sz w:val="40"/>
+          <w:szCs w:val="40"/>
+        </w:rPr>
+      </w:pPr>
+    </w:p>
+    <w:p>
+      <w:pPr>
+        <w:pStyle w:val="Heading1"/>
+        <w:rPr>
+          <w:rFonts w:asciiTheme="minorHAnsi" w:hAnsiTheme="minorHAnsi"/>
+          <w:sz w:val="40"/>
+          <w:szCs w:val="40"/>
+        </w:rPr>
+      </w:pPr>
+      <w:r>
+        <w:rPr>
+          <w:rFonts w:asciiTheme="minorHAnsi" w:hAnsiTheme="minorHAnsi"/>
+          <w:sz w:val="40"/>
+          <w:szCs w:val="40"/>
+        </w:rPr>
+        <w:lastRenderedPageBreak/>
+        <w:t>11. Business Rules</w:t>
+      </w:r>
+    </w:p>
+    <w:p>
+      <w:pPr>
+        <w:pStyle w:val="NormalWeb"/>
+      </w:pPr>
+      <w:r>
+        <w:t>The warehouse applies several business rules during modelling.</w:t>
+      </w:r>
+    </w:p>
+    <w:p>
+      <w:pPr>
+        <w:pStyle w:val="Heading3"/>
+      </w:pPr>
+    </w:p>
+    <w:p>
+      <w:pPr>
+        <w:pStyle w:val="Heading3"/>
+      </w:pPr>
+      <w:r>
+        <w:t>Provider Classification</w:t>
+      </w:r>
+    </w:p>
+    <w:p>
+      <w:pPr>
+        <w:pStyle w:val="NormalWeb"/>
+      </w:pPr>
+      <w:r>
+        <w:t>Providers are categorised according to the types of A&amp;E activity they report.</w:t>
+      </w:r>
+    </w:p>
+    <w:p>
+      <w:pPr>
+        <w:pStyle w:val="Heading3"/>
+      </w:pPr>
+      <w:r>
+        <w:t>Missing Reference Data</w:t>
+      </w:r>
+    </w:p>
+    <w:p>
+      <w:pPr>
+        <w:pStyle w:val="NormalWeb"/>
+      </w:pPr>
+      <w:r>
+        <w:t xml:space="preserve">Providers absent from the NHS reference mapping are retained and assigned an </w:t>
+      </w:r>
+      <w:r>
+        <w:rPr>
+          <w:rStyle w:val="Strong"/>
+        </w:rPr>
+        <w:t>UNMAPPED</w:t>
+      </w:r>
+      <w:r>
+        <w:t xml:space="preserve"> placeholder rather than being discarded.</w:t>
+      </w:r>
+    </w:p>
+    <w:p>
+      <w:pPr>
+        <w:pStyle w:val="Heading3"/>
+      </w:pPr>
+      <w:r>
+        <w:t>Numeric Standardisation</w:t>
+      </w:r>
+    </w:p>
+    <w:p>
+      <w:pPr>
+        <w:pStyle w:val="NormalWeb"/>
+      </w:pPr>
+      <w:r>
+        <w:t>Numeric fields are converted to appropriate PostgreSQL numeric types after removing commas, percentage symbols, and placeholder values.</w:t>
+      </w:r>
+    </w:p>
+    <w:p>
+      <w:pPr>
+        <w:pStyle w:val="Heading3"/>
+      </w:pPr>
+      <w:r>
+        <w:t>Provider Dimension Construction</w:t>
+      </w:r>
+    </w:p>
+    <w:p>
+      <w:pPr>
+        <w:pStyle w:val="NormalWeb"/>
+      </w:pPr>
+      <w:r>
+        <w:t>The provider dimension is generated from all twelve reporting months rather than a single snapshot to accommodate provider churn.</w:t>
+      </w:r>
+    </w:p>
+    <w:p/>
+    <w:p>
+      <w:pPr>
+        <w:pStyle w:val="Heading1"/>
+        <w:rPr>
+          <w:rFonts w:asciiTheme="minorHAnsi" w:hAnsiTheme="minorHAnsi"/>
+          <w:sz w:val="40"/>
+          <w:szCs w:val="40"/>
+        </w:rPr>
+      </w:pPr>
+      <w:r>
+        <w:rPr>
+          <w:rFonts w:asciiTheme="minorHAnsi" w:hAnsiTheme="minorHAnsi"/>
+          <w:sz w:val="40"/>
+          <w:szCs w:val="40"/>
+        </w:rPr>
+        <w:t>12. Design Decisions</w:t>
+      </w:r>
+    </w:p>
+    <w:tbl>
+      <w:tblPr>
+        <w:tblW w:w="6180" w:type="dxa"/>
+        <w:tblInd w:w="-10" w:type="dxa"/>
+        <w:tblLook w:val="04A0" w:firstRow="1" w:lastRow="0" w:firstColumn="1" w:lastColumn="0" w:noHBand="0" w:noVBand="1"/>
+      </w:tblPr>
+      <w:tblGrid>
+        <w:gridCol w:w="2200"/>
+        <w:gridCol w:w="3980"/>
+      </w:tblGrid>
+      <w:tr>
+        <w:trPr>
+          <w:trHeight w:val="315"/>
+        </w:trPr>
+        <w:tc>
+          <w:tcPr>
+            <w:tcW w:w="2200" w:type="dxa"/>
+            <w:tcBorders>
+              <w:top w:val="single" w:sz="8" w:space="0" w:color="auto"/>
+              <w:left w:val="single" w:sz="8" w:space="0" w:color="auto"/>
+              <w:bottom w:val="single" w:sz="8" w:space="0" w:color="auto"/>
+              <w:right w:val="single" w:sz="8" w:space="0" w:color="auto"/>
+            </w:tcBorders>
+            <w:shd w:val="clear" w:color="auto" w:fill="auto"/>
+            <w:vAlign w:val="center"/>
+            <w:hideMark/>
+          </w:tcPr>
+          <w:p>
+            <w:pPr>
+              <w:spacing w:after="0" w:line="240" w:lineRule="auto"/>
+              <w:rPr>
+                <w:rFonts w:ascii="Calibri" w:eastAsia="Times New Roman" w:hAnsi="Calibri" w:cs="Times New Roman"/>
+                <w:b/>
+                <w:bCs/>
+                <w:color w:val="000000"/>
+                <w:lang w:eastAsia="en-GB"/>
+              </w:rPr>
+            </w:pPr>
+            <w:r>
+              <w:rPr>
+                <w:rFonts w:ascii="Calibri" w:eastAsia="Times New Roman" w:hAnsi="Calibri" w:cs="Times New Roman"/>
+                <w:b/>
+                <w:bCs/>
+                <w:color w:val="000000"/>
+                <w:lang w:eastAsia="en-GB"/>
+              </w:rPr>
+              <w:t>Decision</w:t>
+            </w:r>
+          </w:p>
+        </w:tc>
+        <w:tc>
+          <w:tcPr>
+            <w:tcW w:w="3980" w:type="dxa"/>
+            <w:tcBorders>
+              <w:top w:val="single" w:sz="8" w:space="0" w:color="auto"/>
+              <w:left w:val="nil"/>
+              <w:bottom w:val="single" w:sz="8" w:space="0" w:color="auto"/>
+              <w:right w:val="single" w:sz="8" w:space="0" w:color="auto"/>
+            </w:tcBorders>
+            <w:shd w:val="clear" w:color="auto" w:fill="auto"/>
+            <w:vAlign w:val="center"/>
+            <w:hideMark/>
+          </w:tcPr>
+          <w:p>
+            <w:pPr>
+              <w:spacing w:after="0" w:line="240" w:lineRule="auto"/>
+              <w:rPr>
+                <w:rFonts w:ascii="Calibri" w:eastAsia="Times New Roman" w:hAnsi="Calibri" w:cs="Times New Roman"/>
+                <w:b/>
+                <w:bCs/>
+                <w:color w:val="000000"/>
+                <w:lang w:eastAsia="en-GB"/>
+              </w:rPr>
+            </w:pPr>
+            <w:r>
+              <w:rPr>
+                <w:rFonts w:ascii="Calibri" w:eastAsia="Times New Roman" w:hAnsi="Calibri" w:cs="Times New Roman"/>
+                <w:b/>
+                <w:bCs/>
+                <w:color w:val="000000"/>
+                <w:lang w:eastAsia="en-GB"/>
+              </w:rPr>
+              <w:t>Reason</w:t>
+            </w:r>
+          </w:p>
+        </w:tc>
+      </w:tr>
+      <w:tr>
+        <w:trPr>
+          <w:trHeight w:val="600"/>
+        </w:trPr>
+        <w:tc>
+          <w:tcPr>
+            <w:tcW w:w="2200" w:type="dxa"/>
+            <w:tcBorders>
+              <w:top w:val="nil"/>
+              <w:left w:val="single" w:sz="4" w:space="0" w:color="auto"/>
+              <w:bottom w:val="single" w:sz="4" w:space="0" w:color="auto"/>
+              <w:right w:val="single" w:sz="4" w:space="0" w:color="auto"/>
+            </w:tcBorders>
+            <w:shd w:val="clear" w:color="auto" w:fill="auto"/>
+            <w:vAlign w:val="center"/>
+            <w:hideMark/>
+          </w:tcPr>
+          <w:p>
+            <w:pPr>
+              <w:spacing w:after="0" w:line="240" w:lineRule="auto"/>
+              <w:rPr>
+                <w:rFonts w:ascii="Calibri" w:eastAsia="Times New Roman" w:hAnsi="Calibri" w:cs="Times New Roman"/>
+                <w:color w:val="000000"/>
+                <w:lang w:eastAsia="en-GB"/>
+              </w:rPr>
+            </w:pPr>
+            <w:r>
+              <w:rPr>
+                <w:rFonts w:ascii="Calibri" w:eastAsia="Times New Roman" w:hAnsi="Calibri" w:cs="Times New Roman"/>
+                <w:color w:val="000000"/>
+                <w:lang w:eastAsia="en-GB"/>
+              </w:rPr>
+              <w:t>Star schema</w:t>
+            </w:r>
+          </w:p>
+        </w:tc>
+        <w:tc>
+          <w:tcPr>
+            <w:tcW w:w="3980" w:type="dxa"/>
+            <w:tcBorders>
+              <w:top w:val="nil"/>
+              <w:left w:val="nil"/>
+              <w:bottom w:val="single" w:sz="4" w:space="0" w:color="auto"/>
+              <w:right w:val="single" w:sz="4" w:space="0" w:color="auto"/>
+            </w:tcBorders>
+            <w:shd w:val="clear" w:color="auto" w:fill="auto"/>
+            <w:vAlign w:val="center"/>
+            <w:hideMark/>
+          </w:tcPr>
+          <w:p>
+            <w:pPr>
+              <w:spacing w:after="0" w:line="240" w:lineRule="auto"/>
+              <w:rPr>
+                <w:rFonts w:ascii="Calibri" w:eastAsia="Times New Roman" w:hAnsi="Calibri" w:cs="Times New Roman"/>
+                <w:color w:val="000000"/>
+                <w:lang w:eastAsia="en-GB"/>
+              </w:rPr>
+            </w:pPr>
+            <w:r>
+              <w:rPr>
+                <w:rFonts w:ascii="Calibri" w:eastAsia="Times New Roman" w:hAnsi="Calibri" w:cs="Times New Roman"/>
+                <w:color w:val="000000"/>
+                <w:lang w:eastAsia="en-GB"/>
+              </w:rPr>
+              <w:t>Optimised for analytics and Power BI</w:t>
+            </w:r>
+          </w:p>
+        </w:tc>
+      </w:tr>
+      <w:tr>
+        <w:trPr>
+          <w:trHeight w:val="600"/>
+        </w:trPr>
+        <w:tc>
+          <w:tcPr>
+            <w:tcW w:w="2200" w:type="dxa"/>
+            <w:tcBorders>
+              <w:top w:val="nil"/>
+              <w:left w:val="single" w:sz="4" w:space="0" w:color="auto"/>
+              <w:bottom w:val="single" w:sz="4" w:space="0" w:color="auto"/>
+              <w:right w:val="single" w:sz="4" w:space="0" w:color="auto"/>
+            </w:tcBorders>
+            <w:shd w:val="clear" w:color="auto" w:fill="auto"/>
+            <w:vAlign w:val="center"/>
+            <w:hideMark/>
+          </w:tcPr>
+          <w:p>
+            <w:pPr>
+              <w:spacing w:after="0" w:line="240" w:lineRule="auto"/>
+              <w:rPr>
+                <w:rFonts w:ascii="Calibri" w:eastAsia="Times New Roman" w:hAnsi="Calibri" w:cs="Times New Roman"/>
+                <w:color w:val="000000"/>
+                <w:lang w:eastAsia="en-GB"/>
+              </w:rPr>
+            </w:pPr>
+            <w:r>
+              <w:rPr>
+                <w:rFonts w:ascii="Calibri" w:eastAsia="Times New Roman" w:hAnsi="Calibri" w:cs="Times New Roman"/>
+                <w:color w:val="000000"/>
+                <w:lang w:eastAsia="en-GB"/>
+              </w:rPr>
+              <w:t>Medallion architecture</w:t>
+            </w:r>
+          </w:p>
+        </w:tc>
+        <w:tc>
+          <w:tcPr>
+            <w:tcW w:w="3980" w:type="dxa"/>
+            <w:tcBorders>
+              <w:top w:val="nil"/>
+              <w:left w:val="nil"/>
+              <w:bottom w:val="single" w:sz="4" w:space="0" w:color="auto"/>
+              <w:right w:val="single" w:sz="4" w:space="0" w:color="auto"/>
+            </w:tcBorders>
+            <w:shd w:val="clear" w:color="auto" w:fill="auto"/>
+            <w:vAlign w:val="center"/>
+            <w:hideMark/>
+          </w:tcPr>
+          <w:p>
+            <w:pPr>
+              <w:spacing w:after="0" w:line="240" w:lineRule="auto"/>
+              <w:rPr>
+                <w:rFonts w:ascii="Calibri" w:eastAsia="Times New Roman" w:hAnsi="Calibri" w:cs="Times New Roman"/>
+                <w:color w:val="000000"/>
+                <w:lang w:eastAsia="en-GB"/>
+              </w:rPr>
+            </w:pPr>
+            <w:r>
+              <w:rPr>
+                <w:rFonts w:ascii="Calibri" w:eastAsia="Times New Roman" w:hAnsi="Calibri" w:cs="Times New Roman"/>
+                <w:color w:val="000000"/>
+                <w:lang w:eastAsia="en-GB"/>
+              </w:rPr>
+              <w:t>Separates ingestion, cleansing, and reporting</w:t>
+            </w:r>
+          </w:p>
+        </w:tc>
+      </w:tr>
+      <w:tr>
+        <w:trPr>
+          <w:trHeight w:val="600"/>
+        </w:trPr>
+        <w:tc>
+          <w:tcPr>
+            <w:tcW w:w="2200" w:type="dxa"/>
+            <w:tcBorders>
+              <w:top w:val="nil"/>
+              <w:left w:val="single" w:sz="4" w:space="0" w:color="auto"/>
+              <w:bottom w:val="single" w:sz="4" w:space="0" w:color="auto"/>
+              <w:right w:val="single" w:sz="4" w:space="0" w:color="auto"/>
+            </w:tcBorders>
+            <w:shd w:val="clear" w:color="auto" w:fill="auto"/>
+            <w:vAlign w:val="center"/>
+            <w:hideMark/>
+          </w:tcPr>
+          <w:p>
+            <w:pPr>
+              <w:spacing w:after="0" w:line="240" w:lineRule="auto"/>
+              <w:rPr>
+                <w:rFonts w:ascii="Calibri" w:eastAsia="Times New Roman" w:hAnsi="Calibri" w:cs="Times New Roman"/>
+                <w:color w:val="000000"/>
+                <w:lang w:eastAsia="en-GB"/>
+              </w:rPr>
+            </w:pPr>
+            <w:r>
+              <w:rPr>
+                <w:rFonts w:ascii="Calibri" w:eastAsia="Times New Roman" w:hAnsi="Calibri" w:cs="Times New Roman"/>
+                <w:color w:val="000000"/>
+                <w:lang w:eastAsia="en-GB"/>
+              </w:rPr>
+              <w:t>Surrogate keys</w:t>
+            </w:r>
+          </w:p>
+        </w:tc>
+        <w:tc>
+          <w:tcPr>
+            <w:tcW w:w="3980" w:type="dxa"/>
+            <w:tcBorders>
+              <w:top w:val="nil"/>
+              <w:left w:val="nil"/>
+              <w:bottom w:val="single" w:sz="4" w:space="0" w:color="auto"/>
+              <w:right w:val="single" w:sz="4" w:space="0" w:color="auto"/>
+            </w:tcBorders>
+            <w:shd w:val="clear" w:color="auto" w:fill="auto"/>
+            <w:vAlign w:val="center"/>
+            <w:hideMark/>
+          </w:tcPr>
+          <w:p>
+            <w:pPr>
+              <w:spacing w:after="0" w:line="240" w:lineRule="auto"/>
+              <w:rPr>
+                <w:rFonts w:ascii="Calibri" w:eastAsia="Times New Roman" w:hAnsi="Calibri" w:cs="Times New Roman"/>
+                <w:color w:val="000000"/>
+                <w:lang w:eastAsia="en-GB"/>
+              </w:rPr>
+            </w:pPr>
+            <w:r>
+              <w:rPr>
+                <w:rFonts w:ascii="Calibri" w:eastAsia="Times New Roman" w:hAnsi="Calibri" w:cs="Times New Roman"/>
+                <w:color w:val="000000"/>
+                <w:lang w:eastAsia="en-GB"/>
+              </w:rPr>
+              <w:t>Improves join performance</w:t>
+            </w:r>
+          </w:p>
+        </w:tc>
+      </w:tr>
+      <w:tr>
+        <w:trPr>
+          <w:trHeight w:val="600"/>
+        </w:trPr>
+        <w:tc>
+          <w:tcPr>
+            <w:tcW w:w="2200" w:type="dxa"/>
+            <w:tcBorders>
+              <w:top w:val="nil"/>
+              <w:left w:val="single" w:sz="4" w:space="0" w:color="auto"/>
+              <w:bottom w:val="single" w:sz="4" w:space="0" w:color="auto"/>
+              <w:right w:val="single" w:sz="4" w:space="0" w:color="auto"/>
+            </w:tcBorders>
+            <w:shd w:val="clear" w:color="auto" w:fill="auto"/>
+            <w:vAlign w:val="center"/>
+            <w:hideMark/>
+          </w:tcPr>
+          <w:p>
+            <w:pPr>
+              <w:spacing w:after="0" w:line="240" w:lineRule="auto"/>
+              <w:rPr>
+                <w:rFonts w:ascii="Calibri" w:eastAsia="Times New Roman" w:hAnsi="Calibri" w:cs="Times New Roman"/>
+                <w:color w:val="000000"/>
+                <w:lang w:eastAsia="en-GB"/>
+              </w:rPr>
+            </w:pPr>
+            <w:r>
+              <w:rPr>
+                <w:rFonts w:ascii="Calibri" w:eastAsia="Times New Roman" w:hAnsi="Calibri" w:cs="Times New Roman"/>
+                <w:color w:val="000000"/>
+                <w:lang w:eastAsia="en-GB"/>
+              </w:rPr>
+              <w:t xml:space="preserve">Derived </w:t>
+            </w:r>
+            <w:proofErr w:type="spellStart"/>
+            <w:r>
+              <w:rPr>
+                <w:rFonts w:ascii="Calibri" w:eastAsia="Times New Roman" w:hAnsi="Calibri" w:cs="Times New Roman"/>
+                <w:color w:val="000000"/>
+                <w:lang w:eastAsia="en-GB"/>
+              </w:rPr>
+              <w:t>provider_type</w:t>
+            </w:r>
+            <w:proofErr w:type="spellEnd"/>
+          </w:p>
+        </w:tc>
+        <w:tc>
+          <w:tcPr>
+            <w:tcW w:w="3980" w:type="dxa"/>
+            <w:tcBorders>
+              <w:top w:val="nil"/>
+              <w:left w:val="nil"/>
+              <w:bottom w:val="single" w:sz="4" w:space="0" w:color="auto"/>
+              <w:right w:val="single" w:sz="4" w:space="0" w:color="auto"/>
+            </w:tcBorders>
+            <w:shd w:val="clear" w:color="auto" w:fill="auto"/>
+            <w:vAlign w:val="center"/>
+            <w:hideMark/>
+          </w:tcPr>
+          <w:p>
+            <w:pPr>
+              <w:spacing w:after="0" w:line="240" w:lineRule="auto"/>
+              <w:rPr>
+                <w:rFonts w:ascii="Calibri" w:eastAsia="Times New Roman" w:hAnsi="Calibri" w:cs="Times New Roman"/>
+                <w:color w:val="000000"/>
+                <w:lang w:eastAsia="en-GB"/>
+              </w:rPr>
+            </w:pPr>
+            <w:r>
+              <w:rPr>
+                <w:rFonts w:ascii="Calibri" w:eastAsia="Times New Roman" w:hAnsi="Calibri" w:cs="Times New Roman"/>
+                <w:color w:val="000000"/>
+                <w:lang w:eastAsia="en-GB"/>
+              </w:rPr>
+              <w:t>Enables meaningful benchmarking</w:t>
+            </w:r>
+          </w:p>
+        </w:tc>
+      </w:tr>
+      <w:tr>
+        <w:trPr>
+          <w:trHeight w:val="900"/>
+        </w:trPr>
+        <w:tc>
+          <w:tcPr>
+            <w:tcW w:w="2200" w:type="dxa"/>
+            <w:tcBorders>
+              <w:top w:val="nil"/>
+              <w:left w:val="single" w:sz="4" w:space="0" w:color="auto"/>
+              <w:bottom w:val="single" w:sz="4" w:space="0" w:color="auto"/>
+              <w:right w:val="single" w:sz="4" w:space="0" w:color="auto"/>
+            </w:tcBorders>
+            <w:shd w:val="clear" w:color="auto" w:fill="auto"/>
+            <w:vAlign w:val="center"/>
+            <w:hideMark/>
+          </w:tcPr>
+          <w:p>
+            <w:pPr>
+              <w:spacing w:after="0" w:line="240" w:lineRule="auto"/>
+              <w:rPr>
+                <w:rFonts w:ascii="Calibri" w:eastAsia="Times New Roman" w:hAnsi="Calibri" w:cs="Times New Roman"/>
+                <w:color w:val="000000"/>
+                <w:lang w:eastAsia="en-GB"/>
+              </w:rPr>
+            </w:pPr>
+            <w:r>
+              <w:rPr>
+                <w:rFonts w:ascii="Calibri" w:eastAsia="Times New Roman" w:hAnsi="Calibri" w:cs="Times New Roman"/>
+                <w:color w:val="000000"/>
+                <w:lang w:eastAsia="en-GB"/>
+              </w:rPr>
+              <w:t>Full historical provider dimension</w:t>
+            </w:r>
+          </w:p>
+        </w:tc>
+        <w:tc>
+          <w:tcPr>
+            <w:tcW w:w="3980" w:type="dxa"/>
+            <w:tcBorders>
+              <w:top w:val="nil"/>
+              <w:left w:val="nil"/>
+              <w:bottom w:val="single" w:sz="4" w:space="0" w:color="auto"/>
+              <w:right w:val="single" w:sz="4" w:space="0" w:color="auto"/>
+            </w:tcBorders>
+            <w:shd w:val="clear" w:color="auto" w:fill="auto"/>
+            <w:vAlign w:val="center"/>
+            <w:hideMark/>
+          </w:tcPr>
+          <w:p>
+            <w:pPr>
+              <w:spacing w:after="0" w:line="240" w:lineRule="auto"/>
+              <w:rPr>
+                <w:rFonts w:ascii="Calibri" w:eastAsia="Times New Roman" w:hAnsi="Calibri" w:cs="Times New Roman"/>
+                <w:color w:val="000000"/>
+                <w:lang w:eastAsia="en-GB"/>
+              </w:rPr>
+            </w:pPr>
+            <w:r>
+              <w:rPr>
+                <w:rFonts w:ascii="Calibri" w:eastAsia="Times New Roman" w:hAnsi="Calibri" w:cs="Times New Roman"/>
+                <w:color w:val="000000"/>
+                <w:lang w:eastAsia="en-GB"/>
+              </w:rPr>
+              <w:t>Prevents missing providers from later months</w:t>
+            </w:r>
+          </w:p>
+        </w:tc>
+      </w:tr>
+      <w:tr>
+        <w:trPr>
+          <w:trHeight w:val="600"/>
+        </w:trPr>
+        <w:tc>
+          <w:tcPr>
+            <w:tcW w:w="2200" w:type="dxa"/>
+            <w:tcBorders>
+              <w:top w:val="nil"/>
+              <w:left w:val="single" w:sz="4" w:space="0" w:color="auto"/>
+              <w:bottom w:val="single" w:sz="4" w:space="0" w:color="auto"/>
+              <w:right w:val="single" w:sz="4" w:space="0" w:color="auto"/>
+            </w:tcBorders>
+            <w:shd w:val="clear" w:color="auto" w:fill="auto"/>
+            <w:vAlign w:val="center"/>
+            <w:hideMark/>
+          </w:tcPr>
+          <w:p>
+            <w:pPr>
+              <w:spacing w:after="0" w:line="240" w:lineRule="auto"/>
+              <w:rPr>
+                <w:rFonts w:ascii="Calibri" w:eastAsia="Times New Roman" w:hAnsi="Calibri" w:cs="Times New Roman"/>
+                <w:color w:val="000000"/>
+                <w:lang w:eastAsia="en-GB"/>
+              </w:rPr>
+            </w:pPr>
+            <w:r>
+              <w:rPr>
+                <w:rFonts w:ascii="Calibri" w:eastAsia="Times New Roman" w:hAnsi="Calibri" w:cs="Times New Roman"/>
+                <w:color w:val="000000"/>
+                <w:lang w:eastAsia="en-GB"/>
+              </w:rPr>
+              <w:t>Validation before loading</w:t>
+            </w:r>
+          </w:p>
+        </w:tc>
+        <w:tc>
+          <w:tcPr>
+            <w:tcW w:w="3980" w:type="dxa"/>
+            <w:tcBorders>
+              <w:top w:val="nil"/>
+              <w:left w:val="nil"/>
+              <w:bottom w:val="single" w:sz="4" w:space="0" w:color="auto"/>
+              <w:right w:val="single" w:sz="4" w:space="0" w:color="auto"/>
+            </w:tcBorders>
+            <w:shd w:val="clear" w:color="auto" w:fill="auto"/>
+            <w:vAlign w:val="center"/>
+            <w:hideMark/>
+          </w:tcPr>
+          <w:p>
+            <w:pPr>
+              <w:spacing w:after="0" w:line="240" w:lineRule="auto"/>
+              <w:rPr>
+                <w:rFonts w:ascii="Calibri" w:eastAsia="Times New Roman" w:hAnsi="Calibri" w:cs="Times New Roman"/>
+                <w:color w:val="000000"/>
+                <w:lang w:eastAsia="en-GB"/>
+              </w:rPr>
+            </w:pPr>
+            <w:r>
+              <w:rPr>
+                <w:rFonts w:ascii="Calibri" w:eastAsia="Times New Roman" w:hAnsi="Calibri" w:cs="Times New Roman"/>
+                <w:color w:val="000000"/>
+                <w:lang w:eastAsia="en-GB"/>
+              </w:rPr>
+              <w:t>Ensures data quality before entering warehouse</w:t>
+            </w:r>
+          </w:p>
+        </w:tc>
+      </w:tr>
+    </w:tbl>
+    <w:p>
+      <w:pPr>
+        <w:pStyle w:val="Heading1"/>
+        <w:rPr>
+          <w:rFonts w:asciiTheme="minorHAnsi" w:hAnsiTheme="minorHAnsi"/>
+          <w:sz w:val="40"/>
+          <w:szCs w:val="40"/>
+        </w:rPr>
+      </w:pPr>
+      <w:bookmarkStart w:id="0" w:name="_GoBack"/>
+      <w:bookmarkEnd w:id="0"/>
+    </w:p>
     <w:sectPr>
       <w:pgSz w:w="11906" w:h="16838"/>
       <w:pgMar w:top="1440" w:right="1440" w:bottom="1440" w:left="1440" w:header="708" w:footer="708" w:gutter="0"/>
@@ -688,12 +4089,62 @@
 </w:document>
 </file>
 
+<file path=word/endnotes.xml><?xml version="1.0" encoding="utf-8"?>
+<w:endnotes xmlns:wpc="http://schemas.microsoft.com/office/word/2010/wordprocessingCanvas" xmlns:cx="http://schemas.microsoft.com/office/drawing/2014/chartex" xmlns:mc="http://schemas.openxmlformats.org/markup-compatibility/2006" xmlns:o="urn:schemas-microsoft-com:office:office" xmlns:r="http://schemas.openxmlformats.org/officeDocument/2006/relationships" xmlns:m="http://schemas.openxmlformats.org/officeDocument/2006/math" xmlns:v="urn:schemas-microsoft-com:vml" xmlns:wp14="http://schemas.microsoft.com/office/word/2010/wordprocessingDrawing" xmlns:wp="http://schemas.openxmlformats.org/drawingml/2006/wordprocessingDrawing" xmlns:w10="urn:schemas-microsoft-com:office:word" xmlns:w="http://schemas.openxmlformats.org/wordprocessingml/2006/main" xmlns:w14="http://schemas.microsoft.com/office/word/2010/wordml" xmlns:w15="http://schemas.microsoft.com/office/word/2012/wordml" xmlns:w16se="http://schemas.microsoft.com/office/word/2015/wordml/symex" xmlns:wpg="http://schemas.microsoft.com/office/word/2010/wordprocessingGroup" xmlns:wpi="http://schemas.microsoft.com/office/word/2010/wordprocessingInk" xmlns:wne="http://schemas.microsoft.com/office/word/2006/wordml" xmlns:wps="http://schemas.microsoft.com/office/word/2010/wordprocessingShape" mc:Ignorable="w14 w15 w16se wp14">
+  <w:endnote w:type="separator" w:id="-1">
+    <w:p>
+      <w:pPr>
+        <w:spacing w:after="0" w:line="240" w:lineRule="auto"/>
+      </w:pPr>
+      <w:r>
+        <w:separator/>
+      </w:r>
+    </w:p>
+  </w:endnote>
+  <w:endnote w:type="continuationSeparator" w:id="0">
+    <w:p>
+      <w:pPr>
+        <w:spacing w:after="0" w:line="240" w:lineRule="auto"/>
+      </w:pPr>
+      <w:r>
+        <w:continuationSeparator/>
+      </w:r>
+    </w:p>
+  </w:endnote>
+</w:endnotes>
+</file>
+
+<file path=word/footnotes.xml><?xml version="1.0" encoding="utf-8"?>
+<w:footnotes xmlns:wpc="http://schemas.microsoft.com/office/word/2010/wordprocessingCanvas" xmlns:cx="http://schemas.microsoft.com/office/drawing/2014/chartex" xmlns:mc="http://schemas.openxmlformats.org/markup-compatibility/2006" xmlns:o="urn:schemas-microsoft-com:office:office" xmlns:r="http://schemas.openxmlformats.org/officeDocument/2006/relationships" xmlns:m="http://schemas.openxmlformats.org/officeDocument/2006/math" xmlns:v="urn:schemas-microsoft-com:vml" xmlns:wp14="http://schemas.microsoft.com/office/word/2010/wordprocessingDrawing" xmlns:wp="http://schemas.openxmlformats.org/drawingml/2006/wordprocessingDrawing" xmlns:w10="urn:schemas-microsoft-com:office:word" xmlns:w="http://schemas.openxmlformats.org/wordprocessingml/2006/main" xmlns:w14="http://schemas.microsoft.com/office/word/2010/wordml" xmlns:w15="http://schemas.microsoft.com/office/word/2012/wordml" xmlns:w16se="http://schemas.microsoft.com/office/word/2015/wordml/symex" xmlns:wpg="http://schemas.microsoft.com/office/word/2010/wordprocessingGroup" xmlns:wpi="http://schemas.microsoft.com/office/word/2010/wordprocessingInk" xmlns:wne="http://schemas.microsoft.com/office/word/2006/wordml" xmlns:wps="http://schemas.microsoft.com/office/word/2010/wordprocessingShape" mc:Ignorable="w14 w15 w16se wp14">
+  <w:footnote w:type="separator" w:id="-1">
+    <w:p>
+      <w:pPr>
+        <w:spacing w:after="0" w:line="240" w:lineRule="auto"/>
+      </w:pPr>
+      <w:r>
+        <w:separator/>
+      </w:r>
+    </w:p>
+  </w:footnote>
+  <w:footnote w:type="continuationSeparator" w:id="0">
+    <w:p>
+      <w:pPr>
+        <w:spacing w:after="0" w:line="240" w:lineRule="auto"/>
+      </w:pPr>
+      <w:r>
+        <w:continuationSeparator/>
+      </w:r>
+    </w:p>
+  </w:footnote>
+</w:footnotes>
+</file>
+
 <file path=word/numbering.xml><?xml version="1.0" encoding="utf-8"?>
 <w:numbering xmlns:wpc="http://schemas.microsoft.com/office/word/2010/wordprocessingCanvas" xmlns:cx="http://schemas.microsoft.com/office/drawing/2014/chartex" xmlns:mc="http://schemas.openxmlformats.org/markup-compatibility/2006" xmlns:o="urn:schemas-microsoft-com:office:office" xmlns:r="http://schemas.openxmlformats.org/officeDocument/2006/relationships" xmlns:m="http://schemas.openxmlformats.org/officeDocument/2006/math" xmlns:v="urn:schemas-microsoft-com:vml" xmlns:wp14="http://schemas.microsoft.com/office/word/2010/wordprocessingDrawing" xmlns:wp="http://schemas.openxmlformats.org/drawingml/2006/wordprocessingDrawing" xmlns:w10="urn:schemas-microsoft-com:office:word" xmlns:w="http://schemas.openxmlformats.org/wordprocessingml/2006/main" xmlns:w14="http://schemas.microsoft.com/office/word/2010/wordml" xmlns:w15="http://schemas.microsoft.com/office/word/2012/wordml" xmlns:w16se="http://schemas.microsoft.com/office/word/2015/wordml/symex" xmlns:wpg="http://schemas.microsoft.com/office/word/2010/wordprocessingGroup" xmlns:wpi="http://schemas.microsoft.com/office/word/2010/wordprocessingInk" xmlns:wne="http://schemas.microsoft.com/office/word/2006/wordml" xmlns:wps="http://schemas.microsoft.com/office/word/2010/wordprocessingShape" mc:Ignorable="w14 w15 w16se wp14">
   <w:abstractNum w:abstractNumId="0" w15:restartNumberingAfterBreak="0">
-    <w:nsid w:val="24FD3550"/>
+    <w:nsid w:val="039D53C0"/>
     <w:multiLevelType w:val="multilevel"/>
-    <w:tmpl w:val="D8B881FE"/>
+    <w:tmpl w:val="5B788E56"/>
     <w:lvl w:ilvl="0">
       <w:start w:val="1"/>
       <w:numFmt w:val="bullet"/>
@@ -840,9 +4291,9 @@
     </w:lvl>
   </w:abstractNum>
   <w:abstractNum w:abstractNumId="1" w15:restartNumberingAfterBreak="0">
-    <w:nsid w:val="2B691A69"/>
+    <w:nsid w:val="24FD3550"/>
     <w:multiLevelType w:val="multilevel"/>
-    <w:tmpl w:val="A9BC14E4"/>
+    <w:tmpl w:val="D8B881FE"/>
     <w:lvl w:ilvl="0">
       <w:start w:val="1"/>
       <w:numFmt w:val="bullet"/>
@@ -988,11 +4439,467 @@
       </w:rPr>
     </w:lvl>
   </w:abstractNum>
+  <w:abstractNum w:abstractNumId="2" w15:restartNumberingAfterBreak="0">
+    <w:nsid w:val="2B691A69"/>
+    <w:multiLevelType w:val="multilevel"/>
+    <w:tmpl w:val="A9BC14E4"/>
+    <w:lvl w:ilvl="0">
+      <w:start w:val="1"/>
+      <w:numFmt w:val="bullet"/>
+      <w:lvlText w:val=""/>
+      <w:lvlJc w:val="left"/>
+      <w:pPr>
+        <w:tabs>
+          <w:tab w:val="num" w:pos="720"/>
+        </w:tabs>
+        <w:ind w:left="720" w:hanging="360"/>
+      </w:pPr>
+      <w:rPr>
+        <w:rFonts w:ascii="Symbol" w:hAnsi="Symbol" w:hint="default"/>
+        <w:sz w:val="20"/>
+      </w:rPr>
+    </w:lvl>
+    <w:lvl w:ilvl="1" w:tentative="1">
+      <w:start w:val="1"/>
+      <w:numFmt w:val="bullet"/>
+      <w:lvlText w:val="o"/>
+      <w:lvlJc w:val="left"/>
+      <w:pPr>
+        <w:tabs>
+          <w:tab w:val="num" w:pos="1440"/>
+        </w:tabs>
+        <w:ind w:left="1440" w:hanging="360"/>
+      </w:pPr>
+      <w:rPr>
+        <w:rFonts w:ascii="Courier New" w:hAnsi="Courier New" w:hint="default"/>
+        <w:sz w:val="20"/>
+      </w:rPr>
+    </w:lvl>
+    <w:lvl w:ilvl="2" w:tentative="1">
+      <w:start w:val="1"/>
+      <w:numFmt w:val="bullet"/>
+      <w:lvlText w:val=""/>
+      <w:lvlJc w:val="left"/>
+      <w:pPr>
+        <w:tabs>
+          <w:tab w:val="num" w:pos="2160"/>
+        </w:tabs>
+        <w:ind w:left="2160" w:hanging="360"/>
+      </w:pPr>
+      <w:rPr>
+        <w:rFonts w:ascii="Wingdings" w:hAnsi="Wingdings" w:hint="default"/>
+        <w:sz w:val="20"/>
+      </w:rPr>
+    </w:lvl>
+    <w:lvl w:ilvl="3" w:tentative="1">
+      <w:start w:val="1"/>
+      <w:numFmt w:val="bullet"/>
+      <w:lvlText w:val=""/>
+      <w:lvlJc w:val="left"/>
+      <w:pPr>
+        <w:tabs>
+          <w:tab w:val="num" w:pos="2880"/>
+        </w:tabs>
+        <w:ind w:left="2880" w:hanging="360"/>
+      </w:pPr>
+      <w:rPr>
+        <w:rFonts w:ascii="Wingdings" w:hAnsi="Wingdings" w:hint="default"/>
+        <w:sz w:val="20"/>
+      </w:rPr>
+    </w:lvl>
+    <w:lvl w:ilvl="4" w:tentative="1">
+      <w:start w:val="1"/>
+      <w:numFmt w:val="bullet"/>
+      <w:lvlText w:val=""/>
+      <w:lvlJc w:val="left"/>
+      <w:pPr>
+        <w:tabs>
+          <w:tab w:val="num" w:pos="3600"/>
+        </w:tabs>
+        <w:ind w:left="3600" w:hanging="360"/>
+      </w:pPr>
+      <w:rPr>
+        <w:rFonts w:ascii="Wingdings" w:hAnsi="Wingdings" w:hint="default"/>
+        <w:sz w:val="20"/>
+      </w:rPr>
+    </w:lvl>
+    <w:lvl w:ilvl="5" w:tentative="1">
+      <w:start w:val="1"/>
+      <w:numFmt w:val="bullet"/>
+      <w:lvlText w:val=""/>
+      <w:lvlJc w:val="left"/>
+      <w:pPr>
+        <w:tabs>
+          <w:tab w:val="num" w:pos="4320"/>
+        </w:tabs>
+        <w:ind w:left="4320" w:hanging="360"/>
+      </w:pPr>
+      <w:rPr>
+        <w:rFonts w:ascii="Wingdings" w:hAnsi="Wingdings" w:hint="default"/>
+        <w:sz w:val="20"/>
+      </w:rPr>
+    </w:lvl>
+    <w:lvl w:ilvl="6" w:tentative="1">
+      <w:start w:val="1"/>
+      <w:numFmt w:val="bullet"/>
+      <w:lvlText w:val=""/>
+      <w:lvlJc w:val="left"/>
+      <w:pPr>
+        <w:tabs>
+          <w:tab w:val="num" w:pos="5040"/>
+        </w:tabs>
+        <w:ind w:left="5040" w:hanging="360"/>
+      </w:pPr>
+      <w:rPr>
+        <w:rFonts w:ascii="Wingdings" w:hAnsi="Wingdings" w:hint="default"/>
+        <w:sz w:val="20"/>
+      </w:rPr>
+    </w:lvl>
+    <w:lvl w:ilvl="7" w:tentative="1">
+      <w:start w:val="1"/>
+      <w:numFmt w:val="bullet"/>
+      <w:lvlText w:val=""/>
+      <w:lvlJc w:val="left"/>
+      <w:pPr>
+        <w:tabs>
+          <w:tab w:val="num" w:pos="5760"/>
+        </w:tabs>
+        <w:ind w:left="5760" w:hanging="360"/>
+      </w:pPr>
+      <w:rPr>
+        <w:rFonts w:ascii="Wingdings" w:hAnsi="Wingdings" w:hint="default"/>
+        <w:sz w:val="20"/>
+      </w:rPr>
+    </w:lvl>
+    <w:lvl w:ilvl="8" w:tentative="1">
+      <w:start w:val="1"/>
+      <w:numFmt w:val="bullet"/>
+      <w:lvlText w:val=""/>
+      <w:lvlJc w:val="left"/>
+      <w:pPr>
+        <w:tabs>
+          <w:tab w:val="num" w:pos="6480"/>
+        </w:tabs>
+        <w:ind w:left="6480" w:hanging="360"/>
+      </w:pPr>
+      <w:rPr>
+        <w:rFonts w:ascii="Wingdings" w:hAnsi="Wingdings" w:hint="default"/>
+        <w:sz w:val="20"/>
+      </w:rPr>
+    </w:lvl>
+  </w:abstractNum>
+  <w:abstractNum w:abstractNumId="3" w15:restartNumberingAfterBreak="0">
+    <w:nsid w:val="30463464"/>
+    <w:multiLevelType w:val="multilevel"/>
+    <w:tmpl w:val="62863D06"/>
+    <w:lvl w:ilvl="0">
+      <w:start w:val="1"/>
+      <w:numFmt w:val="bullet"/>
+      <w:lvlText w:val=""/>
+      <w:lvlJc w:val="left"/>
+      <w:pPr>
+        <w:tabs>
+          <w:tab w:val="num" w:pos="720"/>
+        </w:tabs>
+        <w:ind w:left="720" w:hanging="360"/>
+      </w:pPr>
+      <w:rPr>
+        <w:rFonts w:ascii="Symbol" w:hAnsi="Symbol" w:hint="default"/>
+        <w:sz w:val="20"/>
+      </w:rPr>
+    </w:lvl>
+    <w:lvl w:ilvl="1" w:tentative="1">
+      <w:start w:val="1"/>
+      <w:numFmt w:val="bullet"/>
+      <w:lvlText w:val="o"/>
+      <w:lvlJc w:val="left"/>
+      <w:pPr>
+        <w:tabs>
+          <w:tab w:val="num" w:pos="1440"/>
+        </w:tabs>
+        <w:ind w:left="1440" w:hanging="360"/>
+      </w:pPr>
+      <w:rPr>
+        <w:rFonts w:ascii="Courier New" w:hAnsi="Courier New" w:hint="default"/>
+        <w:sz w:val="20"/>
+      </w:rPr>
+    </w:lvl>
+    <w:lvl w:ilvl="2" w:tentative="1">
+      <w:start w:val="1"/>
+      <w:numFmt w:val="bullet"/>
+      <w:lvlText w:val=""/>
+      <w:lvlJc w:val="left"/>
+      <w:pPr>
+        <w:tabs>
+          <w:tab w:val="num" w:pos="2160"/>
+        </w:tabs>
+        <w:ind w:left="2160" w:hanging="360"/>
+      </w:pPr>
+      <w:rPr>
+        <w:rFonts w:ascii="Wingdings" w:hAnsi="Wingdings" w:hint="default"/>
+        <w:sz w:val="20"/>
+      </w:rPr>
+    </w:lvl>
+    <w:lvl w:ilvl="3" w:tentative="1">
+      <w:start w:val="1"/>
+      <w:numFmt w:val="bullet"/>
+      <w:lvlText w:val=""/>
+      <w:lvlJc w:val="left"/>
+      <w:pPr>
+        <w:tabs>
+          <w:tab w:val="num" w:pos="2880"/>
+        </w:tabs>
+        <w:ind w:left="2880" w:hanging="360"/>
+      </w:pPr>
+      <w:rPr>
+        <w:rFonts w:ascii="Wingdings" w:hAnsi="Wingdings" w:hint="default"/>
+        <w:sz w:val="20"/>
+      </w:rPr>
+    </w:lvl>
+    <w:lvl w:ilvl="4" w:tentative="1">
+      <w:start w:val="1"/>
+      <w:numFmt w:val="bullet"/>
+      <w:lvlText w:val=""/>
+      <w:lvlJc w:val="left"/>
+      <w:pPr>
+        <w:tabs>
+          <w:tab w:val="num" w:pos="3600"/>
+        </w:tabs>
+        <w:ind w:left="3600" w:hanging="360"/>
+      </w:pPr>
+      <w:rPr>
+        <w:rFonts w:ascii="Wingdings" w:hAnsi="Wingdings" w:hint="default"/>
+        <w:sz w:val="20"/>
+      </w:rPr>
+    </w:lvl>
+    <w:lvl w:ilvl="5" w:tentative="1">
+      <w:start w:val="1"/>
+      <w:numFmt w:val="bullet"/>
+      <w:lvlText w:val=""/>
+      <w:lvlJc w:val="left"/>
+      <w:pPr>
+        <w:tabs>
+          <w:tab w:val="num" w:pos="4320"/>
+        </w:tabs>
+        <w:ind w:left="4320" w:hanging="360"/>
+      </w:pPr>
+      <w:rPr>
+        <w:rFonts w:ascii="Wingdings" w:hAnsi="Wingdings" w:hint="default"/>
+        <w:sz w:val="20"/>
+      </w:rPr>
+    </w:lvl>
+    <w:lvl w:ilvl="6" w:tentative="1">
+      <w:start w:val="1"/>
+      <w:numFmt w:val="bullet"/>
+      <w:lvlText w:val=""/>
+      <w:lvlJc w:val="left"/>
+      <w:pPr>
+        <w:tabs>
+          <w:tab w:val="num" w:pos="5040"/>
+        </w:tabs>
+        <w:ind w:left="5040" w:hanging="360"/>
+      </w:pPr>
+      <w:rPr>
+        <w:rFonts w:ascii="Wingdings" w:hAnsi="Wingdings" w:hint="default"/>
+        <w:sz w:val="20"/>
+      </w:rPr>
+    </w:lvl>
+    <w:lvl w:ilvl="7" w:tentative="1">
+      <w:start w:val="1"/>
+      <w:numFmt w:val="bullet"/>
+      <w:lvlText w:val=""/>
+      <w:lvlJc w:val="left"/>
+      <w:pPr>
+        <w:tabs>
+          <w:tab w:val="num" w:pos="5760"/>
+        </w:tabs>
+        <w:ind w:left="5760" w:hanging="360"/>
+      </w:pPr>
+      <w:rPr>
+        <w:rFonts w:ascii="Wingdings" w:hAnsi="Wingdings" w:hint="default"/>
+        <w:sz w:val="20"/>
+      </w:rPr>
+    </w:lvl>
+    <w:lvl w:ilvl="8" w:tentative="1">
+      <w:start w:val="1"/>
+      <w:numFmt w:val="bullet"/>
+      <w:lvlText w:val=""/>
+      <w:lvlJc w:val="left"/>
+      <w:pPr>
+        <w:tabs>
+          <w:tab w:val="num" w:pos="6480"/>
+        </w:tabs>
+        <w:ind w:left="6480" w:hanging="360"/>
+      </w:pPr>
+      <w:rPr>
+        <w:rFonts w:ascii="Wingdings" w:hAnsi="Wingdings" w:hint="default"/>
+        <w:sz w:val="20"/>
+      </w:rPr>
+    </w:lvl>
+  </w:abstractNum>
+  <w:abstractNum w:abstractNumId="4" w15:restartNumberingAfterBreak="0">
+    <w:nsid w:val="6BAA2054"/>
+    <w:multiLevelType w:val="multilevel"/>
+    <w:tmpl w:val="C706AB54"/>
+    <w:lvl w:ilvl="0">
+      <w:start w:val="1"/>
+      <w:numFmt w:val="bullet"/>
+      <w:lvlText w:val=""/>
+      <w:lvlJc w:val="left"/>
+      <w:pPr>
+        <w:tabs>
+          <w:tab w:val="num" w:pos="720"/>
+        </w:tabs>
+        <w:ind w:left="720" w:hanging="360"/>
+      </w:pPr>
+      <w:rPr>
+        <w:rFonts w:ascii="Symbol" w:hAnsi="Symbol" w:hint="default"/>
+        <w:sz w:val="20"/>
+      </w:rPr>
+    </w:lvl>
+    <w:lvl w:ilvl="1" w:tentative="1">
+      <w:start w:val="1"/>
+      <w:numFmt w:val="bullet"/>
+      <w:lvlText w:val="o"/>
+      <w:lvlJc w:val="left"/>
+      <w:pPr>
+        <w:tabs>
+          <w:tab w:val="num" w:pos="1440"/>
+        </w:tabs>
+        <w:ind w:left="1440" w:hanging="360"/>
+      </w:pPr>
+      <w:rPr>
+        <w:rFonts w:ascii="Courier New" w:hAnsi="Courier New" w:hint="default"/>
+        <w:sz w:val="20"/>
+      </w:rPr>
+    </w:lvl>
+    <w:lvl w:ilvl="2" w:tentative="1">
+      <w:start w:val="1"/>
+      <w:numFmt w:val="bullet"/>
+      <w:lvlText w:val=""/>
+      <w:lvlJc w:val="left"/>
+      <w:pPr>
+        <w:tabs>
+          <w:tab w:val="num" w:pos="2160"/>
+        </w:tabs>
+        <w:ind w:left="2160" w:hanging="360"/>
+      </w:pPr>
+      <w:rPr>
+        <w:rFonts w:ascii="Wingdings" w:hAnsi="Wingdings" w:hint="default"/>
+        <w:sz w:val="20"/>
+      </w:rPr>
+    </w:lvl>
+    <w:lvl w:ilvl="3" w:tentative="1">
+      <w:start w:val="1"/>
+      <w:numFmt w:val="bullet"/>
+      <w:lvlText w:val=""/>
+      <w:lvlJc w:val="left"/>
+      <w:pPr>
+        <w:tabs>
+          <w:tab w:val="num" w:pos="2880"/>
+        </w:tabs>
+        <w:ind w:left="2880" w:hanging="360"/>
+      </w:pPr>
+      <w:rPr>
+        <w:rFonts w:ascii="Wingdings" w:hAnsi="Wingdings" w:hint="default"/>
+        <w:sz w:val="20"/>
+      </w:rPr>
+    </w:lvl>
+    <w:lvl w:ilvl="4" w:tentative="1">
+      <w:start w:val="1"/>
+      <w:numFmt w:val="bullet"/>
+      <w:lvlText w:val=""/>
+      <w:lvlJc w:val="left"/>
+      <w:pPr>
+        <w:tabs>
+          <w:tab w:val="num" w:pos="3600"/>
+        </w:tabs>
+        <w:ind w:left="3600" w:hanging="360"/>
+      </w:pPr>
+      <w:rPr>
+        <w:rFonts w:ascii="Wingdings" w:hAnsi="Wingdings" w:hint="default"/>
+        <w:sz w:val="20"/>
+      </w:rPr>
+    </w:lvl>
+    <w:lvl w:ilvl="5" w:tentative="1">
+      <w:start w:val="1"/>
+      <w:numFmt w:val="bullet"/>
+      <w:lvlText w:val=""/>
+      <w:lvlJc w:val="left"/>
+      <w:pPr>
+        <w:tabs>
+          <w:tab w:val="num" w:pos="4320"/>
+        </w:tabs>
+        <w:ind w:left="4320" w:hanging="360"/>
+      </w:pPr>
+      <w:rPr>
+        <w:rFonts w:ascii="Wingdings" w:hAnsi="Wingdings" w:hint="default"/>
+        <w:sz w:val="20"/>
+      </w:rPr>
+    </w:lvl>
+    <w:lvl w:ilvl="6" w:tentative="1">
+      <w:start w:val="1"/>
+      <w:numFmt w:val="bullet"/>
+      <w:lvlText w:val=""/>
+      <w:lvlJc w:val="left"/>
+      <w:pPr>
+        <w:tabs>
+          <w:tab w:val="num" w:pos="5040"/>
+        </w:tabs>
+        <w:ind w:left="5040" w:hanging="360"/>
+      </w:pPr>
+      <w:rPr>
+        <w:rFonts w:ascii="Wingdings" w:hAnsi="Wingdings" w:hint="default"/>
+        <w:sz w:val="20"/>
+      </w:rPr>
+    </w:lvl>
+    <w:lvl w:ilvl="7" w:tentative="1">
+      <w:start w:val="1"/>
+      <w:numFmt w:val="bullet"/>
+      <w:lvlText w:val=""/>
+      <w:lvlJc w:val="left"/>
+      <w:pPr>
+        <w:tabs>
+          <w:tab w:val="num" w:pos="5760"/>
+        </w:tabs>
+        <w:ind w:left="5760" w:hanging="360"/>
+      </w:pPr>
+      <w:rPr>
+        <w:rFonts w:ascii="Wingdings" w:hAnsi="Wingdings" w:hint="default"/>
+        <w:sz w:val="20"/>
+      </w:rPr>
+    </w:lvl>
+    <w:lvl w:ilvl="8" w:tentative="1">
+      <w:start w:val="1"/>
+      <w:numFmt w:val="bullet"/>
+      <w:lvlText w:val=""/>
+      <w:lvlJc w:val="left"/>
+      <w:pPr>
+        <w:tabs>
+          <w:tab w:val="num" w:pos="6480"/>
+        </w:tabs>
+        <w:ind w:left="6480" w:hanging="360"/>
+      </w:pPr>
+      <w:rPr>
+        <w:rFonts w:ascii="Wingdings" w:hAnsi="Wingdings" w:hint="default"/>
+        <w:sz w:val="20"/>
+      </w:rPr>
+    </w:lvl>
+  </w:abstractNum>
   <w:num w:numId="1">
+    <w:abstractNumId w:val="1"/>
+  </w:num>
+  <w:num w:numId="2">
+    <w:abstractNumId w:val="2"/>
+  </w:num>
+  <w:num w:numId="3">
     <w:abstractNumId w:val="0"/>
   </w:num>
-  <w:num w:numId="2">
-    <w:abstractNumId w:val="1"/>
+  <w:num w:numId="4">
+    <w:abstractNumId w:val="3"/>
+  </w:num>
+  <w:num w:numId="5">
+    <w:abstractNumId w:val="4"/>
   </w:num>
 </w:numbering>
 </file>
@@ -1412,6 +5319,29 @@
       <w:lang w:eastAsia="en-GB"/>
     </w:rPr>
   </w:style>
+  <w:style w:type="paragraph" w:styleId="Heading2">
+    <w:name w:val="heading 2"/>
+    <w:basedOn w:val="Normal"/>
+    <w:next w:val="Normal"/>
+    <w:link w:val="Heading2Char"/>
+    <w:uiPriority w:val="9"/>
+    <w:semiHidden/>
+    <w:unhideWhenUsed/>
+    <w:qFormat/>
+    <w:rsid w:val="0099431E"/>
+    <w:pPr>
+      <w:keepNext/>
+      <w:keepLines/>
+      <w:spacing w:before="40" w:after="0"/>
+      <w:outlineLvl w:val="1"/>
+    </w:pPr>
+    <w:rPr>
+      <w:rFonts w:asciiTheme="majorHAnsi" w:eastAsiaTheme="majorEastAsia" w:hAnsiTheme="majorHAnsi" w:cstheme="majorBidi"/>
+      <w:color w:val="2E74B5" w:themeColor="accent1" w:themeShade="BF"/>
+      <w:sz w:val="26"/>
+      <w:szCs w:val="26"/>
+    </w:rPr>
+  </w:style>
   <w:style w:type="paragraph" w:styleId="Heading3">
     <w:name w:val="heading 3"/>
     <w:basedOn w:val="Normal"/>
@@ -1523,7 +5453,6 @@
     <w:basedOn w:val="Normal"/>
     <w:link w:val="HTMLPreformattedChar"/>
     <w:uiPriority w:val="99"/>
-    <w:semiHidden/>
     <w:unhideWhenUsed/>
     <w:rsid w:val="00CC0D99"/>
     <w:pPr>
@@ -1559,7 +5488,6 @@
     <w:basedOn w:val="DefaultParagraphFont"/>
     <w:link w:val="HTMLPreformatted"/>
     <w:uiPriority w:val="99"/>
-    <w:semiHidden/>
     <w:rsid w:val="00CC0D99"/>
     <w:rPr>
       <w:rFonts w:ascii="Courier New" w:eastAsia="Times New Roman" w:hAnsi="Courier New" w:cs="Courier New"/>
@@ -1580,6 +5508,87 @@
       <w:sz w:val="20"/>
       <w:szCs w:val="20"/>
     </w:rPr>
+  </w:style>
+  <w:style w:type="character" w:styleId="Hyperlink">
+    <w:name w:val="Hyperlink"/>
+    <w:basedOn w:val="DefaultParagraphFont"/>
+    <w:uiPriority w:val="99"/>
+    <w:unhideWhenUsed/>
+    <w:rsid w:val="0099431E"/>
+    <w:rPr>
+      <w:color w:val="0563C1" w:themeColor="hyperlink"/>
+      <w:u w:val="single"/>
+    </w:rPr>
+  </w:style>
+  <w:style w:type="character" w:styleId="FollowedHyperlink">
+    <w:name w:val="FollowedHyperlink"/>
+    <w:basedOn w:val="DefaultParagraphFont"/>
+    <w:uiPriority w:val="99"/>
+    <w:semiHidden/>
+    <w:unhideWhenUsed/>
+    <w:rsid w:val="0099431E"/>
+    <w:rPr>
+      <w:color w:val="954F72" w:themeColor="followedHyperlink"/>
+      <w:u w:val="single"/>
+    </w:rPr>
+  </w:style>
+  <w:style w:type="character" w:customStyle="1" w:styleId="Heading2Char">
+    <w:name w:val="Heading 2 Char"/>
+    <w:basedOn w:val="DefaultParagraphFont"/>
+    <w:link w:val="Heading2"/>
+    <w:uiPriority w:val="9"/>
+    <w:semiHidden/>
+    <w:rsid w:val="0099431E"/>
+    <w:rPr>
+      <w:rFonts w:asciiTheme="majorHAnsi" w:eastAsiaTheme="majorEastAsia" w:hAnsiTheme="majorHAnsi" w:cstheme="majorBidi"/>
+      <w:color w:val="2E74B5" w:themeColor="accent1" w:themeShade="BF"/>
+      <w:sz w:val="26"/>
+      <w:szCs w:val="26"/>
+    </w:rPr>
+  </w:style>
+  <w:style w:type="paragraph" w:styleId="Header">
+    <w:name w:val="header"/>
+    <w:basedOn w:val="Normal"/>
+    <w:link w:val="HeaderChar"/>
+    <w:uiPriority w:val="99"/>
+    <w:unhideWhenUsed/>
+    <w:rsid w:val="008A4BB4"/>
+    <w:pPr>
+      <w:tabs>
+        <w:tab w:val="center" w:pos="4513"/>
+        <w:tab w:val="right" w:pos="9026"/>
+      </w:tabs>
+      <w:spacing w:after="0" w:line="240" w:lineRule="auto"/>
+    </w:pPr>
+  </w:style>
+  <w:style w:type="character" w:customStyle="1" w:styleId="HeaderChar">
+    <w:name w:val="Header Char"/>
+    <w:basedOn w:val="DefaultParagraphFont"/>
+    <w:link w:val="Header"/>
+    <w:uiPriority w:val="99"/>
+    <w:rsid w:val="008A4BB4"/>
+  </w:style>
+  <w:style w:type="paragraph" w:styleId="Footer">
+    <w:name w:val="footer"/>
+    <w:basedOn w:val="Normal"/>
+    <w:link w:val="FooterChar"/>
+    <w:uiPriority w:val="99"/>
+    <w:unhideWhenUsed/>
+    <w:rsid w:val="008A4BB4"/>
+    <w:pPr>
+      <w:tabs>
+        <w:tab w:val="center" w:pos="4513"/>
+        <w:tab w:val="right" w:pos="9026"/>
+      </w:tabs>
+      <w:spacing w:after="0" w:line="240" w:lineRule="auto"/>
+    </w:pPr>
+  </w:style>
+  <w:style w:type="character" w:customStyle="1" w:styleId="FooterChar">
+    <w:name w:val="Footer Char"/>
+    <w:basedOn w:val="DefaultParagraphFont"/>
+    <w:link w:val="Footer"/>
+    <w:uiPriority w:val="99"/>
+    <w:rsid w:val="008A4BB4"/>
   </w:style>
 </w:styles>
 </file>
